--- a/tests/evidence/INF2005_ACW1_P6-4_Test_Evidence.docx
+++ b/tests/evidence/INF2005_ACW1_P6-4_Test_Evidence.docx
@@ -253,7 +253,7 @@
                 <w:sz w:val="18"/>
                 <w:szCs w:val="18"/>
               </w:rPr>
-              <w:t xml:space="preserve">2026-09-28 01:18 by tools/generate_evidence.py</w:t>
+              <w:t xml:space="preserve">2026-09-28 16:16 by tools/generate_evidence.py</w:t>
             </w:r>
           </w:p>
         </w:tc>
@@ -315,7 +315,7 @@
                 <w:sz w:val="18"/>
                 <w:szCs w:val="18"/>
               </w:rPr>
-              <w:t xml:space="preserve">branch m6-advanced, commit 193d5b0</w:t>
+              <w:t xml:space="preserve">branch m6-advanced, commit f883eb2</w:t>
             </w:r>
           </w:p>
         </w:tc>
@@ -563,7 +563,7 @@
                 <w:sz w:val="18"/>
                 <w:szCs w:val="18"/>
               </w:rPr>
-              <w:t xml:space="preserve">83 passed in 23.08s</w:t>
+              <w:t xml:space="preserve">83 passed in 20.33s</w:t>
             </w:r>
           </w:p>
         </w:tc>
@@ -4557,7 +4557,7 @@
                 <w:sz w:val="18"/>
                 <w:szCs w:val="18"/>
               </w:rPr>
-              <w:t xml:space="preserve">N5 (wrong stego key), Attack Lab rows 4-6 (wrong key, off-by-one start, crop)</w:t>
+              <w:t xml:space="preserve">N5 (wrong stego key), Attack Lab rows 1-3 (wrong key, off-by-one start, crop)</w:t>
             </w:r>
           </w:p>
         </w:tc>
@@ -4619,7 +4619,7 @@
                 <w:sz w:val="18"/>
                 <w:szCs w:val="18"/>
               </w:rPr>
-              <w:t xml:space="preserve">N2, N3 (media edited), Attack Lab rows 1 and 7</w:t>
+              <w:t xml:space="preserve">N2, N3 (media edited), Attack Lab rows 6 and 7</w:t>
             </w:r>
           </w:p>
         </w:tc>
@@ -4681,7 +4681,7 @@
                 <w:sz w:val="18"/>
                 <w:szCs w:val="18"/>
               </w:rPr>
-              <w:t xml:space="preserve">N4 (forged signer), Attack Lab row 2 (one payload bit changed)</w:t>
+              <w:t xml:space="preserve">N4 (forged signer), Attack Lab row 5 (one payload bit changed)</w:t>
             </w:r>
           </w:p>
         </w:tc>
@@ -5053,7 +5053,7 @@
                 <w:sz w:val="18"/>
                 <w:szCs w:val="18"/>
               </w:rPr>
-              <w:t xml:space="preserve">N7 and Attack Lab row 10: lossy compression destroys the payload. S1: version 1 payloads can be read without the key</w:t>
+              <w:t xml:space="preserve">N7 and Attack Lab row 11: lossy compression destroys the payload. S1: version 1 payloads can be read without the key</w:t>
             </w:r>
           </w:p>
         </w:tc>
@@ -6611,7 +6611,7 @@
           <w:sz w:val="15"/>
           <w:szCs w:val="15"/>
         </w:rPr>
-        <w:t xml:space="preserve">    "ct": "f1f46ef97ee88af8d3809ee7…"</w:t>
+        <w:t xml:space="preserve">    "ct": "00e08b6b66381148511b09fe…"</w:t>
       </w:r>
     </w:p>
     <w:p>
@@ -6781,7 +6781,7 @@
           <w:sz w:val="15"/>
           <w:szCs w:val="15"/>
         </w:rPr>
-        <w:t xml:space="preserve">      "ct": "f1f46ef97ee88af8d3809ee7…",</w:t>
+        <w:t xml:space="preserve">      "ct": "00e08b6b66381148511b09fe…",</w:t>
       </w:r>
     </w:p>
     <w:p>
@@ -7140,7 +7140,7 @@
           <w:sz w:val="15"/>
           <w:szCs w:val="15"/>
         </w:rPr>
-        <w:t xml:space="preserve">    "ct": "acf9ef2bda6ff0498c7e8ca3…"</w:t>
+        <w:t xml:space="preserve">    "ct": "58dd791da27cad89dc2df4a9…"</w:t>
       </w:r>
     </w:p>
     <w:p>
@@ -7310,7 +7310,7 @@
           <w:sz w:val="15"/>
           <w:szCs w:val="15"/>
         </w:rPr>
-        <w:t xml:space="preserve">      "ct": "acf9ef2bda6ff0498c7e8ca3…",</w:t>
+        <w:t xml:space="preserve">      "ct": "58dd791da27cad89dc2df4a9…",</w:t>
       </w:r>
     </w:p>
     <w:p>
@@ -7889,7 +7889,7 @@
                 <w:sz w:val="18"/>
                 <w:szCs w:val="18"/>
               </w:rPr>
-              <w:t xml:space="preserve">4,417</w:t>
+              <w:t xml:space="preserve">4,422</w:t>
             </w:r>
           </w:p>
         </w:tc>
@@ -8104,7 +8104,7 @@
                 <w:sz w:val="18"/>
                 <w:szCs w:val="18"/>
               </w:rPr>
-              <w:t xml:space="preserve">3,319</w:t>
+              <w:t xml:space="preserve">3,316</w:t>
             </w:r>
           </w:p>
         </w:tc>
@@ -8319,7 +8319,7 @@
                 <w:sz w:val="18"/>
                 <w:szCs w:val="18"/>
               </w:rPr>
-              <w:t xml:space="preserve">2,575</w:t>
+              <w:t xml:space="preserve">2,578</w:t>
             </w:r>
           </w:p>
         </w:tc>
@@ -8349,7 +8349,7 @@
                 <w:sz w:val="18"/>
                 <w:szCs w:val="18"/>
               </w:rPr>
-              <w:t xml:space="preserve">60.8 dB</w:t>
+              <w:t xml:space="preserve">60.9 dB</w:t>
             </w:r>
           </w:p>
         </w:tc>
@@ -8534,7 +8534,7 @@
                 <w:sz w:val="18"/>
                 <w:szCs w:val="18"/>
               </w:rPr>
-              <w:t xml:space="preserve">2,069</w:t>
+              <w:t xml:space="preserve">2,066</w:t>
             </w:r>
           </w:p>
         </w:tc>
@@ -8749,7 +8749,7 @@
                 <w:sz w:val="18"/>
                 <w:szCs w:val="18"/>
               </w:rPr>
-              <w:t xml:space="preserve">1,717</w:t>
+              <w:t xml:space="preserve">1,716</w:t>
             </w:r>
           </w:p>
         </w:tc>
@@ -8779,7 +8779,7 @@
                 <w:sz w:val="18"/>
                 <w:szCs w:val="18"/>
               </w:rPr>
-              <w:t xml:space="preserve">52.3 dB</w:t>
+              <w:t xml:space="preserve">52.2 dB</w:t>
             </w:r>
           </w:p>
         </w:tc>
@@ -8964,7 +8964,7 @@
                 <w:sz w:val="18"/>
                 <w:szCs w:val="18"/>
               </w:rPr>
-              <w:t xml:space="preserve">1,479</w:t>
+              <w:t xml:space="preserve">1,477</w:t>
             </w:r>
           </w:p>
         </w:tc>
@@ -8994,7 +8994,7 @@
                 <w:sz w:val="18"/>
                 <w:szCs w:val="18"/>
               </w:rPr>
-              <w:t xml:space="preserve">45.8 dB</w:t>
+              <w:t xml:space="preserve">46.0 dB</w:t>
             </w:r>
           </w:p>
         </w:tc>
@@ -9179,7 +9179,7 @@
                 <w:sz w:val="18"/>
                 <w:szCs w:val="18"/>
               </w:rPr>
-              <w:t xml:space="preserve">1,272</w:t>
+              <w:t xml:space="preserve">1,273</w:t>
             </w:r>
           </w:p>
         </w:tc>
@@ -9394,7 +9394,7 @@
                 <w:sz w:val="18"/>
                 <w:szCs w:val="18"/>
               </w:rPr>
-              <w:t xml:space="preserve">1,122</w:t>
+              <w:t xml:space="preserve">1,123</w:t>
             </w:r>
           </w:p>
         </w:tc>
@@ -9424,7 +9424,7 @@
                 <w:sz w:val="18"/>
                 <w:szCs w:val="18"/>
               </w:rPr>
-              <w:t xml:space="preserve">32.9 dB</w:t>
+              <w:t xml:space="preserve">32.8 dB</w:t>
             </w:r>
           </w:p>
         </w:tc>
@@ -9885,7 +9885,7 @@
                 <w:sz w:val="18"/>
                 <w:szCs w:val="18"/>
               </w:rPr>
-              <w:t xml:space="preserve">4,454</w:t>
+              <w:t xml:space="preserve">4,480</w:t>
             </w:r>
           </w:p>
         </w:tc>
@@ -9915,7 +9915,7 @@
                 <w:sz w:val="18"/>
                 <w:szCs w:val="18"/>
               </w:rPr>
-              <w:t xml:space="preserve">96.1 dB</w:t>
+              <w:t xml:space="preserve">96.0 dB</w:t>
             </w:r>
           </w:p>
         </w:tc>
@@ -10100,7 +10100,7 @@
                 <w:sz w:val="18"/>
                 <w:szCs w:val="18"/>
               </w:rPr>
-              <w:t xml:space="preserve">3,300</w:t>
+              <w:t xml:space="preserve">3,277</w:t>
             </w:r>
           </w:p>
         </w:tc>
@@ -10315,7 +10315,7 @@
                 <w:sz w:val="18"/>
                 <w:szCs w:val="18"/>
               </w:rPr>
-              <w:t xml:space="preserve">2,594</w:t>
+              <w:t xml:space="preserve">2,582</w:t>
             </w:r>
           </w:p>
         </w:tc>
@@ -10560,7 +10560,7 @@
                 <w:sz w:val="18"/>
                 <w:szCs w:val="18"/>
               </w:rPr>
-              <w:t xml:space="preserve">82.8 dB</w:t>
+              <w:t xml:space="preserve">82.9 dB</w:t>
             </w:r>
           </w:p>
         </w:tc>
@@ -10745,7 +10745,7 @@
                 <w:sz w:val="18"/>
                 <w:szCs w:val="18"/>
               </w:rPr>
-              <w:t xml:space="preserve">1,724</w:t>
+              <w:t xml:space="preserve">1,723</w:t>
             </w:r>
           </w:p>
         </w:tc>
@@ -10960,7 +10960,7 @@
                 <w:sz w:val="18"/>
                 <w:szCs w:val="18"/>
               </w:rPr>
-              <w:t xml:space="preserve">1,461</w:t>
+              <w:t xml:space="preserve">1,463</w:t>
             </w:r>
           </w:p>
         </w:tc>
@@ -11175,7 +11175,7 @@
                 <w:sz w:val="18"/>
                 <w:szCs w:val="18"/>
               </w:rPr>
-              <w:t xml:space="preserve">1,265</w:t>
+              <w:t xml:space="preserve">1,267</w:t>
             </w:r>
           </w:p>
         </w:tc>
@@ -14500,6 +14500,19 @@
           <w:sz w:val="21"/>
           <w:szCs w:val="21"/>
         </w:rPr>
+        <w:t xml:space="preserve">The attacks follow the order verify() runs its checks: attacks 1-3 go after finding the header, 4 the length check, 5 the signature, 6-7 the media hash and 8 the replay log. Attacks 9-11 are damage in transit rather than tricks. Each attack runs on its own fresh copy of the genuine file, so they are independent.</w:t>
+      </w:r>
+    </w:p>
+    <w:p>
+      <w:pPr>
+        <w:spacing w:after="120" w:before="0"/>
+      </w:pPr>
+      <w:r>
+        <w:rPr>
+          <w:rFonts w:ascii="Arial" w:cs="Arial" w:eastAsia="Arial" w:hAnsi="Arial"/>
+          <w:sz w:val="21"/>
+          <w:szCs w:val="21"/>
+        </w:rPr>
         <w:t xml:space="preserve">core/attacks.py takes a genuine stego file and runs eleven attacks on copies of it, each changing exactly one thing, then checks verify() gives the expected verdict. It starts by verifying the untouched file, so a row only counts if the file was authentic to begin with. It runs in a throwaway replay history, so it never affects the real one.</w:t>
       </w:r>
     </w:p>
@@ -14534,12 +14547,13 @@
         <w:tblLayout w:type="fixed"/>
       </w:tblPr>
       <w:tblGrid>
-        <w:gridCol w:w="350"/>
-        <w:gridCol w:w="1700"/>
-        <w:gridCol w:w="2750"/>
-        <w:gridCol w:w="1750"/>
-        <w:gridCol w:w="1650"/>
-        <w:gridCol w:w="826"/>
+        <w:gridCol w:w="330"/>
+        <w:gridCol w:w="1500"/>
+        <w:gridCol w:w="1250"/>
+        <w:gridCol w:w="2200"/>
+        <w:gridCol w:w="1500"/>
+        <w:gridCol w:w="1400"/>
+        <w:gridCol w:w="846"/>
       </w:tblGrid>
       <w:tr>
         <w:trPr>
@@ -14547,7 +14561,7 @@
         </w:trPr>
         <w:tc>
           <w:tcPr>
-            <w:tcW w:type="dxa" w:w="350"/>
+            <w:tcW w:type="dxa" w:w="330"/>
             <w:tcBorders>
               <w:top w:val="single" w:color="BFC5CD" w:sz="4"/>
               <w:left w:val="single" w:color="BFC5CD" w:sz="4"/>
@@ -14580,7 +14594,7 @@
         </w:tc>
         <w:tc>
           <w:tcPr>
-            <w:tcW w:type="dxa" w:w="1700"/>
+            <w:tcW w:type="dxa" w:w="1500"/>
             <w:tcBorders>
               <w:top w:val="single" w:color="BFC5CD" w:sz="4"/>
               <w:left w:val="single" w:color="BFC5CD" w:sz="4"/>
@@ -14613,7 +14627,7 @@
         </w:tc>
         <w:tc>
           <w:tcPr>
-            <w:tcW w:type="dxa" w:w="2750"/>
+            <w:tcW w:type="dxa" w:w="1250"/>
             <w:tcBorders>
               <w:top w:val="single" w:color="BFC5CD" w:sz="4"/>
               <w:left w:val="single" w:color="BFC5CD" w:sz="4"/>
@@ -14640,13 +14654,13 @@
                 <w:sz w:val="18"/>
                 <w:szCs w:val="18"/>
               </w:rPr>
-              <w:t xml:space="preserve">What the attacker did</w:t>
-            </w:r>
-          </w:p>
-        </w:tc>
-        <w:tc>
-          <w:tcPr>
-            <w:tcW w:type="dxa" w:w="1750"/>
+              <w:t xml:space="preserve">Check it targets</w:t>
+            </w:r>
+          </w:p>
+        </w:tc>
+        <w:tc>
+          <w:tcPr>
+            <w:tcW w:type="dxa" w:w="2200"/>
             <w:tcBorders>
               <w:top w:val="single" w:color="BFC5CD" w:sz="4"/>
               <w:left w:val="single" w:color="BFC5CD" w:sz="4"/>
@@ -14673,13 +14687,13 @@
                 <w:sz w:val="18"/>
                 <w:szCs w:val="18"/>
               </w:rPr>
-              <w:t xml:space="preserve">Expected</w:t>
-            </w:r>
-          </w:p>
-        </w:tc>
-        <w:tc>
-          <w:tcPr>
-            <w:tcW w:type="dxa" w:w="1650"/>
+              <w:t xml:space="preserve">What the attacker did</w:t>
+            </w:r>
+          </w:p>
+        </w:tc>
+        <w:tc>
+          <w:tcPr>
+            <w:tcW w:type="dxa" w:w="1500"/>
             <w:tcBorders>
               <w:top w:val="single" w:color="BFC5CD" w:sz="4"/>
               <w:left w:val="single" w:color="BFC5CD" w:sz="4"/>
@@ -14706,13 +14720,13 @@
                 <w:sz w:val="18"/>
                 <w:szCs w:val="18"/>
               </w:rPr>
-              <w:t xml:space="preserve">Got</w:t>
-            </w:r>
-          </w:p>
-        </w:tc>
-        <w:tc>
-          <w:tcPr>
-            <w:tcW w:type="dxa" w:w="826"/>
+              <w:t xml:space="preserve">Expected</w:t>
+            </w:r>
+          </w:p>
+        </w:tc>
+        <w:tc>
+          <w:tcPr>
+            <w:tcW w:type="dxa" w:w="1400"/>
             <w:tcBorders>
               <w:top w:val="single" w:color="BFC5CD" w:sz="4"/>
               <w:left w:val="single" w:color="BFC5CD" w:sz="4"/>
@@ -14739,6 +14753,39 @@
                 <w:sz w:val="18"/>
                 <w:szCs w:val="18"/>
               </w:rPr>
+              <w:t xml:space="preserve">Got</w:t>
+            </w:r>
+          </w:p>
+        </w:tc>
+        <w:tc>
+          <w:tcPr>
+            <w:tcW w:type="dxa" w:w="846"/>
+            <w:tcBorders>
+              <w:top w:val="single" w:color="BFC5CD" w:sz="4"/>
+              <w:left w:val="single" w:color="BFC5CD" w:sz="4"/>
+              <w:bottom w:val="single" w:color="BFC5CD" w:sz="4"/>
+              <w:right w:val="single" w:color="BFC5CD" w:sz="4"/>
+            </w:tcBorders>
+            <w:shd w:fill="E8EEF7" w:color="auto" w:val="clear"/>
+            <w:tcMar>
+              <w:top w:type="dxa" w:w="60"/>
+              <w:left w:type="dxa" w:w="100"/>
+              <w:bottom w:type="dxa" w:w="60"/>
+              <w:right w:type="dxa" w:w="100"/>
+            </w:tcMar>
+          </w:tcPr>
+          <w:p>
+            <w:pPr>
+              <w:spacing w:after="0"/>
+            </w:pPr>
+            <w:r>
+              <w:rPr>
+                <w:rFonts w:ascii="Arial" w:cs="Arial" w:eastAsia="Arial" w:hAnsi="Arial"/>
+                <w:b/>
+                <w:bCs/>
+                <w:sz w:val="18"/>
+                <w:szCs w:val="18"/>
+              </w:rPr>
               <w:t xml:space="preserve">Result</w:t>
             </w:r>
           </w:p>
@@ -14747,7 +14794,7 @@
       <w:tr>
         <w:tc>
           <w:tcPr>
-            <w:tcW w:type="dxa" w:w="350"/>
+            <w:tcW w:type="dxa" w:w="330"/>
             <w:tcBorders>
               <w:top w:val="single" w:color="BFC5CD" w:sz="4"/>
               <w:left w:val="single" w:color="BFC5CD" w:sz="4"/>
@@ -14777,127 +14824,157 @@
         </w:tc>
         <w:tc>
           <w:tcPr>
-            <w:tcW w:type="dxa" w:w="1700"/>
-            <w:tcBorders>
-              <w:top w:val="single" w:color="BFC5CD" w:sz="4"/>
-              <w:left w:val="single" w:color="BFC5CD" w:sz="4"/>
-              <w:bottom w:val="single" w:color="BFC5CD" w:sz="4"/>
-              <w:right w:val="single" w:color="BFC5CD" w:sz="4"/>
-            </w:tcBorders>
-            <w:tcMar>
-              <w:top w:type="dxa" w:w="60"/>
-              <w:left w:type="dxa" w:w="100"/>
-              <w:bottom w:type="dxa" w:w="60"/>
-              <w:right w:type="dxa" w:w="100"/>
-            </w:tcMar>
-          </w:tcPr>
-          <w:p>
-            <w:pPr>
-              <w:spacing w:after="0"/>
-            </w:pPr>
-            <w:r>
-              <w:rPr>
-                <w:rFonts w:ascii="Arial" w:cs="Arial" w:eastAsia="Arial" w:hAnsi="Arial"/>
-                <w:sz w:val="18"/>
-                <w:szCs w:val="18"/>
-              </w:rPr>
-              <w:t xml:space="preserve">Edit outside payload</w:t>
-            </w:r>
-          </w:p>
-        </w:tc>
-        <w:tc>
-          <w:tcPr>
-            <w:tcW w:type="dxa" w:w="2750"/>
-            <w:tcBorders>
-              <w:top w:val="single" w:color="BFC5CD" w:sz="4"/>
-              <w:left w:val="single" w:color="BFC5CD" w:sz="4"/>
-              <w:bottom w:val="single" w:color="BFC5CD" w:sz="4"/>
-              <w:right w:val="single" w:color="BFC5CD" w:sz="4"/>
-            </w:tcBorders>
-            <w:tcMar>
-              <w:top w:type="dxa" w:w="60"/>
-              <w:left w:type="dxa" w:w="100"/>
-              <w:bottom w:type="dxa" w:w="60"/>
-              <w:right w:type="dxa" w:w="100"/>
-            </w:tcMar>
-          </w:tcPr>
-          <w:p>
-            <w:pPr>
-              <w:spacing w:after="0"/>
-            </w:pPr>
-            <w:r>
-              <w:rPr>
-                <w:rFonts w:ascii="Arial" w:cs="Arial" w:eastAsia="Arial" w:hAnsi="Arial"/>
-                <w:sz w:val="18"/>
-                <w:szCs w:val="18"/>
-              </w:rPr>
-              <w:t xml:space="preserve">Flipped the top bit of 500 bytes that hold no payload</w:t>
-            </w:r>
-          </w:p>
-        </w:tc>
-        <w:tc>
-          <w:tcPr>
-            <w:tcW w:type="dxa" w:w="1750"/>
-            <w:tcBorders>
-              <w:top w:val="single" w:color="BFC5CD" w:sz="4"/>
-              <w:left w:val="single" w:color="BFC5CD" w:sz="4"/>
-              <w:bottom w:val="single" w:color="BFC5CD" w:sz="4"/>
-              <w:right w:val="single" w:color="BFC5CD" w:sz="4"/>
-            </w:tcBorders>
-            <w:tcMar>
-              <w:top w:type="dxa" w:w="60"/>
-              <w:left w:type="dxa" w:w="100"/>
-              <w:bottom w:type="dxa" w:w="60"/>
-              <w:right w:type="dxa" w:w="100"/>
-            </w:tcMar>
-          </w:tcPr>
-          <w:p>
-            <w:pPr>
-              <w:spacing w:after="0"/>
-            </w:pPr>
-            <w:r>
-              <w:rPr>
-                <w:rFonts w:ascii="Arial" w:cs="Arial" w:eastAsia="Arial" w:hAnsi="Arial"/>
-                <w:sz w:val="18"/>
-                <w:szCs w:val="18"/>
-              </w:rPr>
-              <w:t xml:space="preserve">Tampered</w:t>
-            </w:r>
-          </w:p>
-        </w:tc>
-        <w:tc>
-          <w:tcPr>
-            <w:tcW w:type="dxa" w:w="1650"/>
-            <w:tcBorders>
-              <w:top w:val="single" w:color="BFC5CD" w:sz="4"/>
-              <w:left w:val="single" w:color="BFC5CD" w:sz="4"/>
-              <w:bottom w:val="single" w:color="BFC5CD" w:sz="4"/>
-              <w:right w:val="single" w:color="BFC5CD" w:sz="4"/>
-            </w:tcBorders>
-            <w:tcMar>
-              <w:top w:type="dxa" w:w="60"/>
-              <w:left w:type="dxa" w:w="100"/>
-              <w:bottom w:type="dxa" w:w="60"/>
-              <w:right w:type="dxa" w:w="100"/>
-            </w:tcMar>
-          </w:tcPr>
-          <w:p>
-            <w:pPr>
-              <w:spacing w:after="0"/>
-            </w:pPr>
-            <w:r>
-              <w:rPr>
-                <w:rFonts w:ascii="Arial" w:cs="Arial" w:eastAsia="Arial" w:hAnsi="Arial"/>
-                <w:sz w:val="18"/>
-                <w:szCs w:val="18"/>
-              </w:rPr>
-              <w:t xml:space="preserve">Tampered</w:t>
-            </w:r>
-          </w:p>
-        </w:tc>
-        <w:tc>
-          <w:tcPr>
-            <w:tcW w:type="dxa" w:w="826"/>
+            <w:tcW w:type="dxa" w:w="1500"/>
+            <w:tcBorders>
+              <w:top w:val="single" w:color="BFC5CD" w:sz="4"/>
+              <w:left w:val="single" w:color="BFC5CD" w:sz="4"/>
+              <w:bottom w:val="single" w:color="BFC5CD" w:sz="4"/>
+              <w:right w:val="single" w:color="BFC5CD" w:sz="4"/>
+            </w:tcBorders>
+            <w:tcMar>
+              <w:top w:type="dxa" w:w="60"/>
+              <w:left w:type="dxa" w:w="100"/>
+              <w:bottom w:type="dxa" w:w="60"/>
+              <w:right w:type="dxa" w:w="100"/>
+            </w:tcMar>
+          </w:tcPr>
+          <w:p>
+            <w:pPr>
+              <w:spacing w:after="0"/>
+            </w:pPr>
+            <w:r>
+              <w:rPr>
+                <w:rFonts w:ascii="Arial" w:cs="Arial" w:eastAsia="Arial" w:hAnsi="Arial"/>
+                <w:sz w:val="18"/>
+                <w:szCs w:val="18"/>
+              </w:rPr>
+              <w:t xml:space="preserve">Wrong stego key</w:t>
+            </w:r>
+          </w:p>
+        </w:tc>
+        <w:tc>
+          <w:tcPr>
+            <w:tcW w:type="dxa" w:w="1250"/>
+            <w:tcBorders>
+              <w:top w:val="single" w:color="BFC5CD" w:sz="4"/>
+              <w:left w:val="single" w:color="BFC5CD" w:sz="4"/>
+              <w:bottom w:val="single" w:color="BFC5CD" w:sz="4"/>
+              <w:right w:val="single" w:color="BFC5CD" w:sz="4"/>
+            </w:tcBorders>
+            <w:tcMar>
+              <w:top w:type="dxa" w:w="60"/>
+              <w:left w:type="dxa" w:w="100"/>
+              <w:bottom w:type="dxa" w:w="60"/>
+              <w:right w:type="dxa" w:w="100"/>
+            </w:tcMar>
+          </w:tcPr>
+          <w:p>
+            <w:pPr>
+              <w:spacing w:after="0"/>
+            </w:pPr>
+            <w:r>
+              <w:rPr>
+                <w:rFonts w:ascii="Arial" w:cs="Arial" w:eastAsia="Arial" w:hAnsi="Arial"/>
+                <w:sz w:val="18"/>
+                <w:szCs w:val="18"/>
+              </w:rPr>
+              <w:t xml:space="preserve">1. find the header</w:t>
+            </w:r>
+          </w:p>
+        </w:tc>
+        <w:tc>
+          <w:tcPr>
+            <w:tcW w:type="dxa" w:w="2200"/>
+            <w:tcBorders>
+              <w:top w:val="single" w:color="BFC5CD" w:sz="4"/>
+              <w:left w:val="single" w:color="BFC5CD" w:sz="4"/>
+              <w:bottom w:val="single" w:color="BFC5CD" w:sz="4"/>
+              <w:right w:val="single" w:color="BFC5CD" w:sz="4"/>
+            </w:tcBorders>
+            <w:tcMar>
+              <w:top w:type="dxa" w:w="60"/>
+              <w:left w:type="dxa" w:w="100"/>
+              <w:bottom w:type="dxa" w:w="60"/>
+              <w:right w:type="dxa" w:w="100"/>
+            </w:tcMar>
+          </w:tcPr>
+          <w:p>
+            <w:pPr>
+              <w:spacing w:after="0"/>
+            </w:pPr>
+            <w:r>
+              <w:rPr>
+                <w:rFonts w:ascii="Arial" w:cs="Arial" w:eastAsia="Arial" w:hAnsi="Arial"/>
+                <w:sz w:val="18"/>
+                <w:szCs w:val="18"/>
+              </w:rPr>
+              <w:t xml:space="preserve">Tried to extract with a guessed passphrase</w:t>
+            </w:r>
+          </w:p>
+        </w:tc>
+        <w:tc>
+          <w:tcPr>
+            <w:tcW w:type="dxa" w:w="1500"/>
+            <w:tcBorders>
+              <w:top w:val="single" w:color="BFC5CD" w:sz="4"/>
+              <w:left w:val="single" w:color="BFC5CD" w:sz="4"/>
+              <w:bottom w:val="single" w:color="BFC5CD" w:sz="4"/>
+              <w:right w:val="single" w:color="BFC5CD" w:sz="4"/>
+            </w:tcBorders>
+            <w:tcMar>
+              <w:top w:type="dxa" w:w="60"/>
+              <w:left w:type="dxa" w:w="100"/>
+              <w:bottom w:type="dxa" w:w="60"/>
+              <w:right w:type="dxa" w:w="100"/>
+            </w:tcMar>
+          </w:tcPr>
+          <w:p>
+            <w:pPr>
+              <w:spacing w:after="0"/>
+            </w:pPr>
+            <w:r>
+              <w:rPr>
+                <w:rFonts w:ascii="Arial" w:cs="Arial" w:eastAsia="Arial" w:hAnsi="Arial"/>
+                <w:sz w:val="18"/>
+                <w:szCs w:val="18"/>
+              </w:rPr>
+              <w:t xml:space="preserve">Wrong Start Location</w:t>
+            </w:r>
+          </w:p>
+        </w:tc>
+        <w:tc>
+          <w:tcPr>
+            <w:tcW w:type="dxa" w:w="1400"/>
+            <w:tcBorders>
+              <w:top w:val="single" w:color="BFC5CD" w:sz="4"/>
+              <w:left w:val="single" w:color="BFC5CD" w:sz="4"/>
+              <w:bottom w:val="single" w:color="BFC5CD" w:sz="4"/>
+              <w:right w:val="single" w:color="BFC5CD" w:sz="4"/>
+            </w:tcBorders>
+            <w:tcMar>
+              <w:top w:type="dxa" w:w="60"/>
+              <w:left w:type="dxa" w:w="100"/>
+              <w:bottom w:type="dxa" w:w="60"/>
+              <w:right w:type="dxa" w:w="100"/>
+            </w:tcMar>
+          </w:tcPr>
+          <w:p>
+            <w:pPr>
+              <w:spacing w:after="0"/>
+            </w:pPr>
+            <w:r>
+              <w:rPr>
+                <w:rFonts w:ascii="Arial" w:cs="Arial" w:eastAsia="Arial" w:hAnsi="Arial"/>
+                <w:sz w:val="18"/>
+                <w:szCs w:val="18"/>
+              </w:rPr>
+              <w:t xml:space="preserve">Wrong Start Location</w:t>
+            </w:r>
+          </w:p>
+        </w:tc>
+        <w:tc>
+          <w:tcPr>
+            <w:tcW w:type="dxa" w:w="846"/>
             <w:tcBorders>
               <w:top w:val="single" w:color="BFC5CD" w:sz="4"/>
               <w:left w:val="single" w:color="BFC5CD" w:sz="4"/>
@@ -14932,7 +15009,7 @@
       <w:tr>
         <w:tc>
           <w:tcPr>
-            <w:tcW w:type="dxa" w:w="350"/>
+            <w:tcW w:type="dxa" w:w="330"/>
             <w:tcBorders>
               <w:top w:val="single" w:color="BFC5CD" w:sz="4"/>
               <w:left w:val="single" w:color="BFC5CD" w:sz="4"/>
@@ -14962,127 +15039,157 @@
         </w:tc>
         <w:tc>
           <w:tcPr>
-            <w:tcW w:type="dxa" w:w="1700"/>
-            <w:tcBorders>
-              <w:top w:val="single" w:color="BFC5CD" w:sz="4"/>
-              <w:left w:val="single" w:color="BFC5CD" w:sz="4"/>
-              <w:bottom w:val="single" w:color="BFC5CD" w:sz="4"/>
-              <w:right w:val="single" w:color="BFC5CD" w:sz="4"/>
-            </w:tcBorders>
-            <w:tcMar>
-              <w:top w:type="dxa" w:w="60"/>
-              <w:left w:type="dxa" w:w="100"/>
-              <w:bottom w:type="dxa" w:w="60"/>
-              <w:right w:type="dxa" w:w="100"/>
-            </w:tcMar>
-          </w:tcPr>
-          <w:p>
-            <w:pPr>
-              <w:spacing w:after="0"/>
-            </w:pPr>
-            <w:r>
-              <w:rPr>
-                <w:rFonts w:ascii="Arial" w:cs="Arial" w:eastAsia="Arial" w:hAnsi="Arial"/>
-                <w:sz w:val="18"/>
-                <w:szCs w:val="18"/>
-              </w:rPr>
-              <w:t xml:space="preserve">Flip one payload bit</w:t>
-            </w:r>
-          </w:p>
-        </w:tc>
-        <w:tc>
-          <w:tcPr>
-            <w:tcW w:type="dxa" w:w="2750"/>
-            <w:tcBorders>
-              <w:top w:val="single" w:color="BFC5CD" w:sz="4"/>
-              <w:left w:val="single" w:color="BFC5CD" w:sz="4"/>
-              <w:bottom w:val="single" w:color="BFC5CD" w:sz="4"/>
-              <w:right w:val="single" w:color="BFC5CD" w:sz="4"/>
-            </w:tcBorders>
-            <w:tcMar>
-              <w:top w:type="dxa" w:w="60"/>
-              <w:left w:type="dxa" w:w="100"/>
-              <w:bottom w:type="dxa" w:w="60"/>
-              <w:right w:type="dxa" w:w="100"/>
-            </w:tcMar>
-          </w:tcPr>
-          <w:p>
-            <w:pPr>
-              <w:spacing w:after="0"/>
-            </w:pPr>
-            <w:r>
-              <w:rPr>
-                <w:rFonts w:ascii="Arial" w:cs="Arial" w:eastAsia="Arial" w:hAnsi="Arial"/>
-                <w:sz w:val="18"/>
-                <w:szCs w:val="18"/>
-              </w:rPr>
-              <w:t xml:space="preserve">Changed a single bit inside the hidden payload</w:t>
-            </w:r>
-          </w:p>
-        </w:tc>
-        <w:tc>
-          <w:tcPr>
-            <w:tcW w:type="dxa" w:w="1750"/>
-            <w:tcBorders>
-              <w:top w:val="single" w:color="BFC5CD" w:sz="4"/>
-              <w:left w:val="single" w:color="BFC5CD" w:sz="4"/>
-              <w:bottom w:val="single" w:color="BFC5CD" w:sz="4"/>
-              <w:right w:val="single" w:color="BFC5CD" w:sz="4"/>
-            </w:tcBorders>
-            <w:tcMar>
-              <w:top w:type="dxa" w:w="60"/>
-              <w:left w:type="dxa" w:w="100"/>
-              <w:bottom w:type="dxa" w:w="60"/>
-              <w:right w:type="dxa" w:w="100"/>
-            </w:tcMar>
-          </w:tcPr>
-          <w:p>
-            <w:pPr>
-              <w:spacing w:after="0"/>
-            </w:pPr>
-            <w:r>
-              <w:rPr>
-                <w:rFonts w:ascii="Arial" w:cs="Arial" w:eastAsia="Arial" w:hAnsi="Arial"/>
-                <w:sz w:val="18"/>
-                <w:szCs w:val="18"/>
-              </w:rPr>
-              <w:t xml:space="preserve">Signature Invalid</w:t>
-            </w:r>
-          </w:p>
-        </w:tc>
-        <w:tc>
-          <w:tcPr>
-            <w:tcW w:type="dxa" w:w="1650"/>
-            <w:tcBorders>
-              <w:top w:val="single" w:color="BFC5CD" w:sz="4"/>
-              <w:left w:val="single" w:color="BFC5CD" w:sz="4"/>
-              <w:bottom w:val="single" w:color="BFC5CD" w:sz="4"/>
-              <w:right w:val="single" w:color="BFC5CD" w:sz="4"/>
-            </w:tcBorders>
-            <w:tcMar>
-              <w:top w:type="dxa" w:w="60"/>
-              <w:left w:type="dxa" w:w="100"/>
-              <w:bottom w:type="dxa" w:w="60"/>
-              <w:right w:type="dxa" w:w="100"/>
-            </w:tcMar>
-          </w:tcPr>
-          <w:p>
-            <w:pPr>
-              <w:spacing w:after="0"/>
-            </w:pPr>
-            <w:r>
-              <w:rPr>
-                <w:rFonts w:ascii="Arial" w:cs="Arial" w:eastAsia="Arial" w:hAnsi="Arial"/>
-                <w:sz w:val="18"/>
-                <w:szCs w:val="18"/>
-              </w:rPr>
-              <w:t xml:space="preserve">Signature Invalid</w:t>
-            </w:r>
-          </w:p>
-        </w:tc>
-        <w:tc>
-          <w:tcPr>
-            <w:tcW w:type="dxa" w:w="826"/>
+            <w:tcW w:type="dxa" w:w="1500"/>
+            <w:tcBorders>
+              <w:top w:val="single" w:color="BFC5CD" w:sz="4"/>
+              <w:left w:val="single" w:color="BFC5CD" w:sz="4"/>
+              <w:bottom w:val="single" w:color="BFC5CD" w:sz="4"/>
+              <w:right w:val="single" w:color="BFC5CD" w:sz="4"/>
+            </w:tcBorders>
+            <w:tcMar>
+              <w:top w:type="dxa" w:w="60"/>
+              <w:left w:type="dxa" w:w="100"/>
+              <w:bottom w:type="dxa" w:w="60"/>
+              <w:right w:type="dxa" w:w="100"/>
+            </w:tcMar>
+          </w:tcPr>
+          <w:p>
+            <w:pPr>
+              <w:spacing w:after="0"/>
+            </w:pPr>
+            <w:r>
+              <w:rPr>
+                <w:rFonts w:ascii="Arial" w:cs="Arial" w:eastAsia="Arial" w:hAnsi="Arial"/>
+                <w:sz w:val="18"/>
+                <w:szCs w:val="18"/>
+              </w:rPr>
+              <w:t xml:space="preserve">Off-by-one start</w:t>
+            </w:r>
+          </w:p>
+        </w:tc>
+        <w:tc>
+          <w:tcPr>
+            <w:tcW w:type="dxa" w:w="1250"/>
+            <w:tcBorders>
+              <w:top w:val="single" w:color="BFC5CD" w:sz="4"/>
+              <w:left w:val="single" w:color="BFC5CD" w:sz="4"/>
+              <w:bottom w:val="single" w:color="BFC5CD" w:sz="4"/>
+              <w:right w:val="single" w:color="BFC5CD" w:sz="4"/>
+            </w:tcBorders>
+            <w:tcMar>
+              <w:top w:type="dxa" w:w="60"/>
+              <w:left w:type="dxa" w:w="100"/>
+              <w:bottom w:type="dxa" w:w="60"/>
+              <w:right w:type="dxa" w:w="100"/>
+            </w:tcMar>
+          </w:tcPr>
+          <w:p>
+            <w:pPr>
+              <w:spacing w:after="0"/>
+            </w:pPr>
+            <w:r>
+              <w:rPr>
+                <w:rFonts w:ascii="Arial" w:cs="Arial" w:eastAsia="Arial" w:hAnsi="Arial"/>
+                <w:sz w:val="18"/>
+                <w:szCs w:val="18"/>
+              </w:rPr>
+              <w:t xml:space="preserve">1. find the header</w:t>
+            </w:r>
+          </w:p>
+        </w:tc>
+        <w:tc>
+          <w:tcPr>
+            <w:tcW w:type="dxa" w:w="2200"/>
+            <w:tcBorders>
+              <w:top w:val="single" w:color="BFC5CD" w:sz="4"/>
+              <w:left w:val="single" w:color="BFC5CD" w:sz="4"/>
+              <w:bottom w:val="single" w:color="BFC5CD" w:sz="4"/>
+              <w:right w:val="single" w:color="BFC5CD" w:sz="4"/>
+            </w:tcBorders>
+            <w:tcMar>
+              <w:top w:type="dxa" w:w="60"/>
+              <w:left w:type="dxa" w:w="100"/>
+              <w:bottom w:type="dxa" w:w="60"/>
+              <w:right w:type="dxa" w:w="100"/>
+            </w:tcMar>
+          </w:tcPr>
+          <w:p>
+            <w:pPr>
+              <w:spacing w:after="0"/>
+            </w:pPr>
+            <w:r>
+              <w:rPr>
+                <w:rFonts w:ascii="Arial" w:cs="Arial" w:eastAsia="Arial" w:hAnsi="Arial"/>
+                <w:sz w:val="18"/>
+                <w:szCs w:val="18"/>
+              </w:rPr>
+              <w:t xml:space="preserve">Read the payload one byte after the real start</w:t>
+            </w:r>
+          </w:p>
+        </w:tc>
+        <w:tc>
+          <w:tcPr>
+            <w:tcW w:type="dxa" w:w="1500"/>
+            <w:tcBorders>
+              <w:top w:val="single" w:color="BFC5CD" w:sz="4"/>
+              <w:left w:val="single" w:color="BFC5CD" w:sz="4"/>
+              <w:bottom w:val="single" w:color="BFC5CD" w:sz="4"/>
+              <w:right w:val="single" w:color="BFC5CD" w:sz="4"/>
+            </w:tcBorders>
+            <w:tcMar>
+              <w:top w:type="dxa" w:w="60"/>
+              <w:left w:type="dxa" w:w="100"/>
+              <w:bottom w:type="dxa" w:w="60"/>
+              <w:right w:type="dxa" w:w="100"/>
+            </w:tcMar>
+          </w:tcPr>
+          <w:p>
+            <w:pPr>
+              <w:spacing w:after="0"/>
+            </w:pPr>
+            <w:r>
+              <w:rPr>
+                <w:rFonts w:ascii="Arial" w:cs="Arial" w:eastAsia="Arial" w:hAnsi="Arial"/>
+                <w:sz w:val="18"/>
+                <w:szCs w:val="18"/>
+              </w:rPr>
+              <w:t xml:space="preserve">Wrong Start Location</w:t>
+            </w:r>
+          </w:p>
+        </w:tc>
+        <w:tc>
+          <w:tcPr>
+            <w:tcW w:type="dxa" w:w="1400"/>
+            <w:tcBorders>
+              <w:top w:val="single" w:color="BFC5CD" w:sz="4"/>
+              <w:left w:val="single" w:color="BFC5CD" w:sz="4"/>
+              <w:bottom w:val="single" w:color="BFC5CD" w:sz="4"/>
+              <w:right w:val="single" w:color="BFC5CD" w:sz="4"/>
+            </w:tcBorders>
+            <w:tcMar>
+              <w:top w:type="dxa" w:w="60"/>
+              <w:left w:type="dxa" w:w="100"/>
+              <w:bottom w:type="dxa" w:w="60"/>
+              <w:right w:type="dxa" w:w="100"/>
+            </w:tcMar>
+          </w:tcPr>
+          <w:p>
+            <w:pPr>
+              <w:spacing w:after="0"/>
+            </w:pPr>
+            <w:r>
+              <w:rPr>
+                <w:rFonts w:ascii="Arial" w:cs="Arial" w:eastAsia="Arial" w:hAnsi="Arial"/>
+                <w:sz w:val="18"/>
+                <w:szCs w:val="18"/>
+              </w:rPr>
+              <w:t xml:space="preserve">Wrong Start Location</w:t>
+            </w:r>
+          </w:p>
+        </w:tc>
+        <w:tc>
+          <w:tcPr>
+            <w:tcW w:type="dxa" w:w="846"/>
             <w:tcBorders>
               <w:top w:val="single" w:color="BFC5CD" w:sz="4"/>
               <w:left w:val="single" w:color="BFC5CD" w:sz="4"/>
@@ -15117,7 +15224,7 @@
       <w:tr>
         <w:tc>
           <w:tcPr>
-            <w:tcW w:type="dxa" w:w="350"/>
+            <w:tcW w:type="dxa" w:w="330"/>
             <w:tcBorders>
               <w:top w:val="single" w:color="BFC5CD" w:sz="4"/>
               <w:left w:val="single" w:color="BFC5CD" w:sz="4"/>
@@ -15147,127 +15254,157 @@
         </w:tc>
         <w:tc>
           <w:tcPr>
-            <w:tcW w:type="dxa" w:w="1700"/>
-            <w:tcBorders>
-              <w:top w:val="single" w:color="BFC5CD" w:sz="4"/>
-              <w:left w:val="single" w:color="BFC5CD" w:sz="4"/>
-              <w:bottom w:val="single" w:color="BFC5CD" w:sz="4"/>
-              <w:right w:val="single" w:color="BFC5CD" w:sz="4"/>
-            </w:tcBorders>
-            <w:tcMar>
-              <w:top w:type="dxa" w:w="60"/>
-              <w:left w:type="dxa" w:w="100"/>
-              <w:bottom w:type="dxa" w:w="60"/>
-              <w:right w:type="dxa" w:w="100"/>
-            </w:tcMar>
-          </w:tcPr>
-          <w:p>
-            <w:pPr>
-              <w:spacing w:after="0"/>
-            </w:pPr>
-            <w:r>
-              <w:rPr>
-                <w:rFonts w:ascii="Arial" w:cs="Arial" w:eastAsia="Arial" w:hAnsi="Arial"/>
-                <w:sz w:val="18"/>
-                <w:szCs w:val="18"/>
-              </w:rPr>
-              <w:t xml:space="preserve">Break length field</w:t>
-            </w:r>
-          </w:p>
-        </w:tc>
-        <w:tc>
-          <w:tcPr>
-            <w:tcW w:type="dxa" w:w="2750"/>
-            <w:tcBorders>
-              <w:top w:val="single" w:color="BFC5CD" w:sz="4"/>
-              <w:left w:val="single" w:color="BFC5CD" w:sz="4"/>
-              <w:bottom w:val="single" w:color="BFC5CD" w:sz="4"/>
-              <w:right w:val="single" w:color="BFC5CD" w:sz="4"/>
-            </w:tcBorders>
-            <w:tcMar>
-              <w:top w:type="dxa" w:w="60"/>
-              <w:left w:type="dxa" w:w="100"/>
-              <w:bottom w:type="dxa" w:w="60"/>
-              <w:right w:type="dxa" w:w="100"/>
-            </w:tcMar>
-          </w:tcPr>
-          <w:p>
-            <w:pPr>
-              <w:spacing w:after="0"/>
-            </w:pPr>
-            <w:r>
-              <w:rPr>
-                <w:rFonts w:ascii="Arial" w:cs="Arial" w:eastAsia="Arial" w:hAnsi="Arial"/>
-                <w:sz w:val="18"/>
-                <w:szCs w:val="18"/>
-              </w:rPr>
-              <w:t xml:space="preserve">Flipped the top bit of the header's length field</w:t>
-            </w:r>
-          </w:p>
-        </w:tc>
-        <w:tc>
-          <w:tcPr>
-            <w:tcW w:type="dxa" w:w="1750"/>
-            <w:tcBorders>
-              <w:top w:val="single" w:color="BFC5CD" w:sz="4"/>
-              <w:left w:val="single" w:color="BFC5CD" w:sz="4"/>
-              <w:bottom w:val="single" w:color="BFC5CD" w:sz="4"/>
-              <w:right w:val="single" w:color="BFC5CD" w:sz="4"/>
-            </w:tcBorders>
-            <w:tcMar>
-              <w:top w:type="dxa" w:w="60"/>
-              <w:left w:type="dxa" w:w="100"/>
-              <w:bottom w:type="dxa" w:w="60"/>
-              <w:right w:type="dxa" w:w="100"/>
-            </w:tcMar>
-          </w:tcPr>
-          <w:p>
-            <w:pPr>
-              <w:spacing w:after="0"/>
-            </w:pPr>
-            <w:r>
-              <w:rPr>
-                <w:rFonts w:ascii="Arial" w:cs="Arial" w:eastAsia="Arial" w:hAnsi="Arial"/>
-                <w:sz w:val="18"/>
-                <w:szCs w:val="18"/>
-              </w:rPr>
-              <w:t xml:space="preserve">Payload Missing</w:t>
-            </w:r>
-          </w:p>
-        </w:tc>
-        <w:tc>
-          <w:tcPr>
-            <w:tcW w:type="dxa" w:w="1650"/>
-            <w:tcBorders>
-              <w:top w:val="single" w:color="BFC5CD" w:sz="4"/>
-              <w:left w:val="single" w:color="BFC5CD" w:sz="4"/>
-              <w:bottom w:val="single" w:color="BFC5CD" w:sz="4"/>
-              <w:right w:val="single" w:color="BFC5CD" w:sz="4"/>
-            </w:tcBorders>
-            <w:tcMar>
-              <w:top w:type="dxa" w:w="60"/>
-              <w:left w:type="dxa" w:w="100"/>
-              <w:bottom w:type="dxa" w:w="60"/>
-              <w:right w:type="dxa" w:w="100"/>
-            </w:tcMar>
-          </w:tcPr>
-          <w:p>
-            <w:pPr>
-              <w:spacing w:after="0"/>
-            </w:pPr>
-            <w:r>
-              <w:rPr>
-                <w:rFonts w:ascii="Arial" w:cs="Arial" w:eastAsia="Arial" w:hAnsi="Arial"/>
-                <w:sz w:val="18"/>
-                <w:szCs w:val="18"/>
-              </w:rPr>
-              <w:t xml:space="preserve">Payload Missing</w:t>
-            </w:r>
-          </w:p>
-        </w:tc>
-        <w:tc>
-          <w:tcPr>
-            <w:tcW w:type="dxa" w:w="826"/>
+            <w:tcW w:type="dxa" w:w="1500"/>
+            <w:tcBorders>
+              <w:top w:val="single" w:color="BFC5CD" w:sz="4"/>
+              <w:left w:val="single" w:color="BFC5CD" w:sz="4"/>
+              <w:bottom w:val="single" w:color="BFC5CD" w:sz="4"/>
+              <w:right w:val="single" w:color="BFC5CD" w:sz="4"/>
+            </w:tcBorders>
+            <w:tcMar>
+              <w:top w:type="dxa" w:w="60"/>
+              <w:left w:type="dxa" w:w="100"/>
+              <w:bottom w:type="dxa" w:w="60"/>
+              <w:right w:type="dxa" w:w="100"/>
+            </w:tcMar>
+          </w:tcPr>
+          <w:p>
+            <w:pPr>
+              <w:spacing w:after="0"/>
+            </w:pPr>
+            <w:r>
+              <w:rPr>
+                <w:rFonts w:ascii="Arial" w:cs="Arial" w:eastAsia="Arial" w:hAnsi="Arial"/>
+                <w:sz w:val="18"/>
+                <w:szCs w:val="18"/>
+              </w:rPr>
+              <w:t xml:space="preserve">Crop / trim</w:t>
+            </w:r>
+          </w:p>
+        </w:tc>
+        <w:tc>
+          <w:tcPr>
+            <w:tcW w:type="dxa" w:w="1250"/>
+            <w:tcBorders>
+              <w:top w:val="single" w:color="BFC5CD" w:sz="4"/>
+              <w:left w:val="single" w:color="BFC5CD" w:sz="4"/>
+              <w:bottom w:val="single" w:color="BFC5CD" w:sz="4"/>
+              <w:right w:val="single" w:color="BFC5CD" w:sz="4"/>
+            </w:tcBorders>
+            <w:tcMar>
+              <w:top w:type="dxa" w:w="60"/>
+              <w:left w:type="dxa" w:w="100"/>
+              <w:bottom w:type="dxa" w:w="60"/>
+              <w:right w:type="dxa" w:w="100"/>
+            </w:tcMar>
+          </w:tcPr>
+          <w:p>
+            <w:pPr>
+              <w:spacing w:after="0"/>
+            </w:pPr>
+            <w:r>
+              <w:rPr>
+                <w:rFonts w:ascii="Arial" w:cs="Arial" w:eastAsia="Arial" w:hAnsi="Arial"/>
+                <w:sz w:val="18"/>
+                <w:szCs w:val="18"/>
+              </w:rPr>
+              <w:t xml:space="preserve">1. find the header</w:t>
+            </w:r>
+          </w:p>
+        </w:tc>
+        <w:tc>
+          <w:tcPr>
+            <w:tcW w:type="dxa" w:w="2200"/>
+            <w:tcBorders>
+              <w:top w:val="single" w:color="BFC5CD" w:sz="4"/>
+              <w:left w:val="single" w:color="BFC5CD" w:sz="4"/>
+              <w:bottom w:val="single" w:color="BFC5CD" w:sz="4"/>
+              <w:right w:val="single" w:color="BFC5CD" w:sz="4"/>
+            </w:tcBorders>
+            <w:tcMar>
+              <w:top w:type="dxa" w:w="60"/>
+              <w:left w:type="dxa" w:w="100"/>
+              <w:bottom w:type="dxa" w:w="60"/>
+              <w:right w:type="dxa" w:w="100"/>
+            </w:tcMar>
+          </w:tcPr>
+          <w:p>
+            <w:pPr>
+              <w:spacing w:after="0"/>
+            </w:pPr>
+            <w:r>
+              <w:rPr>
+                <w:rFonts w:ascii="Arial" w:cs="Arial" w:eastAsia="Arial" w:hAnsi="Arial"/>
+                <w:sz w:val="18"/>
+                <w:szCs w:val="18"/>
+              </w:rPr>
+              <w:t xml:space="preserve">Removed a pixel row, the last video frame, or 100 audio frames</w:t>
+            </w:r>
+          </w:p>
+        </w:tc>
+        <w:tc>
+          <w:tcPr>
+            <w:tcW w:type="dxa" w:w="1500"/>
+            <w:tcBorders>
+              <w:top w:val="single" w:color="BFC5CD" w:sz="4"/>
+              <w:left w:val="single" w:color="BFC5CD" w:sz="4"/>
+              <w:bottom w:val="single" w:color="BFC5CD" w:sz="4"/>
+              <w:right w:val="single" w:color="BFC5CD" w:sz="4"/>
+            </w:tcBorders>
+            <w:tcMar>
+              <w:top w:type="dxa" w:w="60"/>
+              <w:left w:type="dxa" w:w="100"/>
+              <w:bottom w:type="dxa" w:w="60"/>
+              <w:right w:type="dxa" w:w="100"/>
+            </w:tcMar>
+          </w:tcPr>
+          <w:p>
+            <w:pPr>
+              <w:spacing w:after="0"/>
+            </w:pPr>
+            <w:r>
+              <w:rPr>
+                <w:rFonts w:ascii="Arial" w:cs="Arial" w:eastAsia="Arial" w:hAnsi="Arial"/>
+                <w:sz w:val="18"/>
+                <w:szCs w:val="18"/>
+              </w:rPr>
+              <w:t xml:space="preserve">Wrong Start Location</w:t>
+            </w:r>
+          </w:p>
+        </w:tc>
+        <w:tc>
+          <w:tcPr>
+            <w:tcW w:type="dxa" w:w="1400"/>
+            <w:tcBorders>
+              <w:top w:val="single" w:color="BFC5CD" w:sz="4"/>
+              <w:left w:val="single" w:color="BFC5CD" w:sz="4"/>
+              <w:bottom w:val="single" w:color="BFC5CD" w:sz="4"/>
+              <w:right w:val="single" w:color="BFC5CD" w:sz="4"/>
+            </w:tcBorders>
+            <w:tcMar>
+              <w:top w:type="dxa" w:w="60"/>
+              <w:left w:type="dxa" w:w="100"/>
+              <w:bottom w:type="dxa" w:w="60"/>
+              <w:right w:type="dxa" w:w="100"/>
+            </w:tcMar>
+          </w:tcPr>
+          <w:p>
+            <w:pPr>
+              <w:spacing w:after="0"/>
+            </w:pPr>
+            <w:r>
+              <w:rPr>
+                <w:rFonts w:ascii="Arial" w:cs="Arial" w:eastAsia="Arial" w:hAnsi="Arial"/>
+                <w:sz w:val="18"/>
+                <w:szCs w:val="18"/>
+              </w:rPr>
+              <w:t xml:space="preserve">Wrong Start Location</w:t>
+            </w:r>
+          </w:p>
+        </w:tc>
+        <w:tc>
+          <w:tcPr>
+            <w:tcW w:type="dxa" w:w="846"/>
             <w:tcBorders>
               <w:top w:val="single" w:color="BFC5CD" w:sz="4"/>
               <w:left w:val="single" w:color="BFC5CD" w:sz="4"/>
@@ -15302,7 +15439,7 @@
       <w:tr>
         <w:tc>
           <w:tcPr>
-            <w:tcW w:type="dxa" w:w="350"/>
+            <w:tcW w:type="dxa" w:w="330"/>
             <w:tcBorders>
               <w:top w:val="single" w:color="BFC5CD" w:sz="4"/>
               <w:left w:val="single" w:color="BFC5CD" w:sz="4"/>
@@ -15332,127 +15469,157 @@
         </w:tc>
         <w:tc>
           <w:tcPr>
-            <w:tcW w:type="dxa" w:w="1700"/>
-            <w:tcBorders>
-              <w:top w:val="single" w:color="BFC5CD" w:sz="4"/>
-              <w:left w:val="single" w:color="BFC5CD" w:sz="4"/>
-              <w:bottom w:val="single" w:color="BFC5CD" w:sz="4"/>
-              <w:right w:val="single" w:color="BFC5CD" w:sz="4"/>
-            </w:tcBorders>
-            <w:tcMar>
-              <w:top w:type="dxa" w:w="60"/>
-              <w:left w:type="dxa" w:w="100"/>
-              <w:bottom w:type="dxa" w:w="60"/>
-              <w:right w:type="dxa" w:w="100"/>
-            </w:tcMar>
-          </w:tcPr>
-          <w:p>
-            <w:pPr>
-              <w:spacing w:after="0"/>
-            </w:pPr>
-            <w:r>
-              <w:rPr>
-                <w:rFonts w:ascii="Arial" w:cs="Arial" w:eastAsia="Arial" w:hAnsi="Arial"/>
-                <w:sz w:val="18"/>
-                <w:szCs w:val="18"/>
-              </w:rPr>
-              <w:t xml:space="preserve">Wrong stego key</w:t>
-            </w:r>
-          </w:p>
-        </w:tc>
-        <w:tc>
-          <w:tcPr>
-            <w:tcW w:type="dxa" w:w="2750"/>
-            <w:tcBorders>
-              <w:top w:val="single" w:color="BFC5CD" w:sz="4"/>
-              <w:left w:val="single" w:color="BFC5CD" w:sz="4"/>
-              <w:bottom w:val="single" w:color="BFC5CD" w:sz="4"/>
-              <w:right w:val="single" w:color="BFC5CD" w:sz="4"/>
-            </w:tcBorders>
-            <w:tcMar>
-              <w:top w:type="dxa" w:w="60"/>
-              <w:left w:type="dxa" w:w="100"/>
-              <w:bottom w:type="dxa" w:w="60"/>
-              <w:right w:type="dxa" w:w="100"/>
-            </w:tcMar>
-          </w:tcPr>
-          <w:p>
-            <w:pPr>
-              <w:spacing w:after="0"/>
-            </w:pPr>
-            <w:r>
-              <w:rPr>
-                <w:rFonts w:ascii="Arial" w:cs="Arial" w:eastAsia="Arial" w:hAnsi="Arial"/>
-                <w:sz w:val="18"/>
-                <w:szCs w:val="18"/>
-              </w:rPr>
-              <w:t xml:space="preserve">Tried to extract with a guessed passphrase</w:t>
-            </w:r>
-          </w:p>
-        </w:tc>
-        <w:tc>
-          <w:tcPr>
-            <w:tcW w:type="dxa" w:w="1750"/>
-            <w:tcBorders>
-              <w:top w:val="single" w:color="BFC5CD" w:sz="4"/>
-              <w:left w:val="single" w:color="BFC5CD" w:sz="4"/>
-              <w:bottom w:val="single" w:color="BFC5CD" w:sz="4"/>
-              <w:right w:val="single" w:color="BFC5CD" w:sz="4"/>
-            </w:tcBorders>
-            <w:tcMar>
-              <w:top w:type="dxa" w:w="60"/>
-              <w:left w:type="dxa" w:w="100"/>
-              <w:bottom w:type="dxa" w:w="60"/>
-              <w:right w:type="dxa" w:w="100"/>
-            </w:tcMar>
-          </w:tcPr>
-          <w:p>
-            <w:pPr>
-              <w:spacing w:after="0"/>
-            </w:pPr>
-            <w:r>
-              <w:rPr>
-                <w:rFonts w:ascii="Arial" w:cs="Arial" w:eastAsia="Arial" w:hAnsi="Arial"/>
-                <w:sz w:val="18"/>
-                <w:szCs w:val="18"/>
-              </w:rPr>
-              <w:t xml:space="preserve">Wrong Start Location</w:t>
-            </w:r>
-          </w:p>
-        </w:tc>
-        <w:tc>
-          <w:tcPr>
-            <w:tcW w:type="dxa" w:w="1650"/>
-            <w:tcBorders>
-              <w:top w:val="single" w:color="BFC5CD" w:sz="4"/>
-              <w:left w:val="single" w:color="BFC5CD" w:sz="4"/>
-              <w:bottom w:val="single" w:color="BFC5CD" w:sz="4"/>
-              <w:right w:val="single" w:color="BFC5CD" w:sz="4"/>
-            </w:tcBorders>
-            <w:tcMar>
-              <w:top w:type="dxa" w:w="60"/>
-              <w:left w:type="dxa" w:w="100"/>
-              <w:bottom w:type="dxa" w:w="60"/>
-              <w:right w:type="dxa" w:w="100"/>
-            </w:tcMar>
-          </w:tcPr>
-          <w:p>
-            <w:pPr>
-              <w:spacing w:after="0"/>
-            </w:pPr>
-            <w:r>
-              <w:rPr>
-                <w:rFonts w:ascii="Arial" w:cs="Arial" w:eastAsia="Arial" w:hAnsi="Arial"/>
-                <w:sz w:val="18"/>
-                <w:szCs w:val="18"/>
-              </w:rPr>
-              <w:t xml:space="preserve">Wrong Start Location</w:t>
-            </w:r>
-          </w:p>
-        </w:tc>
-        <w:tc>
-          <w:tcPr>
-            <w:tcW w:type="dxa" w:w="826"/>
+            <w:tcW w:type="dxa" w:w="1500"/>
+            <w:tcBorders>
+              <w:top w:val="single" w:color="BFC5CD" w:sz="4"/>
+              <w:left w:val="single" w:color="BFC5CD" w:sz="4"/>
+              <w:bottom w:val="single" w:color="BFC5CD" w:sz="4"/>
+              <w:right w:val="single" w:color="BFC5CD" w:sz="4"/>
+            </w:tcBorders>
+            <w:tcMar>
+              <w:top w:type="dxa" w:w="60"/>
+              <w:left w:type="dxa" w:w="100"/>
+              <w:bottom w:type="dxa" w:w="60"/>
+              <w:right w:type="dxa" w:w="100"/>
+            </w:tcMar>
+          </w:tcPr>
+          <w:p>
+            <w:pPr>
+              <w:spacing w:after="0"/>
+            </w:pPr>
+            <w:r>
+              <w:rPr>
+                <w:rFonts w:ascii="Arial" w:cs="Arial" w:eastAsia="Arial" w:hAnsi="Arial"/>
+                <w:sz w:val="18"/>
+                <w:szCs w:val="18"/>
+              </w:rPr>
+              <w:t xml:space="preserve">Break length field</w:t>
+            </w:r>
+          </w:p>
+        </w:tc>
+        <w:tc>
+          <w:tcPr>
+            <w:tcW w:type="dxa" w:w="1250"/>
+            <w:tcBorders>
+              <w:top w:val="single" w:color="BFC5CD" w:sz="4"/>
+              <w:left w:val="single" w:color="BFC5CD" w:sz="4"/>
+              <w:bottom w:val="single" w:color="BFC5CD" w:sz="4"/>
+              <w:right w:val="single" w:color="BFC5CD" w:sz="4"/>
+            </w:tcBorders>
+            <w:tcMar>
+              <w:top w:type="dxa" w:w="60"/>
+              <w:left w:type="dxa" w:w="100"/>
+              <w:bottom w:type="dxa" w:w="60"/>
+              <w:right w:type="dxa" w:w="100"/>
+            </w:tcMar>
+          </w:tcPr>
+          <w:p>
+            <w:pPr>
+              <w:spacing w:after="0"/>
+            </w:pPr>
+            <w:r>
+              <w:rPr>
+                <w:rFonts w:ascii="Arial" w:cs="Arial" w:eastAsia="Arial" w:hAnsi="Arial"/>
+                <w:sz w:val="18"/>
+                <w:szCs w:val="18"/>
+              </w:rPr>
+              <w:t xml:space="preserve">2. body fits</w:t>
+            </w:r>
+          </w:p>
+        </w:tc>
+        <w:tc>
+          <w:tcPr>
+            <w:tcW w:type="dxa" w:w="2200"/>
+            <w:tcBorders>
+              <w:top w:val="single" w:color="BFC5CD" w:sz="4"/>
+              <w:left w:val="single" w:color="BFC5CD" w:sz="4"/>
+              <w:bottom w:val="single" w:color="BFC5CD" w:sz="4"/>
+              <w:right w:val="single" w:color="BFC5CD" w:sz="4"/>
+            </w:tcBorders>
+            <w:tcMar>
+              <w:top w:type="dxa" w:w="60"/>
+              <w:left w:type="dxa" w:w="100"/>
+              <w:bottom w:type="dxa" w:w="60"/>
+              <w:right w:type="dxa" w:w="100"/>
+            </w:tcMar>
+          </w:tcPr>
+          <w:p>
+            <w:pPr>
+              <w:spacing w:after="0"/>
+            </w:pPr>
+            <w:r>
+              <w:rPr>
+                <w:rFonts w:ascii="Arial" w:cs="Arial" w:eastAsia="Arial" w:hAnsi="Arial"/>
+                <w:sz w:val="18"/>
+                <w:szCs w:val="18"/>
+              </w:rPr>
+              <w:t xml:space="preserve">Flipped the top bit of the header's length field</w:t>
+            </w:r>
+          </w:p>
+        </w:tc>
+        <w:tc>
+          <w:tcPr>
+            <w:tcW w:type="dxa" w:w="1500"/>
+            <w:tcBorders>
+              <w:top w:val="single" w:color="BFC5CD" w:sz="4"/>
+              <w:left w:val="single" w:color="BFC5CD" w:sz="4"/>
+              <w:bottom w:val="single" w:color="BFC5CD" w:sz="4"/>
+              <w:right w:val="single" w:color="BFC5CD" w:sz="4"/>
+            </w:tcBorders>
+            <w:tcMar>
+              <w:top w:type="dxa" w:w="60"/>
+              <w:left w:type="dxa" w:w="100"/>
+              <w:bottom w:type="dxa" w:w="60"/>
+              <w:right w:type="dxa" w:w="100"/>
+            </w:tcMar>
+          </w:tcPr>
+          <w:p>
+            <w:pPr>
+              <w:spacing w:after="0"/>
+            </w:pPr>
+            <w:r>
+              <w:rPr>
+                <w:rFonts w:ascii="Arial" w:cs="Arial" w:eastAsia="Arial" w:hAnsi="Arial"/>
+                <w:sz w:val="18"/>
+                <w:szCs w:val="18"/>
+              </w:rPr>
+              <w:t xml:space="preserve">Payload Missing</w:t>
+            </w:r>
+          </w:p>
+        </w:tc>
+        <w:tc>
+          <w:tcPr>
+            <w:tcW w:type="dxa" w:w="1400"/>
+            <w:tcBorders>
+              <w:top w:val="single" w:color="BFC5CD" w:sz="4"/>
+              <w:left w:val="single" w:color="BFC5CD" w:sz="4"/>
+              <w:bottom w:val="single" w:color="BFC5CD" w:sz="4"/>
+              <w:right w:val="single" w:color="BFC5CD" w:sz="4"/>
+            </w:tcBorders>
+            <w:tcMar>
+              <w:top w:type="dxa" w:w="60"/>
+              <w:left w:type="dxa" w:w="100"/>
+              <w:bottom w:type="dxa" w:w="60"/>
+              <w:right w:type="dxa" w:w="100"/>
+            </w:tcMar>
+          </w:tcPr>
+          <w:p>
+            <w:pPr>
+              <w:spacing w:after="0"/>
+            </w:pPr>
+            <w:r>
+              <w:rPr>
+                <w:rFonts w:ascii="Arial" w:cs="Arial" w:eastAsia="Arial" w:hAnsi="Arial"/>
+                <w:sz w:val="18"/>
+                <w:szCs w:val="18"/>
+              </w:rPr>
+              <w:t xml:space="preserve">Payload Missing</w:t>
+            </w:r>
+          </w:p>
+        </w:tc>
+        <w:tc>
+          <w:tcPr>
+            <w:tcW w:type="dxa" w:w="846"/>
             <w:tcBorders>
               <w:top w:val="single" w:color="BFC5CD" w:sz="4"/>
               <w:left w:val="single" w:color="BFC5CD" w:sz="4"/>
@@ -15487,7 +15654,7 @@
       <w:tr>
         <w:tc>
           <w:tcPr>
-            <w:tcW w:type="dxa" w:w="350"/>
+            <w:tcW w:type="dxa" w:w="330"/>
             <w:tcBorders>
               <w:top w:val="single" w:color="BFC5CD" w:sz="4"/>
               <w:left w:val="single" w:color="BFC5CD" w:sz="4"/>
@@ -15517,127 +15684,157 @@
         </w:tc>
         <w:tc>
           <w:tcPr>
-            <w:tcW w:type="dxa" w:w="1700"/>
-            <w:tcBorders>
-              <w:top w:val="single" w:color="BFC5CD" w:sz="4"/>
-              <w:left w:val="single" w:color="BFC5CD" w:sz="4"/>
-              <w:bottom w:val="single" w:color="BFC5CD" w:sz="4"/>
-              <w:right w:val="single" w:color="BFC5CD" w:sz="4"/>
-            </w:tcBorders>
-            <w:tcMar>
-              <w:top w:type="dxa" w:w="60"/>
-              <w:left w:type="dxa" w:w="100"/>
-              <w:bottom w:type="dxa" w:w="60"/>
-              <w:right w:type="dxa" w:w="100"/>
-            </w:tcMar>
-          </w:tcPr>
-          <w:p>
-            <w:pPr>
-              <w:spacing w:after="0"/>
-            </w:pPr>
-            <w:r>
-              <w:rPr>
-                <w:rFonts w:ascii="Arial" w:cs="Arial" w:eastAsia="Arial" w:hAnsi="Arial"/>
-                <w:sz w:val="18"/>
-                <w:szCs w:val="18"/>
-              </w:rPr>
-              <w:t xml:space="preserve">Off-by-one start</w:t>
-            </w:r>
-          </w:p>
-        </w:tc>
-        <w:tc>
-          <w:tcPr>
-            <w:tcW w:type="dxa" w:w="2750"/>
-            <w:tcBorders>
-              <w:top w:val="single" w:color="BFC5CD" w:sz="4"/>
-              <w:left w:val="single" w:color="BFC5CD" w:sz="4"/>
-              <w:bottom w:val="single" w:color="BFC5CD" w:sz="4"/>
-              <w:right w:val="single" w:color="BFC5CD" w:sz="4"/>
-            </w:tcBorders>
-            <w:tcMar>
-              <w:top w:type="dxa" w:w="60"/>
-              <w:left w:type="dxa" w:w="100"/>
-              <w:bottom w:type="dxa" w:w="60"/>
-              <w:right w:type="dxa" w:w="100"/>
-            </w:tcMar>
-          </w:tcPr>
-          <w:p>
-            <w:pPr>
-              <w:spacing w:after="0"/>
-            </w:pPr>
-            <w:r>
-              <w:rPr>
-                <w:rFonts w:ascii="Arial" w:cs="Arial" w:eastAsia="Arial" w:hAnsi="Arial"/>
-                <w:sz w:val="18"/>
-                <w:szCs w:val="18"/>
-              </w:rPr>
-              <w:t xml:space="preserve">Read the payload one byte after the real start</w:t>
-            </w:r>
-          </w:p>
-        </w:tc>
-        <w:tc>
-          <w:tcPr>
-            <w:tcW w:type="dxa" w:w="1750"/>
-            <w:tcBorders>
-              <w:top w:val="single" w:color="BFC5CD" w:sz="4"/>
-              <w:left w:val="single" w:color="BFC5CD" w:sz="4"/>
-              <w:bottom w:val="single" w:color="BFC5CD" w:sz="4"/>
-              <w:right w:val="single" w:color="BFC5CD" w:sz="4"/>
-            </w:tcBorders>
-            <w:tcMar>
-              <w:top w:type="dxa" w:w="60"/>
-              <w:left w:type="dxa" w:w="100"/>
-              <w:bottom w:type="dxa" w:w="60"/>
-              <w:right w:type="dxa" w:w="100"/>
-            </w:tcMar>
-          </w:tcPr>
-          <w:p>
-            <w:pPr>
-              <w:spacing w:after="0"/>
-            </w:pPr>
-            <w:r>
-              <w:rPr>
-                <w:rFonts w:ascii="Arial" w:cs="Arial" w:eastAsia="Arial" w:hAnsi="Arial"/>
-                <w:sz w:val="18"/>
-                <w:szCs w:val="18"/>
-              </w:rPr>
-              <w:t xml:space="preserve">Wrong Start Location</w:t>
-            </w:r>
-          </w:p>
-        </w:tc>
-        <w:tc>
-          <w:tcPr>
-            <w:tcW w:type="dxa" w:w="1650"/>
-            <w:tcBorders>
-              <w:top w:val="single" w:color="BFC5CD" w:sz="4"/>
-              <w:left w:val="single" w:color="BFC5CD" w:sz="4"/>
-              <w:bottom w:val="single" w:color="BFC5CD" w:sz="4"/>
-              <w:right w:val="single" w:color="BFC5CD" w:sz="4"/>
-            </w:tcBorders>
-            <w:tcMar>
-              <w:top w:type="dxa" w:w="60"/>
-              <w:left w:type="dxa" w:w="100"/>
-              <w:bottom w:type="dxa" w:w="60"/>
-              <w:right w:type="dxa" w:w="100"/>
-            </w:tcMar>
-          </w:tcPr>
-          <w:p>
-            <w:pPr>
-              <w:spacing w:after="0"/>
-            </w:pPr>
-            <w:r>
-              <w:rPr>
-                <w:rFonts w:ascii="Arial" w:cs="Arial" w:eastAsia="Arial" w:hAnsi="Arial"/>
-                <w:sz w:val="18"/>
-                <w:szCs w:val="18"/>
-              </w:rPr>
-              <w:t xml:space="preserve">Wrong Start Location</w:t>
-            </w:r>
-          </w:p>
-        </w:tc>
-        <w:tc>
-          <w:tcPr>
-            <w:tcW w:type="dxa" w:w="826"/>
+            <w:tcW w:type="dxa" w:w="1500"/>
+            <w:tcBorders>
+              <w:top w:val="single" w:color="BFC5CD" w:sz="4"/>
+              <w:left w:val="single" w:color="BFC5CD" w:sz="4"/>
+              <w:bottom w:val="single" w:color="BFC5CD" w:sz="4"/>
+              <w:right w:val="single" w:color="BFC5CD" w:sz="4"/>
+            </w:tcBorders>
+            <w:tcMar>
+              <w:top w:type="dxa" w:w="60"/>
+              <w:left w:type="dxa" w:w="100"/>
+              <w:bottom w:type="dxa" w:w="60"/>
+              <w:right w:type="dxa" w:w="100"/>
+            </w:tcMar>
+          </w:tcPr>
+          <w:p>
+            <w:pPr>
+              <w:spacing w:after="0"/>
+            </w:pPr>
+            <w:r>
+              <w:rPr>
+                <w:rFonts w:ascii="Arial" w:cs="Arial" w:eastAsia="Arial" w:hAnsi="Arial"/>
+                <w:sz w:val="18"/>
+                <w:szCs w:val="18"/>
+              </w:rPr>
+              <w:t xml:space="preserve">Flip one payload bit</w:t>
+            </w:r>
+          </w:p>
+        </w:tc>
+        <w:tc>
+          <w:tcPr>
+            <w:tcW w:type="dxa" w:w="1250"/>
+            <w:tcBorders>
+              <w:top w:val="single" w:color="BFC5CD" w:sz="4"/>
+              <w:left w:val="single" w:color="BFC5CD" w:sz="4"/>
+              <w:bottom w:val="single" w:color="BFC5CD" w:sz="4"/>
+              <w:right w:val="single" w:color="BFC5CD" w:sz="4"/>
+            </w:tcBorders>
+            <w:tcMar>
+              <w:top w:type="dxa" w:w="60"/>
+              <w:left w:type="dxa" w:w="100"/>
+              <w:bottom w:type="dxa" w:w="60"/>
+              <w:right w:type="dxa" w:w="100"/>
+            </w:tcMar>
+          </w:tcPr>
+          <w:p>
+            <w:pPr>
+              <w:spacing w:after="0"/>
+            </w:pPr>
+            <w:r>
+              <w:rPr>
+                <w:rFonts w:ascii="Arial" w:cs="Arial" w:eastAsia="Arial" w:hAnsi="Arial"/>
+                <w:sz w:val="18"/>
+                <w:szCs w:val="18"/>
+              </w:rPr>
+              <w:t xml:space="preserve">3. signature</w:t>
+            </w:r>
+          </w:p>
+        </w:tc>
+        <w:tc>
+          <w:tcPr>
+            <w:tcW w:type="dxa" w:w="2200"/>
+            <w:tcBorders>
+              <w:top w:val="single" w:color="BFC5CD" w:sz="4"/>
+              <w:left w:val="single" w:color="BFC5CD" w:sz="4"/>
+              <w:bottom w:val="single" w:color="BFC5CD" w:sz="4"/>
+              <w:right w:val="single" w:color="BFC5CD" w:sz="4"/>
+            </w:tcBorders>
+            <w:tcMar>
+              <w:top w:type="dxa" w:w="60"/>
+              <w:left w:type="dxa" w:w="100"/>
+              <w:bottom w:type="dxa" w:w="60"/>
+              <w:right w:type="dxa" w:w="100"/>
+            </w:tcMar>
+          </w:tcPr>
+          <w:p>
+            <w:pPr>
+              <w:spacing w:after="0"/>
+            </w:pPr>
+            <w:r>
+              <w:rPr>
+                <w:rFonts w:ascii="Arial" w:cs="Arial" w:eastAsia="Arial" w:hAnsi="Arial"/>
+                <w:sz w:val="18"/>
+                <w:szCs w:val="18"/>
+              </w:rPr>
+              <w:t xml:space="preserve">Changed a single bit inside the hidden payload</w:t>
+            </w:r>
+          </w:p>
+        </w:tc>
+        <w:tc>
+          <w:tcPr>
+            <w:tcW w:type="dxa" w:w="1500"/>
+            <w:tcBorders>
+              <w:top w:val="single" w:color="BFC5CD" w:sz="4"/>
+              <w:left w:val="single" w:color="BFC5CD" w:sz="4"/>
+              <w:bottom w:val="single" w:color="BFC5CD" w:sz="4"/>
+              <w:right w:val="single" w:color="BFC5CD" w:sz="4"/>
+            </w:tcBorders>
+            <w:tcMar>
+              <w:top w:type="dxa" w:w="60"/>
+              <w:left w:type="dxa" w:w="100"/>
+              <w:bottom w:type="dxa" w:w="60"/>
+              <w:right w:type="dxa" w:w="100"/>
+            </w:tcMar>
+          </w:tcPr>
+          <w:p>
+            <w:pPr>
+              <w:spacing w:after="0"/>
+            </w:pPr>
+            <w:r>
+              <w:rPr>
+                <w:rFonts w:ascii="Arial" w:cs="Arial" w:eastAsia="Arial" w:hAnsi="Arial"/>
+                <w:sz w:val="18"/>
+                <w:szCs w:val="18"/>
+              </w:rPr>
+              <w:t xml:space="preserve">Signature Invalid</w:t>
+            </w:r>
+          </w:p>
+        </w:tc>
+        <w:tc>
+          <w:tcPr>
+            <w:tcW w:type="dxa" w:w="1400"/>
+            <w:tcBorders>
+              <w:top w:val="single" w:color="BFC5CD" w:sz="4"/>
+              <w:left w:val="single" w:color="BFC5CD" w:sz="4"/>
+              <w:bottom w:val="single" w:color="BFC5CD" w:sz="4"/>
+              <w:right w:val="single" w:color="BFC5CD" w:sz="4"/>
+            </w:tcBorders>
+            <w:tcMar>
+              <w:top w:type="dxa" w:w="60"/>
+              <w:left w:type="dxa" w:w="100"/>
+              <w:bottom w:type="dxa" w:w="60"/>
+              <w:right w:type="dxa" w:w="100"/>
+            </w:tcMar>
+          </w:tcPr>
+          <w:p>
+            <w:pPr>
+              <w:spacing w:after="0"/>
+            </w:pPr>
+            <w:r>
+              <w:rPr>
+                <w:rFonts w:ascii="Arial" w:cs="Arial" w:eastAsia="Arial" w:hAnsi="Arial"/>
+                <w:sz w:val="18"/>
+                <w:szCs w:val="18"/>
+              </w:rPr>
+              <w:t xml:space="preserve">Signature Invalid</w:t>
+            </w:r>
+          </w:p>
+        </w:tc>
+        <w:tc>
+          <w:tcPr>
+            <w:tcW w:type="dxa" w:w="846"/>
             <w:tcBorders>
               <w:top w:val="single" w:color="BFC5CD" w:sz="4"/>
               <w:left w:val="single" w:color="BFC5CD" w:sz="4"/>
@@ -15672,7 +15869,7 @@
       <w:tr>
         <w:tc>
           <w:tcPr>
-            <w:tcW w:type="dxa" w:w="350"/>
+            <w:tcW w:type="dxa" w:w="330"/>
             <w:tcBorders>
               <w:top w:val="single" w:color="BFC5CD" w:sz="4"/>
               <w:left w:val="single" w:color="BFC5CD" w:sz="4"/>
@@ -15702,127 +15899,157 @@
         </w:tc>
         <w:tc>
           <w:tcPr>
-            <w:tcW w:type="dxa" w:w="1700"/>
-            <w:tcBorders>
-              <w:top w:val="single" w:color="BFC5CD" w:sz="4"/>
-              <w:left w:val="single" w:color="BFC5CD" w:sz="4"/>
-              <w:bottom w:val="single" w:color="BFC5CD" w:sz="4"/>
-              <w:right w:val="single" w:color="BFC5CD" w:sz="4"/>
-            </w:tcBorders>
-            <w:tcMar>
-              <w:top w:type="dxa" w:w="60"/>
-              <w:left w:type="dxa" w:w="100"/>
-              <w:bottom w:type="dxa" w:w="60"/>
-              <w:right w:type="dxa" w:w="100"/>
-            </w:tcMar>
-          </w:tcPr>
-          <w:p>
-            <w:pPr>
-              <w:spacing w:after="0"/>
-            </w:pPr>
-            <w:r>
-              <w:rPr>
-                <w:rFonts w:ascii="Arial" w:cs="Arial" w:eastAsia="Arial" w:hAnsi="Arial"/>
-                <w:sz w:val="18"/>
-                <w:szCs w:val="18"/>
-              </w:rPr>
-              <w:t xml:space="preserve">Crop / trim</w:t>
-            </w:r>
-          </w:p>
-        </w:tc>
-        <w:tc>
-          <w:tcPr>
-            <w:tcW w:type="dxa" w:w="2750"/>
-            <w:tcBorders>
-              <w:top w:val="single" w:color="BFC5CD" w:sz="4"/>
-              <w:left w:val="single" w:color="BFC5CD" w:sz="4"/>
-              <w:bottom w:val="single" w:color="BFC5CD" w:sz="4"/>
-              <w:right w:val="single" w:color="BFC5CD" w:sz="4"/>
-            </w:tcBorders>
-            <w:tcMar>
-              <w:top w:type="dxa" w:w="60"/>
-              <w:left w:type="dxa" w:w="100"/>
-              <w:bottom w:type="dxa" w:w="60"/>
-              <w:right w:type="dxa" w:w="100"/>
-            </w:tcMar>
-          </w:tcPr>
-          <w:p>
-            <w:pPr>
-              <w:spacing w:after="0"/>
-            </w:pPr>
-            <w:r>
-              <w:rPr>
-                <w:rFonts w:ascii="Arial" w:cs="Arial" w:eastAsia="Arial" w:hAnsi="Arial"/>
-                <w:sz w:val="18"/>
-                <w:szCs w:val="18"/>
-              </w:rPr>
-              <w:t xml:space="preserve">Removed a pixel row, the last video frame, or 100 audio frames</w:t>
-            </w:r>
-          </w:p>
-        </w:tc>
-        <w:tc>
-          <w:tcPr>
-            <w:tcW w:type="dxa" w:w="1750"/>
-            <w:tcBorders>
-              <w:top w:val="single" w:color="BFC5CD" w:sz="4"/>
-              <w:left w:val="single" w:color="BFC5CD" w:sz="4"/>
-              <w:bottom w:val="single" w:color="BFC5CD" w:sz="4"/>
-              <w:right w:val="single" w:color="BFC5CD" w:sz="4"/>
-            </w:tcBorders>
-            <w:tcMar>
-              <w:top w:type="dxa" w:w="60"/>
-              <w:left w:type="dxa" w:w="100"/>
-              <w:bottom w:type="dxa" w:w="60"/>
-              <w:right w:type="dxa" w:w="100"/>
-            </w:tcMar>
-          </w:tcPr>
-          <w:p>
-            <w:pPr>
-              <w:spacing w:after="0"/>
-            </w:pPr>
-            <w:r>
-              <w:rPr>
-                <w:rFonts w:ascii="Arial" w:cs="Arial" w:eastAsia="Arial" w:hAnsi="Arial"/>
-                <w:sz w:val="18"/>
-                <w:szCs w:val="18"/>
-              </w:rPr>
-              <w:t xml:space="preserve">Wrong Start Location</w:t>
-            </w:r>
-          </w:p>
-        </w:tc>
-        <w:tc>
-          <w:tcPr>
-            <w:tcW w:type="dxa" w:w="1650"/>
-            <w:tcBorders>
-              <w:top w:val="single" w:color="BFC5CD" w:sz="4"/>
-              <w:left w:val="single" w:color="BFC5CD" w:sz="4"/>
-              <w:bottom w:val="single" w:color="BFC5CD" w:sz="4"/>
-              <w:right w:val="single" w:color="BFC5CD" w:sz="4"/>
-            </w:tcBorders>
-            <w:tcMar>
-              <w:top w:type="dxa" w:w="60"/>
-              <w:left w:type="dxa" w:w="100"/>
-              <w:bottom w:type="dxa" w:w="60"/>
-              <w:right w:type="dxa" w:w="100"/>
-            </w:tcMar>
-          </w:tcPr>
-          <w:p>
-            <w:pPr>
-              <w:spacing w:after="0"/>
-            </w:pPr>
-            <w:r>
-              <w:rPr>
-                <w:rFonts w:ascii="Arial" w:cs="Arial" w:eastAsia="Arial" w:hAnsi="Arial"/>
-                <w:sz w:val="18"/>
-                <w:szCs w:val="18"/>
-              </w:rPr>
-              <w:t xml:space="preserve">Wrong Start Location</w:t>
-            </w:r>
-          </w:p>
-        </w:tc>
-        <w:tc>
-          <w:tcPr>
-            <w:tcW w:type="dxa" w:w="826"/>
+            <w:tcW w:type="dxa" w:w="1500"/>
+            <w:tcBorders>
+              <w:top w:val="single" w:color="BFC5CD" w:sz="4"/>
+              <w:left w:val="single" w:color="BFC5CD" w:sz="4"/>
+              <w:bottom w:val="single" w:color="BFC5CD" w:sz="4"/>
+              <w:right w:val="single" w:color="BFC5CD" w:sz="4"/>
+            </w:tcBorders>
+            <w:tcMar>
+              <w:top w:type="dxa" w:w="60"/>
+              <w:left w:type="dxa" w:w="100"/>
+              <w:bottom w:type="dxa" w:w="60"/>
+              <w:right w:type="dxa" w:w="100"/>
+            </w:tcMar>
+          </w:tcPr>
+          <w:p>
+            <w:pPr>
+              <w:spacing w:after="0"/>
+            </w:pPr>
+            <w:r>
+              <w:rPr>
+                <w:rFonts w:ascii="Arial" w:cs="Arial" w:eastAsia="Arial" w:hAnsi="Arial"/>
+                <w:sz w:val="18"/>
+                <w:szCs w:val="18"/>
+              </w:rPr>
+              <w:t xml:space="preserve">Edit outside payload</w:t>
+            </w:r>
+          </w:p>
+        </w:tc>
+        <w:tc>
+          <w:tcPr>
+            <w:tcW w:type="dxa" w:w="1250"/>
+            <w:tcBorders>
+              <w:top w:val="single" w:color="BFC5CD" w:sz="4"/>
+              <w:left w:val="single" w:color="BFC5CD" w:sz="4"/>
+              <w:bottom w:val="single" w:color="BFC5CD" w:sz="4"/>
+              <w:right w:val="single" w:color="BFC5CD" w:sz="4"/>
+            </w:tcBorders>
+            <w:tcMar>
+              <w:top w:type="dxa" w:w="60"/>
+              <w:left w:type="dxa" w:w="100"/>
+              <w:bottom w:type="dxa" w:w="60"/>
+              <w:right w:type="dxa" w:w="100"/>
+            </w:tcMar>
+          </w:tcPr>
+          <w:p>
+            <w:pPr>
+              <w:spacing w:after="0"/>
+            </w:pPr>
+            <w:r>
+              <w:rPr>
+                <w:rFonts w:ascii="Arial" w:cs="Arial" w:eastAsia="Arial" w:hAnsi="Arial"/>
+                <w:sz w:val="18"/>
+                <w:szCs w:val="18"/>
+              </w:rPr>
+              <w:t xml:space="preserve">4. media hash</w:t>
+            </w:r>
+          </w:p>
+        </w:tc>
+        <w:tc>
+          <w:tcPr>
+            <w:tcW w:type="dxa" w:w="2200"/>
+            <w:tcBorders>
+              <w:top w:val="single" w:color="BFC5CD" w:sz="4"/>
+              <w:left w:val="single" w:color="BFC5CD" w:sz="4"/>
+              <w:bottom w:val="single" w:color="BFC5CD" w:sz="4"/>
+              <w:right w:val="single" w:color="BFC5CD" w:sz="4"/>
+            </w:tcBorders>
+            <w:tcMar>
+              <w:top w:type="dxa" w:w="60"/>
+              <w:left w:type="dxa" w:w="100"/>
+              <w:bottom w:type="dxa" w:w="60"/>
+              <w:right w:type="dxa" w:w="100"/>
+            </w:tcMar>
+          </w:tcPr>
+          <w:p>
+            <w:pPr>
+              <w:spacing w:after="0"/>
+            </w:pPr>
+            <w:r>
+              <w:rPr>
+                <w:rFonts w:ascii="Arial" w:cs="Arial" w:eastAsia="Arial" w:hAnsi="Arial"/>
+                <w:sz w:val="18"/>
+                <w:szCs w:val="18"/>
+              </w:rPr>
+              <w:t xml:space="preserve">Flipped the top bit of 500 bytes that hold no payload</w:t>
+            </w:r>
+          </w:p>
+        </w:tc>
+        <w:tc>
+          <w:tcPr>
+            <w:tcW w:type="dxa" w:w="1500"/>
+            <w:tcBorders>
+              <w:top w:val="single" w:color="BFC5CD" w:sz="4"/>
+              <w:left w:val="single" w:color="BFC5CD" w:sz="4"/>
+              <w:bottom w:val="single" w:color="BFC5CD" w:sz="4"/>
+              <w:right w:val="single" w:color="BFC5CD" w:sz="4"/>
+            </w:tcBorders>
+            <w:tcMar>
+              <w:top w:type="dxa" w:w="60"/>
+              <w:left w:type="dxa" w:w="100"/>
+              <w:bottom w:type="dxa" w:w="60"/>
+              <w:right w:type="dxa" w:w="100"/>
+            </w:tcMar>
+          </w:tcPr>
+          <w:p>
+            <w:pPr>
+              <w:spacing w:after="0"/>
+            </w:pPr>
+            <w:r>
+              <w:rPr>
+                <w:rFonts w:ascii="Arial" w:cs="Arial" w:eastAsia="Arial" w:hAnsi="Arial"/>
+                <w:sz w:val="18"/>
+                <w:szCs w:val="18"/>
+              </w:rPr>
+              <w:t xml:space="preserve">Tampered</w:t>
+            </w:r>
+          </w:p>
+        </w:tc>
+        <w:tc>
+          <w:tcPr>
+            <w:tcW w:type="dxa" w:w="1400"/>
+            <w:tcBorders>
+              <w:top w:val="single" w:color="BFC5CD" w:sz="4"/>
+              <w:left w:val="single" w:color="BFC5CD" w:sz="4"/>
+              <w:bottom w:val="single" w:color="BFC5CD" w:sz="4"/>
+              <w:right w:val="single" w:color="BFC5CD" w:sz="4"/>
+            </w:tcBorders>
+            <w:tcMar>
+              <w:top w:type="dxa" w:w="60"/>
+              <w:left w:type="dxa" w:w="100"/>
+              <w:bottom w:type="dxa" w:w="60"/>
+              <w:right w:type="dxa" w:w="100"/>
+            </w:tcMar>
+          </w:tcPr>
+          <w:p>
+            <w:pPr>
+              <w:spacing w:after="0"/>
+            </w:pPr>
+            <w:r>
+              <w:rPr>
+                <w:rFonts w:ascii="Arial" w:cs="Arial" w:eastAsia="Arial" w:hAnsi="Arial"/>
+                <w:sz w:val="18"/>
+                <w:szCs w:val="18"/>
+              </w:rPr>
+              <w:t xml:space="preserve">Tampered</w:t>
+            </w:r>
+          </w:p>
+        </w:tc>
+        <w:tc>
+          <w:tcPr>
+            <w:tcW w:type="dxa" w:w="846"/>
             <w:tcBorders>
               <w:top w:val="single" w:color="BFC5CD" w:sz="4"/>
               <w:left w:val="single" w:color="BFC5CD" w:sz="4"/>
@@ -15857,7 +16084,7 @@
       <w:tr>
         <w:tc>
           <w:tcPr>
-            <w:tcW w:type="dxa" w:w="350"/>
+            <w:tcW w:type="dxa" w:w="330"/>
             <w:tcBorders>
               <w:top w:val="single" w:color="BFC5CD" w:sz="4"/>
               <w:left w:val="single" w:color="BFC5CD" w:sz="4"/>
@@ -15887,7 +16114,7 @@
         </w:tc>
         <w:tc>
           <w:tcPr>
-            <w:tcW w:type="dxa" w:w="1700"/>
+            <w:tcW w:type="dxa" w:w="1500"/>
             <w:tcBorders>
               <w:top w:val="single" w:color="BFC5CD" w:sz="4"/>
               <w:left w:val="single" w:color="BFC5CD" w:sz="4"/>
@@ -15917,7 +16144,37 @@
         </w:tc>
         <w:tc>
           <w:tcPr>
-            <w:tcW w:type="dxa" w:w="2750"/>
+            <w:tcW w:type="dxa" w:w="1250"/>
+            <w:tcBorders>
+              <w:top w:val="single" w:color="BFC5CD" w:sz="4"/>
+              <w:left w:val="single" w:color="BFC5CD" w:sz="4"/>
+              <w:bottom w:val="single" w:color="BFC5CD" w:sz="4"/>
+              <w:right w:val="single" w:color="BFC5CD" w:sz="4"/>
+            </w:tcBorders>
+            <w:tcMar>
+              <w:top w:type="dxa" w:w="60"/>
+              <w:left w:type="dxa" w:w="100"/>
+              <w:bottom w:type="dxa" w:w="60"/>
+              <w:right w:type="dxa" w:w="100"/>
+            </w:tcMar>
+          </w:tcPr>
+          <w:p>
+            <w:pPr>
+              <w:spacing w:after="0"/>
+            </w:pPr>
+            <w:r>
+              <w:rPr>
+                <w:rFonts w:ascii="Arial" w:cs="Arial" w:eastAsia="Arial" w:hAnsi="Arial"/>
+                <w:sz w:val="18"/>
+                <w:szCs w:val="18"/>
+              </w:rPr>
+              <w:t xml:space="preserve">4. media hash</w:t>
+            </w:r>
+          </w:p>
+        </w:tc>
+        <w:tc>
+          <w:tcPr>
+            <w:tcW w:type="dxa" w:w="2200"/>
             <w:tcBorders>
               <w:top w:val="single" w:color="BFC5CD" w:sz="4"/>
               <w:left w:val="single" w:color="BFC5CD" w:sz="4"/>
@@ -15947,7 +16204,7 @@
         </w:tc>
         <w:tc>
           <w:tcPr>
-            <w:tcW w:type="dxa" w:w="1750"/>
+            <w:tcW w:type="dxa" w:w="1500"/>
             <w:tcBorders>
               <w:top w:val="single" w:color="BFC5CD" w:sz="4"/>
               <w:left w:val="single" w:color="BFC5CD" w:sz="4"/>
@@ -15977,7 +16234,7 @@
         </w:tc>
         <w:tc>
           <w:tcPr>
-            <w:tcW w:type="dxa" w:w="1650"/>
+            <w:tcW w:type="dxa" w:w="1400"/>
             <w:tcBorders>
               <w:top w:val="single" w:color="BFC5CD" w:sz="4"/>
               <w:left w:val="single" w:color="BFC5CD" w:sz="4"/>
@@ -16007,7 +16264,7 @@
         </w:tc>
         <w:tc>
           <w:tcPr>
-            <w:tcW w:type="dxa" w:w="826"/>
+            <w:tcW w:type="dxa" w:w="846"/>
             <w:tcBorders>
               <w:top w:val="single" w:color="BFC5CD" w:sz="4"/>
               <w:left w:val="single" w:color="BFC5CD" w:sz="4"/>
@@ -16042,7 +16299,7 @@
       <w:tr>
         <w:tc>
           <w:tcPr>
-            <w:tcW w:type="dxa" w:w="350"/>
+            <w:tcW w:type="dxa" w:w="330"/>
             <w:tcBorders>
               <w:top w:val="single" w:color="BFC5CD" w:sz="4"/>
               <w:left w:val="single" w:color="BFC5CD" w:sz="4"/>
@@ -16072,127 +16329,157 @@
         </w:tc>
         <w:tc>
           <w:tcPr>
-            <w:tcW w:type="dxa" w:w="1700"/>
-            <w:tcBorders>
-              <w:top w:val="single" w:color="BFC5CD" w:sz="4"/>
-              <w:left w:val="single" w:color="BFC5CD" w:sz="4"/>
-              <w:bottom w:val="single" w:color="BFC5CD" w:sz="4"/>
-              <w:right w:val="single" w:color="BFC5CD" w:sz="4"/>
-            </w:tcBorders>
-            <w:tcMar>
-              <w:top w:type="dxa" w:w="60"/>
-              <w:left w:type="dxa" w:w="100"/>
-              <w:bottom w:type="dxa" w:w="60"/>
-              <w:right w:type="dxa" w:w="100"/>
-            </w:tcMar>
-          </w:tcPr>
-          <w:p>
-            <w:pPr>
-              <w:spacing w:after="0"/>
-            </w:pPr>
-            <w:r>
-              <w:rPr>
-                <w:rFonts w:ascii="Arial" w:cs="Arial" w:eastAsia="Arial" w:hAnsi="Arial"/>
-                <w:sz w:val="18"/>
-                <w:szCs w:val="18"/>
-              </w:rPr>
-              <w:t xml:space="preserve">Mild LSB noise</w:t>
-            </w:r>
-          </w:p>
-        </w:tc>
-        <w:tc>
-          <w:tcPr>
-            <w:tcW w:type="dxa" w:w="2750"/>
-            <w:tcBorders>
-              <w:top w:val="single" w:color="BFC5CD" w:sz="4"/>
-              <w:left w:val="single" w:color="BFC5CD" w:sz="4"/>
-              <w:bottom w:val="single" w:color="BFC5CD" w:sz="4"/>
-              <w:right w:val="single" w:color="BFC5CD" w:sz="4"/>
-            </w:tcBorders>
-            <w:tcMar>
-              <w:top w:type="dxa" w:w="60"/>
-              <w:left w:type="dxa" w:w="100"/>
-              <w:bottom w:type="dxa" w:w="60"/>
-              <w:right w:type="dxa" w:w="100"/>
-            </w:tcMar>
-          </w:tcPr>
-          <w:p>
-            <w:pPr>
-              <w:spacing w:after="0"/>
-            </w:pPr>
-            <w:r>
-              <w:rPr>
-                <w:rFonts w:ascii="Arial" w:cs="Arial" w:eastAsia="Arial" w:hAnsi="Arial"/>
-                <w:sz w:val="18"/>
-                <w:szCs w:val="18"/>
-              </w:rPr>
-              <w:t xml:space="preserve">Flipped the lowest bit of 1% of all carrier bytes</w:t>
-            </w:r>
-          </w:p>
-        </w:tc>
-        <w:tc>
-          <w:tcPr>
-            <w:tcW w:type="dxa" w:w="1750"/>
-            <w:tcBorders>
-              <w:top w:val="single" w:color="BFC5CD" w:sz="4"/>
-              <w:left w:val="single" w:color="BFC5CD" w:sz="4"/>
-              <w:bottom w:val="single" w:color="BFC5CD" w:sz="4"/>
-              <w:right w:val="single" w:color="BFC5CD" w:sz="4"/>
-            </w:tcBorders>
-            <w:tcMar>
-              <w:top w:type="dxa" w:w="60"/>
-              <w:left w:type="dxa" w:w="100"/>
-              <w:bottom w:type="dxa" w:w="60"/>
-              <w:right w:type="dxa" w:w="100"/>
-            </w:tcMar>
-          </w:tcPr>
-          <w:p>
-            <w:pPr>
-              <w:spacing w:after="0"/>
-            </w:pPr>
-            <w:r>
-              <w:rPr>
-                <w:rFonts w:ascii="Arial" w:cs="Arial" w:eastAsia="Arial" w:hAnsi="Arial"/>
-                <w:sz w:val="18"/>
-                <w:szCs w:val="18"/>
-              </w:rPr>
-              <w:t xml:space="preserve">Wrong Start Location / Signature Invalid / Payload Missing</w:t>
-            </w:r>
-          </w:p>
-        </w:tc>
-        <w:tc>
-          <w:tcPr>
-            <w:tcW w:type="dxa" w:w="1650"/>
-            <w:tcBorders>
-              <w:top w:val="single" w:color="BFC5CD" w:sz="4"/>
-              <w:left w:val="single" w:color="BFC5CD" w:sz="4"/>
-              <w:bottom w:val="single" w:color="BFC5CD" w:sz="4"/>
-              <w:right w:val="single" w:color="BFC5CD" w:sz="4"/>
-            </w:tcBorders>
-            <w:tcMar>
-              <w:top w:type="dxa" w:w="60"/>
-              <w:left w:type="dxa" w:w="100"/>
-              <w:bottom w:type="dxa" w:w="60"/>
-              <w:right w:type="dxa" w:w="100"/>
-            </w:tcMar>
-          </w:tcPr>
-          <w:p>
-            <w:pPr>
-              <w:spacing w:after="0"/>
-            </w:pPr>
-            <w:r>
-              <w:rPr>
-                <w:rFonts w:ascii="Arial" w:cs="Arial" w:eastAsia="Arial" w:hAnsi="Arial"/>
-                <w:sz w:val="18"/>
-                <w:szCs w:val="18"/>
-              </w:rPr>
-              <w:t xml:space="preserve">Payload Missing</w:t>
-            </w:r>
-          </w:p>
-        </w:tc>
-        <w:tc>
-          <w:tcPr>
-            <w:tcW w:type="dxa" w:w="826"/>
+            <w:tcW w:type="dxa" w:w="1500"/>
+            <w:tcBorders>
+              <w:top w:val="single" w:color="BFC5CD" w:sz="4"/>
+              <w:left w:val="single" w:color="BFC5CD" w:sz="4"/>
+              <w:bottom w:val="single" w:color="BFC5CD" w:sz="4"/>
+              <w:right w:val="single" w:color="BFC5CD" w:sz="4"/>
+            </w:tcBorders>
+            <w:tcMar>
+              <w:top w:type="dxa" w:w="60"/>
+              <w:left w:type="dxa" w:w="100"/>
+              <w:bottom w:type="dxa" w:w="60"/>
+              <w:right w:type="dxa" w:w="100"/>
+            </w:tcMar>
+          </w:tcPr>
+          <w:p>
+            <w:pPr>
+              <w:spacing w:after="0"/>
+            </w:pPr>
+            <w:r>
+              <w:rPr>
+                <w:rFonts w:ascii="Arial" w:cs="Arial" w:eastAsia="Arial" w:hAnsi="Arial"/>
+                <w:sz w:val="18"/>
+                <w:szCs w:val="18"/>
+              </w:rPr>
+              <w:t xml:space="preserve">Replay</w:t>
+            </w:r>
+          </w:p>
+        </w:tc>
+        <w:tc>
+          <w:tcPr>
+            <w:tcW w:type="dxa" w:w="1250"/>
+            <w:tcBorders>
+              <w:top w:val="single" w:color="BFC5CD" w:sz="4"/>
+              <w:left w:val="single" w:color="BFC5CD" w:sz="4"/>
+              <w:bottom w:val="single" w:color="BFC5CD" w:sz="4"/>
+              <w:right w:val="single" w:color="BFC5CD" w:sz="4"/>
+            </w:tcBorders>
+            <w:tcMar>
+              <w:top w:type="dxa" w:w="60"/>
+              <w:left w:type="dxa" w:w="100"/>
+              <w:bottom w:type="dxa" w:w="60"/>
+              <w:right w:type="dxa" w:w="100"/>
+            </w:tcMar>
+          </w:tcPr>
+          <w:p>
+            <w:pPr>
+              <w:spacing w:after="0"/>
+            </w:pPr>
+            <w:r>
+              <w:rPr>
+                <w:rFonts w:ascii="Arial" w:cs="Arial" w:eastAsia="Arial" w:hAnsi="Arial"/>
+                <w:sz w:val="18"/>
+                <w:szCs w:val="18"/>
+              </w:rPr>
+              <w:t xml:space="preserve">5. replay log</w:t>
+            </w:r>
+          </w:p>
+        </w:tc>
+        <w:tc>
+          <w:tcPr>
+            <w:tcW w:type="dxa" w:w="2200"/>
+            <w:tcBorders>
+              <w:top w:val="single" w:color="BFC5CD" w:sz="4"/>
+              <w:left w:val="single" w:color="BFC5CD" w:sz="4"/>
+              <w:bottom w:val="single" w:color="BFC5CD" w:sz="4"/>
+              <w:right w:val="single" w:color="BFC5CD" w:sz="4"/>
+            </w:tcBorders>
+            <w:tcMar>
+              <w:top w:type="dxa" w:w="60"/>
+              <w:left w:type="dxa" w:w="100"/>
+              <w:bottom w:type="dxa" w:w="60"/>
+              <w:right w:type="dxa" w:w="100"/>
+            </w:tcMar>
+          </w:tcPr>
+          <w:p>
+            <w:pPr>
+              <w:spacing w:after="0"/>
+            </w:pPr>
+            <w:r>
+              <w:rPr>
+                <w:rFonts w:ascii="Arial" w:cs="Arial" w:eastAsia="Arial" w:hAnsi="Arial"/>
+                <w:sz w:val="18"/>
+                <w:szCs w:val="18"/>
+              </w:rPr>
+              <w:t xml:space="preserve">Presented the same authentic file a second time</w:t>
+            </w:r>
+          </w:p>
+        </w:tc>
+        <w:tc>
+          <w:tcPr>
+            <w:tcW w:type="dxa" w:w="1500"/>
+            <w:tcBorders>
+              <w:top w:val="single" w:color="BFC5CD" w:sz="4"/>
+              <w:left w:val="single" w:color="BFC5CD" w:sz="4"/>
+              <w:bottom w:val="single" w:color="BFC5CD" w:sz="4"/>
+              <w:right w:val="single" w:color="BFC5CD" w:sz="4"/>
+            </w:tcBorders>
+            <w:tcMar>
+              <w:top w:type="dxa" w:w="60"/>
+              <w:left w:type="dxa" w:w="100"/>
+              <w:bottom w:type="dxa" w:w="60"/>
+              <w:right w:type="dxa" w:w="100"/>
+            </w:tcMar>
+          </w:tcPr>
+          <w:p>
+            <w:pPr>
+              <w:spacing w:after="0"/>
+            </w:pPr>
+            <w:r>
+              <w:rPr>
+                <w:rFonts w:ascii="Arial" w:cs="Arial" w:eastAsia="Arial" w:hAnsi="Arial"/>
+                <w:sz w:val="18"/>
+                <w:szCs w:val="18"/>
+              </w:rPr>
+              <w:t xml:space="preserve">Replay Detected</w:t>
+            </w:r>
+          </w:p>
+        </w:tc>
+        <w:tc>
+          <w:tcPr>
+            <w:tcW w:type="dxa" w:w="1400"/>
+            <w:tcBorders>
+              <w:top w:val="single" w:color="BFC5CD" w:sz="4"/>
+              <w:left w:val="single" w:color="BFC5CD" w:sz="4"/>
+              <w:bottom w:val="single" w:color="BFC5CD" w:sz="4"/>
+              <w:right w:val="single" w:color="BFC5CD" w:sz="4"/>
+            </w:tcBorders>
+            <w:tcMar>
+              <w:top w:type="dxa" w:w="60"/>
+              <w:left w:type="dxa" w:w="100"/>
+              <w:bottom w:type="dxa" w:w="60"/>
+              <w:right w:type="dxa" w:w="100"/>
+            </w:tcMar>
+          </w:tcPr>
+          <w:p>
+            <w:pPr>
+              <w:spacing w:after="0"/>
+            </w:pPr>
+            <w:r>
+              <w:rPr>
+                <w:rFonts w:ascii="Arial" w:cs="Arial" w:eastAsia="Arial" w:hAnsi="Arial"/>
+                <w:sz w:val="18"/>
+                <w:szCs w:val="18"/>
+              </w:rPr>
+              <w:t xml:space="preserve">Replay Detected</w:t>
+            </w:r>
+          </w:p>
+        </w:tc>
+        <w:tc>
+          <w:tcPr>
+            <w:tcW w:type="dxa" w:w="846"/>
             <w:tcBorders>
               <w:top w:val="single" w:color="BFC5CD" w:sz="4"/>
               <w:left w:val="single" w:color="BFC5CD" w:sz="4"/>
@@ -16227,7 +16514,7 @@
       <w:tr>
         <w:tc>
           <w:tcPr>
-            <w:tcW w:type="dxa" w:w="350"/>
+            <w:tcW w:type="dxa" w:w="330"/>
             <w:tcBorders>
               <w:top w:val="single" w:color="BFC5CD" w:sz="4"/>
               <w:left w:val="single" w:color="BFC5CD" w:sz="4"/>
@@ -16257,67 +16544,97 @@
         </w:tc>
         <w:tc>
           <w:tcPr>
-            <w:tcW w:type="dxa" w:w="1700"/>
-            <w:tcBorders>
-              <w:top w:val="single" w:color="BFC5CD" w:sz="4"/>
-              <w:left w:val="single" w:color="BFC5CD" w:sz="4"/>
-              <w:bottom w:val="single" w:color="BFC5CD" w:sz="4"/>
-              <w:right w:val="single" w:color="BFC5CD" w:sz="4"/>
-            </w:tcBorders>
-            <w:tcMar>
-              <w:top w:type="dxa" w:w="60"/>
-              <w:left w:type="dxa" w:w="100"/>
-              <w:bottom w:type="dxa" w:w="60"/>
-              <w:right w:type="dxa" w:w="100"/>
-            </w:tcMar>
-          </w:tcPr>
-          <w:p>
-            <w:pPr>
-              <w:spacing w:after="0"/>
-            </w:pPr>
-            <w:r>
-              <w:rPr>
-                <w:rFonts w:ascii="Arial" w:cs="Arial" w:eastAsia="Arial" w:hAnsi="Arial"/>
-                <w:sz w:val="18"/>
-                <w:szCs w:val="18"/>
-              </w:rPr>
-              <w:t xml:space="preserve">Scratch over payload</w:t>
-            </w:r>
-          </w:p>
-        </w:tc>
-        <w:tc>
-          <w:tcPr>
-            <w:tcW w:type="dxa" w:w="2750"/>
-            <w:tcBorders>
-              <w:top w:val="single" w:color="BFC5CD" w:sz="4"/>
-              <w:left w:val="single" w:color="BFC5CD" w:sz="4"/>
-              <w:bottom w:val="single" w:color="BFC5CD" w:sz="4"/>
-              <w:right w:val="single" w:color="BFC5CD" w:sz="4"/>
-            </w:tcBorders>
-            <w:tcMar>
-              <w:top w:type="dxa" w:w="60"/>
-              <w:left w:type="dxa" w:w="100"/>
-              <w:bottom w:type="dxa" w:w="60"/>
-              <w:right w:type="dxa" w:w="100"/>
-            </w:tcMar>
-          </w:tcPr>
-          <w:p>
-            <w:pPr>
-              <w:spacing w:after="0"/>
-            </w:pPr>
-            <w:r>
-              <w:rPr>
-                <w:rFonts w:ascii="Arial" w:cs="Arial" w:eastAsia="Arial" w:hAnsi="Arial"/>
-                <w:sz w:val="18"/>
-                <w:szCs w:val="18"/>
-              </w:rPr>
-              <w:t xml:space="preserve">Overwrote 200 bytes in the middle of the hidden payload</w:t>
-            </w:r>
-          </w:p>
-        </w:tc>
-        <w:tc>
-          <w:tcPr>
-            <w:tcW w:type="dxa" w:w="1750"/>
+            <w:tcW w:type="dxa" w:w="1500"/>
+            <w:tcBorders>
+              <w:top w:val="single" w:color="BFC5CD" w:sz="4"/>
+              <w:left w:val="single" w:color="BFC5CD" w:sz="4"/>
+              <w:bottom w:val="single" w:color="BFC5CD" w:sz="4"/>
+              <w:right w:val="single" w:color="BFC5CD" w:sz="4"/>
+            </w:tcBorders>
+            <w:tcMar>
+              <w:top w:type="dxa" w:w="60"/>
+              <w:left w:type="dxa" w:w="100"/>
+              <w:bottom w:type="dxa" w:w="60"/>
+              <w:right w:type="dxa" w:w="100"/>
+            </w:tcMar>
+          </w:tcPr>
+          <w:p>
+            <w:pPr>
+              <w:spacing w:after="0"/>
+            </w:pPr>
+            <w:r>
+              <w:rPr>
+                <w:rFonts w:ascii="Arial" w:cs="Arial" w:eastAsia="Arial" w:hAnsi="Arial"/>
+                <w:sz w:val="18"/>
+                <w:szCs w:val="18"/>
+              </w:rPr>
+              <w:t xml:space="preserve">Mild LSB noise</w:t>
+            </w:r>
+          </w:p>
+        </w:tc>
+        <w:tc>
+          <w:tcPr>
+            <w:tcW w:type="dxa" w:w="1250"/>
+            <w:tcBorders>
+              <w:top w:val="single" w:color="BFC5CD" w:sz="4"/>
+              <w:left w:val="single" w:color="BFC5CD" w:sz="4"/>
+              <w:bottom w:val="single" w:color="BFC5CD" w:sz="4"/>
+              <w:right w:val="single" w:color="BFC5CD" w:sz="4"/>
+            </w:tcBorders>
+            <w:tcMar>
+              <w:top w:type="dxa" w:w="60"/>
+              <w:left w:type="dxa" w:w="100"/>
+              <w:bottom w:type="dxa" w:w="60"/>
+              <w:right w:type="dxa" w:w="100"/>
+            </w:tcMar>
+          </w:tcPr>
+          <w:p>
+            <w:pPr>
+              <w:spacing w:after="0"/>
+            </w:pPr>
+            <w:r>
+              <w:rPr>
+                <w:rFonts w:ascii="Arial" w:cs="Arial" w:eastAsia="Arial" w:hAnsi="Arial"/>
+                <w:sz w:val="18"/>
+                <w:szCs w:val="18"/>
+              </w:rPr>
+              <w:t xml:space="preserve">damage (robustness)</w:t>
+            </w:r>
+          </w:p>
+        </w:tc>
+        <w:tc>
+          <w:tcPr>
+            <w:tcW w:type="dxa" w:w="2200"/>
+            <w:tcBorders>
+              <w:top w:val="single" w:color="BFC5CD" w:sz="4"/>
+              <w:left w:val="single" w:color="BFC5CD" w:sz="4"/>
+              <w:bottom w:val="single" w:color="BFC5CD" w:sz="4"/>
+              <w:right w:val="single" w:color="BFC5CD" w:sz="4"/>
+            </w:tcBorders>
+            <w:tcMar>
+              <w:top w:type="dxa" w:w="60"/>
+              <w:left w:type="dxa" w:w="100"/>
+              <w:bottom w:type="dxa" w:w="60"/>
+              <w:right w:type="dxa" w:w="100"/>
+            </w:tcMar>
+          </w:tcPr>
+          <w:p>
+            <w:pPr>
+              <w:spacing w:after="0"/>
+            </w:pPr>
+            <w:r>
+              <w:rPr>
+                <w:rFonts w:ascii="Arial" w:cs="Arial" w:eastAsia="Arial" w:hAnsi="Arial"/>
+                <w:sz w:val="18"/>
+                <w:szCs w:val="18"/>
+              </w:rPr>
+              <w:t xml:space="preserve">Flipped the lowest bit of 1% of all carrier bytes</w:t>
+            </w:r>
+          </w:p>
+        </w:tc>
+        <w:tc>
+          <w:tcPr>
+            <w:tcW w:type="dxa" w:w="1500"/>
             <w:tcBorders>
               <w:top w:val="single" w:color="BFC5CD" w:sz="4"/>
               <w:left w:val="single" w:color="BFC5CD" w:sz="4"/>
@@ -16347,37 +16664,37 @@
         </w:tc>
         <w:tc>
           <w:tcPr>
-            <w:tcW w:type="dxa" w:w="1650"/>
-            <w:tcBorders>
-              <w:top w:val="single" w:color="BFC5CD" w:sz="4"/>
-              <w:left w:val="single" w:color="BFC5CD" w:sz="4"/>
-              <w:bottom w:val="single" w:color="BFC5CD" w:sz="4"/>
-              <w:right w:val="single" w:color="BFC5CD" w:sz="4"/>
-            </w:tcBorders>
-            <w:tcMar>
-              <w:top w:type="dxa" w:w="60"/>
-              <w:left w:type="dxa" w:w="100"/>
-              <w:bottom w:type="dxa" w:w="60"/>
-              <w:right w:type="dxa" w:w="100"/>
-            </w:tcMar>
-          </w:tcPr>
-          <w:p>
-            <w:pPr>
-              <w:spacing w:after="0"/>
-            </w:pPr>
-            <w:r>
-              <w:rPr>
-                <w:rFonts w:ascii="Arial" w:cs="Arial" w:eastAsia="Arial" w:hAnsi="Arial"/>
-                <w:sz w:val="18"/>
-                <w:szCs w:val="18"/>
-              </w:rPr>
-              <w:t xml:space="preserve">Signature Invalid</w:t>
-            </w:r>
-          </w:p>
-        </w:tc>
-        <w:tc>
-          <w:tcPr>
-            <w:tcW w:type="dxa" w:w="826"/>
+            <w:tcW w:type="dxa" w:w="1400"/>
+            <w:tcBorders>
+              <w:top w:val="single" w:color="BFC5CD" w:sz="4"/>
+              <w:left w:val="single" w:color="BFC5CD" w:sz="4"/>
+              <w:bottom w:val="single" w:color="BFC5CD" w:sz="4"/>
+              <w:right w:val="single" w:color="BFC5CD" w:sz="4"/>
+            </w:tcBorders>
+            <w:tcMar>
+              <w:top w:type="dxa" w:w="60"/>
+              <w:left w:type="dxa" w:w="100"/>
+              <w:bottom w:type="dxa" w:w="60"/>
+              <w:right w:type="dxa" w:w="100"/>
+            </w:tcMar>
+          </w:tcPr>
+          <w:p>
+            <w:pPr>
+              <w:spacing w:after="0"/>
+            </w:pPr>
+            <w:r>
+              <w:rPr>
+                <w:rFonts w:ascii="Arial" w:cs="Arial" w:eastAsia="Arial" w:hAnsi="Arial"/>
+                <w:sz w:val="18"/>
+                <w:szCs w:val="18"/>
+              </w:rPr>
+              <w:t xml:space="preserve">Payload Missing</w:t>
+            </w:r>
+          </w:p>
+        </w:tc>
+        <w:tc>
+          <w:tcPr>
+            <w:tcW w:type="dxa" w:w="846"/>
             <w:tcBorders>
               <w:top w:val="single" w:color="BFC5CD" w:sz="4"/>
               <w:left w:val="single" w:color="BFC5CD" w:sz="4"/>
@@ -16412,7 +16729,7 @@
       <w:tr>
         <w:tc>
           <w:tcPr>
-            <w:tcW w:type="dxa" w:w="350"/>
+            <w:tcW w:type="dxa" w:w="330"/>
             <w:tcBorders>
               <w:top w:val="single" w:color="BFC5CD" w:sz="4"/>
               <w:left w:val="single" w:color="BFC5CD" w:sz="4"/>
@@ -16442,67 +16759,97 @@
         </w:tc>
         <w:tc>
           <w:tcPr>
-            <w:tcW w:type="dxa" w:w="1700"/>
-            <w:tcBorders>
-              <w:top w:val="single" w:color="BFC5CD" w:sz="4"/>
-              <w:left w:val="single" w:color="BFC5CD" w:sz="4"/>
-              <w:bottom w:val="single" w:color="BFC5CD" w:sz="4"/>
-              <w:right w:val="single" w:color="BFC5CD" w:sz="4"/>
-            </w:tcBorders>
-            <w:tcMar>
-              <w:top w:type="dxa" w:w="60"/>
-              <w:left w:type="dxa" w:w="100"/>
-              <w:bottom w:type="dxa" w:w="60"/>
-              <w:right w:type="dxa" w:w="100"/>
-            </w:tcMar>
-          </w:tcPr>
-          <w:p>
-            <w:pPr>
-              <w:spacing w:after="0"/>
-            </w:pPr>
-            <w:r>
-              <w:rPr>
-                <w:rFonts w:ascii="Arial" w:cs="Arial" w:eastAsia="Arial" w:hAnsi="Arial"/>
-                <w:sz w:val="18"/>
-                <w:szCs w:val="18"/>
-              </w:rPr>
-              <w:t xml:space="preserve">Lossy re-encode</w:t>
-            </w:r>
-          </w:p>
-        </w:tc>
-        <w:tc>
-          <w:tcPr>
-            <w:tcW w:type="dxa" w:w="2750"/>
-            <w:tcBorders>
-              <w:top w:val="single" w:color="BFC5CD" w:sz="4"/>
-              <w:left w:val="single" w:color="BFC5CD" w:sz="4"/>
-              <w:bottom w:val="single" w:color="BFC5CD" w:sz="4"/>
-              <w:right w:val="single" w:color="BFC5CD" w:sz="4"/>
-            </w:tcBorders>
-            <w:tcMar>
-              <w:top w:type="dxa" w:w="60"/>
-              <w:left w:type="dxa" w:w="100"/>
-              <w:bottom w:type="dxa" w:w="60"/>
-              <w:right w:type="dxa" w:w="100"/>
-            </w:tcMar>
-          </w:tcPr>
-          <w:p>
-            <w:pPr>
-              <w:spacing w:after="0"/>
-            </w:pPr>
-            <w:r>
-              <w:rPr>
-                <w:rFonts w:ascii="Arial" w:cs="Arial" w:eastAsia="Arial" w:hAnsi="Arial"/>
-                <w:sz w:val="18"/>
-                <w:szCs w:val="18"/>
-              </w:rPr>
-              <w:t xml:space="preserve">JPEG for images, H.264 for video, full LSB noise for audio</w:t>
-            </w:r>
-          </w:p>
-        </w:tc>
-        <w:tc>
-          <w:tcPr>
-            <w:tcW w:type="dxa" w:w="1750"/>
+            <w:tcW w:type="dxa" w:w="1500"/>
+            <w:tcBorders>
+              <w:top w:val="single" w:color="BFC5CD" w:sz="4"/>
+              <w:left w:val="single" w:color="BFC5CD" w:sz="4"/>
+              <w:bottom w:val="single" w:color="BFC5CD" w:sz="4"/>
+              <w:right w:val="single" w:color="BFC5CD" w:sz="4"/>
+            </w:tcBorders>
+            <w:tcMar>
+              <w:top w:type="dxa" w:w="60"/>
+              <w:left w:type="dxa" w:w="100"/>
+              <w:bottom w:type="dxa" w:w="60"/>
+              <w:right w:type="dxa" w:w="100"/>
+            </w:tcMar>
+          </w:tcPr>
+          <w:p>
+            <w:pPr>
+              <w:spacing w:after="0"/>
+            </w:pPr>
+            <w:r>
+              <w:rPr>
+                <w:rFonts w:ascii="Arial" w:cs="Arial" w:eastAsia="Arial" w:hAnsi="Arial"/>
+                <w:sz w:val="18"/>
+                <w:szCs w:val="18"/>
+              </w:rPr>
+              <w:t xml:space="preserve">Scratch over payload</w:t>
+            </w:r>
+          </w:p>
+        </w:tc>
+        <w:tc>
+          <w:tcPr>
+            <w:tcW w:type="dxa" w:w="1250"/>
+            <w:tcBorders>
+              <w:top w:val="single" w:color="BFC5CD" w:sz="4"/>
+              <w:left w:val="single" w:color="BFC5CD" w:sz="4"/>
+              <w:bottom w:val="single" w:color="BFC5CD" w:sz="4"/>
+              <w:right w:val="single" w:color="BFC5CD" w:sz="4"/>
+            </w:tcBorders>
+            <w:tcMar>
+              <w:top w:type="dxa" w:w="60"/>
+              <w:left w:type="dxa" w:w="100"/>
+              <w:bottom w:type="dxa" w:w="60"/>
+              <w:right w:type="dxa" w:w="100"/>
+            </w:tcMar>
+          </w:tcPr>
+          <w:p>
+            <w:pPr>
+              <w:spacing w:after="0"/>
+            </w:pPr>
+            <w:r>
+              <w:rPr>
+                <w:rFonts w:ascii="Arial" w:cs="Arial" w:eastAsia="Arial" w:hAnsi="Arial"/>
+                <w:sz w:val="18"/>
+                <w:szCs w:val="18"/>
+              </w:rPr>
+              <w:t xml:space="preserve">damage (robustness)</w:t>
+            </w:r>
+          </w:p>
+        </w:tc>
+        <w:tc>
+          <w:tcPr>
+            <w:tcW w:type="dxa" w:w="2200"/>
+            <w:tcBorders>
+              <w:top w:val="single" w:color="BFC5CD" w:sz="4"/>
+              <w:left w:val="single" w:color="BFC5CD" w:sz="4"/>
+              <w:bottom w:val="single" w:color="BFC5CD" w:sz="4"/>
+              <w:right w:val="single" w:color="BFC5CD" w:sz="4"/>
+            </w:tcBorders>
+            <w:tcMar>
+              <w:top w:type="dxa" w:w="60"/>
+              <w:left w:type="dxa" w:w="100"/>
+              <w:bottom w:type="dxa" w:w="60"/>
+              <w:right w:type="dxa" w:w="100"/>
+            </w:tcMar>
+          </w:tcPr>
+          <w:p>
+            <w:pPr>
+              <w:spacing w:after="0"/>
+            </w:pPr>
+            <w:r>
+              <w:rPr>
+                <w:rFonts w:ascii="Arial" w:cs="Arial" w:eastAsia="Arial" w:hAnsi="Arial"/>
+                <w:sz w:val="18"/>
+                <w:szCs w:val="18"/>
+              </w:rPr>
+              <w:t xml:space="preserve">Overwrote 200 bytes in the middle of the hidden payload</w:t>
+            </w:r>
+          </w:p>
+        </w:tc>
+        <w:tc>
+          <w:tcPr>
+            <w:tcW w:type="dxa" w:w="1500"/>
             <w:tcBorders>
               <w:top w:val="single" w:color="BFC5CD" w:sz="4"/>
               <w:left w:val="single" w:color="BFC5CD" w:sz="4"/>
@@ -16532,37 +16879,37 @@
         </w:tc>
         <w:tc>
           <w:tcPr>
-            <w:tcW w:type="dxa" w:w="1650"/>
-            <w:tcBorders>
-              <w:top w:val="single" w:color="BFC5CD" w:sz="4"/>
-              <w:left w:val="single" w:color="BFC5CD" w:sz="4"/>
-              <w:bottom w:val="single" w:color="BFC5CD" w:sz="4"/>
-              <w:right w:val="single" w:color="BFC5CD" w:sz="4"/>
-            </w:tcBorders>
-            <w:tcMar>
-              <w:top w:type="dxa" w:w="60"/>
-              <w:left w:type="dxa" w:w="100"/>
-              <w:bottom w:type="dxa" w:w="60"/>
-              <w:right w:type="dxa" w:w="100"/>
-            </w:tcMar>
-          </w:tcPr>
-          <w:p>
-            <w:pPr>
-              <w:spacing w:after="0"/>
-            </w:pPr>
-            <w:r>
-              <w:rPr>
-                <w:rFonts w:ascii="Arial" w:cs="Arial" w:eastAsia="Arial" w:hAnsi="Arial"/>
-                <w:sz w:val="18"/>
-                <w:szCs w:val="18"/>
-              </w:rPr>
-              <w:t xml:space="preserve">Wrong Start Location</w:t>
-            </w:r>
-          </w:p>
-        </w:tc>
-        <w:tc>
-          <w:tcPr>
-            <w:tcW w:type="dxa" w:w="826"/>
+            <w:tcW w:type="dxa" w:w="1400"/>
+            <w:tcBorders>
+              <w:top w:val="single" w:color="BFC5CD" w:sz="4"/>
+              <w:left w:val="single" w:color="BFC5CD" w:sz="4"/>
+              <w:bottom w:val="single" w:color="BFC5CD" w:sz="4"/>
+              <w:right w:val="single" w:color="BFC5CD" w:sz="4"/>
+            </w:tcBorders>
+            <w:tcMar>
+              <w:top w:type="dxa" w:w="60"/>
+              <w:left w:type="dxa" w:w="100"/>
+              <w:bottom w:type="dxa" w:w="60"/>
+              <w:right w:type="dxa" w:w="100"/>
+            </w:tcMar>
+          </w:tcPr>
+          <w:p>
+            <w:pPr>
+              <w:spacing w:after="0"/>
+            </w:pPr>
+            <w:r>
+              <w:rPr>
+                <w:rFonts w:ascii="Arial" w:cs="Arial" w:eastAsia="Arial" w:hAnsi="Arial"/>
+                <w:sz w:val="18"/>
+                <w:szCs w:val="18"/>
+              </w:rPr>
+              <w:t xml:space="preserve">Signature Invalid</w:t>
+            </w:r>
+          </w:p>
+        </w:tc>
+        <w:tc>
+          <w:tcPr>
+            <w:tcW w:type="dxa" w:w="846"/>
             <w:tcBorders>
               <w:top w:val="single" w:color="BFC5CD" w:sz="4"/>
               <w:left w:val="single" w:color="BFC5CD" w:sz="4"/>
@@ -16597,7 +16944,7 @@
       <w:tr>
         <w:tc>
           <w:tcPr>
-            <w:tcW w:type="dxa" w:w="350"/>
+            <w:tcW w:type="dxa" w:w="330"/>
             <w:tcBorders>
               <w:top w:val="single" w:color="BFC5CD" w:sz="4"/>
               <w:left w:val="single" w:color="BFC5CD" w:sz="4"/>
@@ -16627,127 +16974,157 @@
         </w:tc>
         <w:tc>
           <w:tcPr>
-            <w:tcW w:type="dxa" w:w="1700"/>
-            <w:tcBorders>
-              <w:top w:val="single" w:color="BFC5CD" w:sz="4"/>
-              <w:left w:val="single" w:color="BFC5CD" w:sz="4"/>
-              <w:bottom w:val="single" w:color="BFC5CD" w:sz="4"/>
-              <w:right w:val="single" w:color="BFC5CD" w:sz="4"/>
-            </w:tcBorders>
-            <w:tcMar>
-              <w:top w:type="dxa" w:w="60"/>
-              <w:left w:type="dxa" w:w="100"/>
-              <w:bottom w:type="dxa" w:w="60"/>
-              <w:right w:type="dxa" w:w="100"/>
-            </w:tcMar>
-          </w:tcPr>
-          <w:p>
-            <w:pPr>
-              <w:spacing w:after="0"/>
-            </w:pPr>
-            <w:r>
-              <w:rPr>
-                <w:rFonts w:ascii="Arial" w:cs="Arial" w:eastAsia="Arial" w:hAnsi="Arial"/>
-                <w:sz w:val="18"/>
-                <w:szCs w:val="18"/>
-              </w:rPr>
-              <w:t xml:space="preserve">Replay</w:t>
-            </w:r>
-          </w:p>
-        </w:tc>
-        <w:tc>
-          <w:tcPr>
-            <w:tcW w:type="dxa" w:w="2750"/>
-            <w:tcBorders>
-              <w:top w:val="single" w:color="BFC5CD" w:sz="4"/>
-              <w:left w:val="single" w:color="BFC5CD" w:sz="4"/>
-              <w:bottom w:val="single" w:color="BFC5CD" w:sz="4"/>
-              <w:right w:val="single" w:color="BFC5CD" w:sz="4"/>
-            </w:tcBorders>
-            <w:tcMar>
-              <w:top w:type="dxa" w:w="60"/>
-              <w:left w:type="dxa" w:w="100"/>
-              <w:bottom w:type="dxa" w:w="60"/>
-              <w:right w:type="dxa" w:w="100"/>
-            </w:tcMar>
-          </w:tcPr>
-          <w:p>
-            <w:pPr>
-              <w:spacing w:after="0"/>
-            </w:pPr>
-            <w:r>
-              <w:rPr>
-                <w:rFonts w:ascii="Arial" w:cs="Arial" w:eastAsia="Arial" w:hAnsi="Arial"/>
-                <w:sz w:val="18"/>
-                <w:szCs w:val="18"/>
-              </w:rPr>
-              <w:t xml:space="preserve">Presented the same authentic file a second time</w:t>
-            </w:r>
-          </w:p>
-        </w:tc>
-        <w:tc>
-          <w:tcPr>
-            <w:tcW w:type="dxa" w:w="1750"/>
-            <w:tcBorders>
-              <w:top w:val="single" w:color="BFC5CD" w:sz="4"/>
-              <w:left w:val="single" w:color="BFC5CD" w:sz="4"/>
-              <w:bottom w:val="single" w:color="BFC5CD" w:sz="4"/>
-              <w:right w:val="single" w:color="BFC5CD" w:sz="4"/>
-            </w:tcBorders>
-            <w:tcMar>
-              <w:top w:type="dxa" w:w="60"/>
-              <w:left w:type="dxa" w:w="100"/>
-              <w:bottom w:type="dxa" w:w="60"/>
-              <w:right w:type="dxa" w:w="100"/>
-            </w:tcMar>
-          </w:tcPr>
-          <w:p>
-            <w:pPr>
-              <w:spacing w:after="0"/>
-            </w:pPr>
-            <w:r>
-              <w:rPr>
-                <w:rFonts w:ascii="Arial" w:cs="Arial" w:eastAsia="Arial" w:hAnsi="Arial"/>
-                <w:sz w:val="18"/>
-                <w:szCs w:val="18"/>
-              </w:rPr>
-              <w:t xml:space="preserve">Replay Detected</w:t>
-            </w:r>
-          </w:p>
-        </w:tc>
-        <w:tc>
-          <w:tcPr>
-            <w:tcW w:type="dxa" w:w="1650"/>
-            <w:tcBorders>
-              <w:top w:val="single" w:color="BFC5CD" w:sz="4"/>
-              <w:left w:val="single" w:color="BFC5CD" w:sz="4"/>
-              <w:bottom w:val="single" w:color="BFC5CD" w:sz="4"/>
-              <w:right w:val="single" w:color="BFC5CD" w:sz="4"/>
-            </w:tcBorders>
-            <w:tcMar>
-              <w:top w:type="dxa" w:w="60"/>
-              <w:left w:type="dxa" w:w="100"/>
-              <w:bottom w:type="dxa" w:w="60"/>
-              <w:right w:type="dxa" w:w="100"/>
-            </w:tcMar>
-          </w:tcPr>
-          <w:p>
-            <w:pPr>
-              <w:spacing w:after="0"/>
-            </w:pPr>
-            <w:r>
-              <w:rPr>
-                <w:rFonts w:ascii="Arial" w:cs="Arial" w:eastAsia="Arial" w:hAnsi="Arial"/>
-                <w:sz w:val="18"/>
-                <w:szCs w:val="18"/>
-              </w:rPr>
-              <w:t xml:space="preserve">Replay Detected</w:t>
-            </w:r>
-          </w:p>
-        </w:tc>
-        <w:tc>
-          <w:tcPr>
-            <w:tcW w:type="dxa" w:w="826"/>
+            <w:tcW w:type="dxa" w:w="1500"/>
+            <w:tcBorders>
+              <w:top w:val="single" w:color="BFC5CD" w:sz="4"/>
+              <w:left w:val="single" w:color="BFC5CD" w:sz="4"/>
+              <w:bottom w:val="single" w:color="BFC5CD" w:sz="4"/>
+              <w:right w:val="single" w:color="BFC5CD" w:sz="4"/>
+            </w:tcBorders>
+            <w:tcMar>
+              <w:top w:type="dxa" w:w="60"/>
+              <w:left w:type="dxa" w:w="100"/>
+              <w:bottom w:type="dxa" w:w="60"/>
+              <w:right w:type="dxa" w:w="100"/>
+            </w:tcMar>
+          </w:tcPr>
+          <w:p>
+            <w:pPr>
+              <w:spacing w:after="0"/>
+            </w:pPr>
+            <w:r>
+              <w:rPr>
+                <w:rFonts w:ascii="Arial" w:cs="Arial" w:eastAsia="Arial" w:hAnsi="Arial"/>
+                <w:sz w:val="18"/>
+                <w:szCs w:val="18"/>
+              </w:rPr>
+              <w:t xml:space="preserve">Lossy re-encode</w:t>
+            </w:r>
+          </w:p>
+        </w:tc>
+        <w:tc>
+          <w:tcPr>
+            <w:tcW w:type="dxa" w:w="1250"/>
+            <w:tcBorders>
+              <w:top w:val="single" w:color="BFC5CD" w:sz="4"/>
+              <w:left w:val="single" w:color="BFC5CD" w:sz="4"/>
+              <w:bottom w:val="single" w:color="BFC5CD" w:sz="4"/>
+              <w:right w:val="single" w:color="BFC5CD" w:sz="4"/>
+            </w:tcBorders>
+            <w:tcMar>
+              <w:top w:type="dxa" w:w="60"/>
+              <w:left w:type="dxa" w:w="100"/>
+              <w:bottom w:type="dxa" w:w="60"/>
+              <w:right w:type="dxa" w:w="100"/>
+            </w:tcMar>
+          </w:tcPr>
+          <w:p>
+            <w:pPr>
+              <w:spacing w:after="0"/>
+            </w:pPr>
+            <w:r>
+              <w:rPr>
+                <w:rFonts w:ascii="Arial" w:cs="Arial" w:eastAsia="Arial" w:hAnsi="Arial"/>
+                <w:sz w:val="18"/>
+                <w:szCs w:val="18"/>
+              </w:rPr>
+              <w:t xml:space="preserve">damage (limitation)</w:t>
+            </w:r>
+          </w:p>
+        </w:tc>
+        <w:tc>
+          <w:tcPr>
+            <w:tcW w:type="dxa" w:w="2200"/>
+            <w:tcBorders>
+              <w:top w:val="single" w:color="BFC5CD" w:sz="4"/>
+              <w:left w:val="single" w:color="BFC5CD" w:sz="4"/>
+              <w:bottom w:val="single" w:color="BFC5CD" w:sz="4"/>
+              <w:right w:val="single" w:color="BFC5CD" w:sz="4"/>
+            </w:tcBorders>
+            <w:tcMar>
+              <w:top w:type="dxa" w:w="60"/>
+              <w:left w:type="dxa" w:w="100"/>
+              <w:bottom w:type="dxa" w:w="60"/>
+              <w:right w:type="dxa" w:w="100"/>
+            </w:tcMar>
+          </w:tcPr>
+          <w:p>
+            <w:pPr>
+              <w:spacing w:after="0"/>
+            </w:pPr>
+            <w:r>
+              <w:rPr>
+                <w:rFonts w:ascii="Arial" w:cs="Arial" w:eastAsia="Arial" w:hAnsi="Arial"/>
+                <w:sz w:val="18"/>
+                <w:szCs w:val="18"/>
+              </w:rPr>
+              <w:t xml:space="preserve">JPEG for images, H.264 for video, full LSB noise for audio</w:t>
+            </w:r>
+          </w:p>
+        </w:tc>
+        <w:tc>
+          <w:tcPr>
+            <w:tcW w:type="dxa" w:w="1500"/>
+            <w:tcBorders>
+              <w:top w:val="single" w:color="BFC5CD" w:sz="4"/>
+              <w:left w:val="single" w:color="BFC5CD" w:sz="4"/>
+              <w:bottom w:val="single" w:color="BFC5CD" w:sz="4"/>
+              <w:right w:val="single" w:color="BFC5CD" w:sz="4"/>
+            </w:tcBorders>
+            <w:tcMar>
+              <w:top w:type="dxa" w:w="60"/>
+              <w:left w:type="dxa" w:w="100"/>
+              <w:bottom w:type="dxa" w:w="60"/>
+              <w:right w:type="dxa" w:w="100"/>
+            </w:tcMar>
+          </w:tcPr>
+          <w:p>
+            <w:pPr>
+              <w:spacing w:after="0"/>
+            </w:pPr>
+            <w:r>
+              <w:rPr>
+                <w:rFonts w:ascii="Arial" w:cs="Arial" w:eastAsia="Arial" w:hAnsi="Arial"/>
+                <w:sz w:val="18"/>
+                <w:szCs w:val="18"/>
+              </w:rPr>
+              <w:t xml:space="preserve">Wrong Start Location / Signature Invalid / Payload Missing</w:t>
+            </w:r>
+          </w:p>
+        </w:tc>
+        <w:tc>
+          <w:tcPr>
+            <w:tcW w:type="dxa" w:w="1400"/>
+            <w:tcBorders>
+              <w:top w:val="single" w:color="BFC5CD" w:sz="4"/>
+              <w:left w:val="single" w:color="BFC5CD" w:sz="4"/>
+              <w:bottom w:val="single" w:color="BFC5CD" w:sz="4"/>
+              <w:right w:val="single" w:color="BFC5CD" w:sz="4"/>
+            </w:tcBorders>
+            <w:tcMar>
+              <w:top w:type="dxa" w:w="60"/>
+              <w:left w:type="dxa" w:w="100"/>
+              <w:bottom w:type="dxa" w:w="60"/>
+              <w:right w:type="dxa" w:w="100"/>
+            </w:tcMar>
+          </w:tcPr>
+          <w:p>
+            <w:pPr>
+              <w:spacing w:after="0"/>
+            </w:pPr>
+            <w:r>
+              <w:rPr>
+                <w:rFonts w:ascii="Arial" w:cs="Arial" w:eastAsia="Arial" w:hAnsi="Arial"/>
+                <w:sz w:val="18"/>
+                <w:szCs w:val="18"/>
+              </w:rPr>
+              <w:t xml:space="preserve">Wrong Start Location</w:t>
+            </w:r>
+          </w:p>
+        </w:tc>
+        <w:tc>
+          <w:tcPr>
+            <w:tcW w:type="dxa" w:w="846"/>
             <w:tcBorders>
               <w:top w:val="single" w:color="BFC5CD" w:sz="4"/>
               <w:left w:val="single" w:color="BFC5CD" w:sz="4"/>
@@ -16824,12 +17201,13 @@
         <w:tblLayout w:type="fixed"/>
       </w:tblPr>
       <w:tblGrid>
-        <w:gridCol w:w="350"/>
-        <w:gridCol w:w="1700"/>
-        <w:gridCol w:w="2750"/>
-        <w:gridCol w:w="1750"/>
-        <w:gridCol w:w="1650"/>
-        <w:gridCol w:w="826"/>
+        <w:gridCol w:w="330"/>
+        <w:gridCol w:w="1500"/>
+        <w:gridCol w:w="1250"/>
+        <w:gridCol w:w="2200"/>
+        <w:gridCol w:w="1500"/>
+        <w:gridCol w:w="1400"/>
+        <w:gridCol w:w="846"/>
       </w:tblGrid>
       <w:tr>
         <w:trPr>
@@ -16837,7 +17215,7 @@
         </w:trPr>
         <w:tc>
           <w:tcPr>
-            <w:tcW w:type="dxa" w:w="350"/>
+            <w:tcW w:type="dxa" w:w="330"/>
             <w:tcBorders>
               <w:top w:val="single" w:color="BFC5CD" w:sz="4"/>
               <w:left w:val="single" w:color="BFC5CD" w:sz="4"/>
@@ -16870,7 +17248,7 @@
         </w:tc>
         <w:tc>
           <w:tcPr>
-            <w:tcW w:type="dxa" w:w="1700"/>
+            <w:tcW w:type="dxa" w:w="1500"/>
             <w:tcBorders>
               <w:top w:val="single" w:color="BFC5CD" w:sz="4"/>
               <w:left w:val="single" w:color="BFC5CD" w:sz="4"/>
@@ -16903,7 +17281,7 @@
         </w:tc>
         <w:tc>
           <w:tcPr>
-            <w:tcW w:type="dxa" w:w="2750"/>
+            <w:tcW w:type="dxa" w:w="1250"/>
             <w:tcBorders>
               <w:top w:val="single" w:color="BFC5CD" w:sz="4"/>
               <w:left w:val="single" w:color="BFC5CD" w:sz="4"/>
@@ -16930,13 +17308,13 @@
                 <w:sz w:val="18"/>
                 <w:szCs w:val="18"/>
               </w:rPr>
-              <w:t xml:space="preserve">What the attacker did</w:t>
-            </w:r>
-          </w:p>
-        </w:tc>
-        <w:tc>
-          <w:tcPr>
-            <w:tcW w:type="dxa" w:w="1750"/>
+              <w:t xml:space="preserve">Check it targets</w:t>
+            </w:r>
+          </w:p>
+        </w:tc>
+        <w:tc>
+          <w:tcPr>
+            <w:tcW w:type="dxa" w:w="2200"/>
             <w:tcBorders>
               <w:top w:val="single" w:color="BFC5CD" w:sz="4"/>
               <w:left w:val="single" w:color="BFC5CD" w:sz="4"/>
@@ -16963,13 +17341,13 @@
                 <w:sz w:val="18"/>
                 <w:szCs w:val="18"/>
               </w:rPr>
-              <w:t xml:space="preserve">Expected</w:t>
-            </w:r>
-          </w:p>
-        </w:tc>
-        <w:tc>
-          <w:tcPr>
-            <w:tcW w:type="dxa" w:w="1650"/>
+              <w:t xml:space="preserve">What the attacker did</w:t>
+            </w:r>
+          </w:p>
+        </w:tc>
+        <w:tc>
+          <w:tcPr>
+            <w:tcW w:type="dxa" w:w="1500"/>
             <w:tcBorders>
               <w:top w:val="single" w:color="BFC5CD" w:sz="4"/>
               <w:left w:val="single" w:color="BFC5CD" w:sz="4"/>
@@ -16996,13 +17374,13 @@
                 <w:sz w:val="18"/>
                 <w:szCs w:val="18"/>
               </w:rPr>
-              <w:t xml:space="preserve">Got</w:t>
-            </w:r>
-          </w:p>
-        </w:tc>
-        <w:tc>
-          <w:tcPr>
-            <w:tcW w:type="dxa" w:w="826"/>
+              <w:t xml:space="preserve">Expected</w:t>
+            </w:r>
+          </w:p>
+        </w:tc>
+        <w:tc>
+          <w:tcPr>
+            <w:tcW w:type="dxa" w:w="1400"/>
             <w:tcBorders>
               <w:top w:val="single" w:color="BFC5CD" w:sz="4"/>
               <w:left w:val="single" w:color="BFC5CD" w:sz="4"/>
@@ -17029,6 +17407,39 @@
                 <w:sz w:val="18"/>
                 <w:szCs w:val="18"/>
               </w:rPr>
+              <w:t xml:space="preserve">Got</w:t>
+            </w:r>
+          </w:p>
+        </w:tc>
+        <w:tc>
+          <w:tcPr>
+            <w:tcW w:type="dxa" w:w="846"/>
+            <w:tcBorders>
+              <w:top w:val="single" w:color="BFC5CD" w:sz="4"/>
+              <w:left w:val="single" w:color="BFC5CD" w:sz="4"/>
+              <w:bottom w:val="single" w:color="BFC5CD" w:sz="4"/>
+              <w:right w:val="single" w:color="BFC5CD" w:sz="4"/>
+            </w:tcBorders>
+            <w:shd w:fill="E8EEF7" w:color="auto" w:val="clear"/>
+            <w:tcMar>
+              <w:top w:type="dxa" w:w="60"/>
+              <w:left w:type="dxa" w:w="100"/>
+              <w:bottom w:type="dxa" w:w="60"/>
+              <w:right w:type="dxa" w:w="100"/>
+            </w:tcMar>
+          </w:tcPr>
+          <w:p>
+            <w:pPr>
+              <w:spacing w:after="0"/>
+            </w:pPr>
+            <w:r>
+              <w:rPr>
+                <w:rFonts w:ascii="Arial" w:cs="Arial" w:eastAsia="Arial" w:hAnsi="Arial"/>
+                <w:b/>
+                <w:bCs/>
+                <w:sz w:val="18"/>
+                <w:szCs w:val="18"/>
+              </w:rPr>
               <w:t xml:space="preserve">Result</w:t>
             </w:r>
           </w:p>
@@ -17037,7 +17448,7 @@
       <w:tr>
         <w:tc>
           <w:tcPr>
-            <w:tcW w:type="dxa" w:w="350"/>
+            <w:tcW w:type="dxa" w:w="330"/>
             <w:tcBorders>
               <w:top w:val="single" w:color="BFC5CD" w:sz="4"/>
               <w:left w:val="single" w:color="BFC5CD" w:sz="4"/>
@@ -17067,127 +17478,157 @@
         </w:tc>
         <w:tc>
           <w:tcPr>
-            <w:tcW w:type="dxa" w:w="1700"/>
-            <w:tcBorders>
-              <w:top w:val="single" w:color="BFC5CD" w:sz="4"/>
-              <w:left w:val="single" w:color="BFC5CD" w:sz="4"/>
-              <w:bottom w:val="single" w:color="BFC5CD" w:sz="4"/>
-              <w:right w:val="single" w:color="BFC5CD" w:sz="4"/>
-            </w:tcBorders>
-            <w:tcMar>
-              <w:top w:type="dxa" w:w="60"/>
-              <w:left w:type="dxa" w:w="100"/>
-              <w:bottom w:type="dxa" w:w="60"/>
-              <w:right w:type="dxa" w:w="100"/>
-            </w:tcMar>
-          </w:tcPr>
-          <w:p>
-            <w:pPr>
-              <w:spacing w:after="0"/>
-            </w:pPr>
-            <w:r>
-              <w:rPr>
-                <w:rFonts w:ascii="Arial" w:cs="Arial" w:eastAsia="Arial" w:hAnsi="Arial"/>
-                <w:sz w:val="18"/>
-                <w:szCs w:val="18"/>
-              </w:rPr>
-              <w:t xml:space="preserve">Edit outside payload</w:t>
-            </w:r>
-          </w:p>
-        </w:tc>
-        <w:tc>
-          <w:tcPr>
-            <w:tcW w:type="dxa" w:w="2750"/>
-            <w:tcBorders>
-              <w:top w:val="single" w:color="BFC5CD" w:sz="4"/>
-              <w:left w:val="single" w:color="BFC5CD" w:sz="4"/>
-              <w:bottom w:val="single" w:color="BFC5CD" w:sz="4"/>
-              <w:right w:val="single" w:color="BFC5CD" w:sz="4"/>
-            </w:tcBorders>
-            <w:tcMar>
-              <w:top w:type="dxa" w:w="60"/>
-              <w:left w:type="dxa" w:w="100"/>
-              <w:bottom w:type="dxa" w:w="60"/>
-              <w:right w:type="dxa" w:w="100"/>
-            </w:tcMar>
-          </w:tcPr>
-          <w:p>
-            <w:pPr>
-              <w:spacing w:after="0"/>
-            </w:pPr>
-            <w:r>
-              <w:rPr>
-                <w:rFonts w:ascii="Arial" w:cs="Arial" w:eastAsia="Arial" w:hAnsi="Arial"/>
-                <w:sz w:val="18"/>
-                <w:szCs w:val="18"/>
-              </w:rPr>
-              <w:t xml:space="preserve">Flipped the top bit of 500 bytes that hold no payload</w:t>
-            </w:r>
-          </w:p>
-        </w:tc>
-        <w:tc>
-          <w:tcPr>
-            <w:tcW w:type="dxa" w:w="1750"/>
-            <w:tcBorders>
-              <w:top w:val="single" w:color="BFC5CD" w:sz="4"/>
-              <w:left w:val="single" w:color="BFC5CD" w:sz="4"/>
-              <w:bottom w:val="single" w:color="BFC5CD" w:sz="4"/>
-              <w:right w:val="single" w:color="BFC5CD" w:sz="4"/>
-            </w:tcBorders>
-            <w:tcMar>
-              <w:top w:type="dxa" w:w="60"/>
-              <w:left w:type="dxa" w:w="100"/>
-              <w:bottom w:type="dxa" w:w="60"/>
-              <w:right w:type="dxa" w:w="100"/>
-            </w:tcMar>
-          </w:tcPr>
-          <w:p>
-            <w:pPr>
-              <w:spacing w:after="0"/>
-            </w:pPr>
-            <w:r>
-              <w:rPr>
-                <w:rFonts w:ascii="Arial" w:cs="Arial" w:eastAsia="Arial" w:hAnsi="Arial"/>
-                <w:sz w:val="18"/>
-                <w:szCs w:val="18"/>
-              </w:rPr>
-              <w:t xml:space="preserve">Tampered</w:t>
-            </w:r>
-          </w:p>
-        </w:tc>
-        <w:tc>
-          <w:tcPr>
-            <w:tcW w:type="dxa" w:w="1650"/>
-            <w:tcBorders>
-              <w:top w:val="single" w:color="BFC5CD" w:sz="4"/>
-              <w:left w:val="single" w:color="BFC5CD" w:sz="4"/>
-              <w:bottom w:val="single" w:color="BFC5CD" w:sz="4"/>
-              <w:right w:val="single" w:color="BFC5CD" w:sz="4"/>
-            </w:tcBorders>
-            <w:tcMar>
-              <w:top w:type="dxa" w:w="60"/>
-              <w:left w:type="dxa" w:w="100"/>
-              <w:bottom w:type="dxa" w:w="60"/>
-              <w:right w:type="dxa" w:w="100"/>
-            </w:tcMar>
-          </w:tcPr>
-          <w:p>
-            <w:pPr>
-              <w:spacing w:after="0"/>
-            </w:pPr>
-            <w:r>
-              <w:rPr>
-                <w:rFonts w:ascii="Arial" w:cs="Arial" w:eastAsia="Arial" w:hAnsi="Arial"/>
-                <w:sz w:val="18"/>
-                <w:szCs w:val="18"/>
-              </w:rPr>
-              <w:t xml:space="preserve">Tampered</w:t>
-            </w:r>
-          </w:p>
-        </w:tc>
-        <w:tc>
-          <w:tcPr>
-            <w:tcW w:type="dxa" w:w="826"/>
+            <w:tcW w:type="dxa" w:w="1500"/>
+            <w:tcBorders>
+              <w:top w:val="single" w:color="BFC5CD" w:sz="4"/>
+              <w:left w:val="single" w:color="BFC5CD" w:sz="4"/>
+              <w:bottom w:val="single" w:color="BFC5CD" w:sz="4"/>
+              <w:right w:val="single" w:color="BFC5CD" w:sz="4"/>
+            </w:tcBorders>
+            <w:tcMar>
+              <w:top w:type="dxa" w:w="60"/>
+              <w:left w:type="dxa" w:w="100"/>
+              <w:bottom w:type="dxa" w:w="60"/>
+              <w:right w:type="dxa" w:w="100"/>
+            </w:tcMar>
+          </w:tcPr>
+          <w:p>
+            <w:pPr>
+              <w:spacing w:after="0"/>
+            </w:pPr>
+            <w:r>
+              <w:rPr>
+                <w:rFonts w:ascii="Arial" w:cs="Arial" w:eastAsia="Arial" w:hAnsi="Arial"/>
+                <w:sz w:val="18"/>
+                <w:szCs w:val="18"/>
+              </w:rPr>
+              <w:t xml:space="preserve">Wrong stego key</w:t>
+            </w:r>
+          </w:p>
+        </w:tc>
+        <w:tc>
+          <w:tcPr>
+            <w:tcW w:type="dxa" w:w="1250"/>
+            <w:tcBorders>
+              <w:top w:val="single" w:color="BFC5CD" w:sz="4"/>
+              <w:left w:val="single" w:color="BFC5CD" w:sz="4"/>
+              <w:bottom w:val="single" w:color="BFC5CD" w:sz="4"/>
+              <w:right w:val="single" w:color="BFC5CD" w:sz="4"/>
+            </w:tcBorders>
+            <w:tcMar>
+              <w:top w:type="dxa" w:w="60"/>
+              <w:left w:type="dxa" w:w="100"/>
+              <w:bottom w:type="dxa" w:w="60"/>
+              <w:right w:type="dxa" w:w="100"/>
+            </w:tcMar>
+          </w:tcPr>
+          <w:p>
+            <w:pPr>
+              <w:spacing w:after="0"/>
+            </w:pPr>
+            <w:r>
+              <w:rPr>
+                <w:rFonts w:ascii="Arial" w:cs="Arial" w:eastAsia="Arial" w:hAnsi="Arial"/>
+                <w:sz w:val="18"/>
+                <w:szCs w:val="18"/>
+              </w:rPr>
+              <w:t xml:space="preserve">1. find the header</w:t>
+            </w:r>
+          </w:p>
+        </w:tc>
+        <w:tc>
+          <w:tcPr>
+            <w:tcW w:type="dxa" w:w="2200"/>
+            <w:tcBorders>
+              <w:top w:val="single" w:color="BFC5CD" w:sz="4"/>
+              <w:left w:val="single" w:color="BFC5CD" w:sz="4"/>
+              <w:bottom w:val="single" w:color="BFC5CD" w:sz="4"/>
+              <w:right w:val="single" w:color="BFC5CD" w:sz="4"/>
+            </w:tcBorders>
+            <w:tcMar>
+              <w:top w:type="dxa" w:w="60"/>
+              <w:left w:type="dxa" w:w="100"/>
+              <w:bottom w:type="dxa" w:w="60"/>
+              <w:right w:type="dxa" w:w="100"/>
+            </w:tcMar>
+          </w:tcPr>
+          <w:p>
+            <w:pPr>
+              <w:spacing w:after="0"/>
+            </w:pPr>
+            <w:r>
+              <w:rPr>
+                <w:rFonts w:ascii="Arial" w:cs="Arial" w:eastAsia="Arial" w:hAnsi="Arial"/>
+                <w:sz w:val="18"/>
+                <w:szCs w:val="18"/>
+              </w:rPr>
+              <w:t xml:space="preserve">Tried to extract with a guessed passphrase</w:t>
+            </w:r>
+          </w:p>
+        </w:tc>
+        <w:tc>
+          <w:tcPr>
+            <w:tcW w:type="dxa" w:w="1500"/>
+            <w:tcBorders>
+              <w:top w:val="single" w:color="BFC5CD" w:sz="4"/>
+              <w:left w:val="single" w:color="BFC5CD" w:sz="4"/>
+              <w:bottom w:val="single" w:color="BFC5CD" w:sz="4"/>
+              <w:right w:val="single" w:color="BFC5CD" w:sz="4"/>
+            </w:tcBorders>
+            <w:tcMar>
+              <w:top w:type="dxa" w:w="60"/>
+              <w:left w:type="dxa" w:w="100"/>
+              <w:bottom w:type="dxa" w:w="60"/>
+              <w:right w:type="dxa" w:w="100"/>
+            </w:tcMar>
+          </w:tcPr>
+          <w:p>
+            <w:pPr>
+              <w:spacing w:after="0"/>
+            </w:pPr>
+            <w:r>
+              <w:rPr>
+                <w:rFonts w:ascii="Arial" w:cs="Arial" w:eastAsia="Arial" w:hAnsi="Arial"/>
+                <w:sz w:val="18"/>
+                <w:szCs w:val="18"/>
+              </w:rPr>
+              <w:t xml:space="preserve">Wrong Start Location</w:t>
+            </w:r>
+          </w:p>
+        </w:tc>
+        <w:tc>
+          <w:tcPr>
+            <w:tcW w:type="dxa" w:w="1400"/>
+            <w:tcBorders>
+              <w:top w:val="single" w:color="BFC5CD" w:sz="4"/>
+              <w:left w:val="single" w:color="BFC5CD" w:sz="4"/>
+              <w:bottom w:val="single" w:color="BFC5CD" w:sz="4"/>
+              <w:right w:val="single" w:color="BFC5CD" w:sz="4"/>
+            </w:tcBorders>
+            <w:tcMar>
+              <w:top w:type="dxa" w:w="60"/>
+              <w:left w:type="dxa" w:w="100"/>
+              <w:bottom w:type="dxa" w:w="60"/>
+              <w:right w:type="dxa" w:w="100"/>
+            </w:tcMar>
+          </w:tcPr>
+          <w:p>
+            <w:pPr>
+              <w:spacing w:after="0"/>
+            </w:pPr>
+            <w:r>
+              <w:rPr>
+                <w:rFonts w:ascii="Arial" w:cs="Arial" w:eastAsia="Arial" w:hAnsi="Arial"/>
+                <w:sz w:val="18"/>
+                <w:szCs w:val="18"/>
+              </w:rPr>
+              <w:t xml:space="preserve">Wrong Start Location</w:t>
+            </w:r>
+          </w:p>
+        </w:tc>
+        <w:tc>
+          <w:tcPr>
+            <w:tcW w:type="dxa" w:w="846"/>
             <w:tcBorders>
               <w:top w:val="single" w:color="BFC5CD" w:sz="4"/>
               <w:left w:val="single" w:color="BFC5CD" w:sz="4"/>
@@ -17222,7 +17663,7 @@
       <w:tr>
         <w:tc>
           <w:tcPr>
-            <w:tcW w:type="dxa" w:w="350"/>
+            <w:tcW w:type="dxa" w:w="330"/>
             <w:tcBorders>
               <w:top w:val="single" w:color="BFC5CD" w:sz="4"/>
               <w:left w:val="single" w:color="BFC5CD" w:sz="4"/>
@@ -17252,127 +17693,157 @@
         </w:tc>
         <w:tc>
           <w:tcPr>
-            <w:tcW w:type="dxa" w:w="1700"/>
-            <w:tcBorders>
-              <w:top w:val="single" w:color="BFC5CD" w:sz="4"/>
-              <w:left w:val="single" w:color="BFC5CD" w:sz="4"/>
-              <w:bottom w:val="single" w:color="BFC5CD" w:sz="4"/>
-              <w:right w:val="single" w:color="BFC5CD" w:sz="4"/>
-            </w:tcBorders>
-            <w:tcMar>
-              <w:top w:type="dxa" w:w="60"/>
-              <w:left w:type="dxa" w:w="100"/>
-              <w:bottom w:type="dxa" w:w="60"/>
-              <w:right w:type="dxa" w:w="100"/>
-            </w:tcMar>
-          </w:tcPr>
-          <w:p>
-            <w:pPr>
-              <w:spacing w:after="0"/>
-            </w:pPr>
-            <w:r>
-              <w:rPr>
-                <w:rFonts w:ascii="Arial" w:cs="Arial" w:eastAsia="Arial" w:hAnsi="Arial"/>
-                <w:sz w:val="18"/>
-                <w:szCs w:val="18"/>
-              </w:rPr>
-              <w:t xml:space="preserve">Flip one payload bit</w:t>
-            </w:r>
-          </w:p>
-        </w:tc>
-        <w:tc>
-          <w:tcPr>
-            <w:tcW w:type="dxa" w:w="2750"/>
-            <w:tcBorders>
-              <w:top w:val="single" w:color="BFC5CD" w:sz="4"/>
-              <w:left w:val="single" w:color="BFC5CD" w:sz="4"/>
-              <w:bottom w:val="single" w:color="BFC5CD" w:sz="4"/>
-              <w:right w:val="single" w:color="BFC5CD" w:sz="4"/>
-            </w:tcBorders>
-            <w:tcMar>
-              <w:top w:type="dxa" w:w="60"/>
-              <w:left w:type="dxa" w:w="100"/>
-              <w:bottom w:type="dxa" w:w="60"/>
-              <w:right w:type="dxa" w:w="100"/>
-            </w:tcMar>
-          </w:tcPr>
-          <w:p>
-            <w:pPr>
-              <w:spacing w:after="0"/>
-            </w:pPr>
-            <w:r>
-              <w:rPr>
-                <w:rFonts w:ascii="Arial" w:cs="Arial" w:eastAsia="Arial" w:hAnsi="Arial"/>
-                <w:sz w:val="18"/>
-                <w:szCs w:val="18"/>
-              </w:rPr>
-              <w:t xml:space="preserve">Changed a single bit inside the hidden payload</w:t>
-            </w:r>
-          </w:p>
-        </w:tc>
-        <w:tc>
-          <w:tcPr>
-            <w:tcW w:type="dxa" w:w="1750"/>
-            <w:tcBorders>
-              <w:top w:val="single" w:color="BFC5CD" w:sz="4"/>
-              <w:left w:val="single" w:color="BFC5CD" w:sz="4"/>
-              <w:bottom w:val="single" w:color="BFC5CD" w:sz="4"/>
-              <w:right w:val="single" w:color="BFC5CD" w:sz="4"/>
-            </w:tcBorders>
-            <w:tcMar>
-              <w:top w:type="dxa" w:w="60"/>
-              <w:left w:type="dxa" w:w="100"/>
-              <w:bottom w:type="dxa" w:w="60"/>
-              <w:right w:type="dxa" w:w="100"/>
-            </w:tcMar>
-          </w:tcPr>
-          <w:p>
-            <w:pPr>
-              <w:spacing w:after="0"/>
-            </w:pPr>
-            <w:r>
-              <w:rPr>
-                <w:rFonts w:ascii="Arial" w:cs="Arial" w:eastAsia="Arial" w:hAnsi="Arial"/>
-                <w:sz w:val="18"/>
-                <w:szCs w:val="18"/>
-              </w:rPr>
-              <w:t xml:space="preserve">Signature Invalid</w:t>
-            </w:r>
-          </w:p>
-        </w:tc>
-        <w:tc>
-          <w:tcPr>
-            <w:tcW w:type="dxa" w:w="1650"/>
-            <w:tcBorders>
-              <w:top w:val="single" w:color="BFC5CD" w:sz="4"/>
-              <w:left w:val="single" w:color="BFC5CD" w:sz="4"/>
-              <w:bottom w:val="single" w:color="BFC5CD" w:sz="4"/>
-              <w:right w:val="single" w:color="BFC5CD" w:sz="4"/>
-            </w:tcBorders>
-            <w:tcMar>
-              <w:top w:type="dxa" w:w="60"/>
-              <w:left w:type="dxa" w:w="100"/>
-              <w:bottom w:type="dxa" w:w="60"/>
-              <w:right w:type="dxa" w:w="100"/>
-            </w:tcMar>
-          </w:tcPr>
-          <w:p>
-            <w:pPr>
-              <w:spacing w:after="0"/>
-            </w:pPr>
-            <w:r>
-              <w:rPr>
-                <w:rFonts w:ascii="Arial" w:cs="Arial" w:eastAsia="Arial" w:hAnsi="Arial"/>
-                <w:sz w:val="18"/>
-                <w:szCs w:val="18"/>
-              </w:rPr>
-              <w:t xml:space="preserve">Signature Invalid</w:t>
-            </w:r>
-          </w:p>
-        </w:tc>
-        <w:tc>
-          <w:tcPr>
-            <w:tcW w:type="dxa" w:w="826"/>
+            <w:tcW w:type="dxa" w:w="1500"/>
+            <w:tcBorders>
+              <w:top w:val="single" w:color="BFC5CD" w:sz="4"/>
+              <w:left w:val="single" w:color="BFC5CD" w:sz="4"/>
+              <w:bottom w:val="single" w:color="BFC5CD" w:sz="4"/>
+              <w:right w:val="single" w:color="BFC5CD" w:sz="4"/>
+            </w:tcBorders>
+            <w:tcMar>
+              <w:top w:type="dxa" w:w="60"/>
+              <w:left w:type="dxa" w:w="100"/>
+              <w:bottom w:type="dxa" w:w="60"/>
+              <w:right w:type="dxa" w:w="100"/>
+            </w:tcMar>
+          </w:tcPr>
+          <w:p>
+            <w:pPr>
+              <w:spacing w:after="0"/>
+            </w:pPr>
+            <w:r>
+              <w:rPr>
+                <w:rFonts w:ascii="Arial" w:cs="Arial" w:eastAsia="Arial" w:hAnsi="Arial"/>
+                <w:sz w:val="18"/>
+                <w:szCs w:val="18"/>
+              </w:rPr>
+              <w:t xml:space="preserve">Off-by-one start</w:t>
+            </w:r>
+          </w:p>
+        </w:tc>
+        <w:tc>
+          <w:tcPr>
+            <w:tcW w:type="dxa" w:w="1250"/>
+            <w:tcBorders>
+              <w:top w:val="single" w:color="BFC5CD" w:sz="4"/>
+              <w:left w:val="single" w:color="BFC5CD" w:sz="4"/>
+              <w:bottom w:val="single" w:color="BFC5CD" w:sz="4"/>
+              <w:right w:val="single" w:color="BFC5CD" w:sz="4"/>
+            </w:tcBorders>
+            <w:tcMar>
+              <w:top w:type="dxa" w:w="60"/>
+              <w:left w:type="dxa" w:w="100"/>
+              <w:bottom w:type="dxa" w:w="60"/>
+              <w:right w:type="dxa" w:w="100"/>
+            </w:tcMar>
+          </w:tcPr>
+          <w:p>
+            <w:pPr>
+              <w:spacing w:after="0"/>
+            </w:pPr>
+            <w:r>
+              <w:rPr>
+                <w:rFonts w:ascii="Arial" w:cs="Arial" w:eastAsia="Arial" w:hAnsi="Arial"/>
+                <w:sz w:val="18"/>
+                <w:szCs w:val="18"/>
+              </w:rPr>
+              <w:t xml:space="preserve">1. find the header</w:t>
+            </w:r>
+          </w:p>
+        </w:tc>
+        <w:tc>
+          <w:tcPr>
+            <w:tcW w:type="dxa" w:w="2200"/>
+            <w:tcBorders>
+              <w:top w:val="single" w:color="BFC5CD" w:sz="4"/>
+              <w:left w:val="single" w:color="BFC5CD" w:sz="4"/>
+              <w:bottom w:val="single" w:color="BFC5CD" w:sz="4"/>
+              <w:right w:val="single" w:color="BFC5CD" w:sz="4"/>
+            </w:tcBorders>
+            <w:tcMar>
+              <w:top w:type="dxa" w:w="60"/>
+              <w:left w:type="dxa" w:w="100"/>
+              <w:bottom w:type="dxa" w:w="60"/>
+              <w:right w:type="dxa" w:w="100"/>
+            </w:tcMar>
+          </w:tcPr>
+          <w:p>
+            <w:pPr>
+              <w:spacing w:after="0"/>
+            </w:pPr>
+            <w:r>
+              <w:rPr>
+                <w:rFonts w:ascii="Arial" w:cs="Arial" w:eastAsia="Arial" w:hAnsi="Arial"/>
+                <w:sz w:val="18"/>
+                <w:szCs w:val="18"/>
+              </w:rPr>
+              <w:t xml:space="preserve">Read the payload one byte after the real start</w:t>
+            </w:r>
+          </w:p>
+        </w:tc>
+        <w:tc>
+          <w:tcPr>
+            <w:tcW w:type="dxa" w:w="1500"/>
+            <w:tcBorders>
+              <w:top w:val="single" w:color="BFC5CD" w:sz="4"/>
+              <w:left w:val="single" w:color="BFC5CD" w:sz="4"/>
+              <w:bottom w:val="single" w:color="BFC5CD" w:sz="4"/>
+              <w:right w:val="single" w:color="BFC5CD" w:sz="4"/>
+            </w:tcBorders>
+            <w:tcMar>
+              <w:top w:type="dxa" w:w="60"/>
+              <w:left w:type="dxa" w:w="100"/>
+              <w:bottom w:type="dxa" w:w="60"/>
+              <w:right w:type="dxa" w:w="100"/>
+            </w:tcMar>
+          </w:tcPr>
+          <w:p>
+            <w:pPr>
+              <w:spacing w:after="0"/>
+            </w:pPr>
+            <w:r>
+              <w:rPr>
+                <w:rFonts w:ascii="Arial" w:cs="Arial" w:eastAsia="Arial" w:hAnsi="Arial"/>
+                <w:sz w:val="18"/>
+                <w:szCs w:val="18"/>
+              </w:rPr>
+              <w:t xml:space="preserve">Wrong Start Location</w:t>
+            </w:r>
+          </w:p>
+        </w:tc>
+        <w:tc>
+          <w:tcPr>
+            <w:tcW w:type="dxa" w:w="1400"/>
+            <w:tcBorders>
+              <w:top w:val="single" w:color="BFC5CD" w:sz="4"/>
+              <w:left w:val="single" w:color="BFC5CD" w:sz="4"/>
+              <w:bottom w:val="single" w:color="BFC5CD" w:sz="4"/>
+              <w:right w:val="single" w:color="BFC5CD" w:sz="4"/>
+            </w:tcBorders>
+            <w:tcMar>
+              <w:top w:type="dxa" w:w="60"/>
+              <w:left w:type="dxa" w:w="100"/>
+              <w:bottom w:type="dxa" w:w="60"/>
+              <w:right w:type="dxa" w:w="100"/>
+            </w:tcMar>
+          </w:tcPr>
+          <w:p>
+            <w:pPr>
+              <w:spacing w:after="0"/>
+            </w:pPr>
+            <w:r>
+              <w:rPr>
+                <w:rFonts w:ascii="Arial" w:cs="Arial" w:eastAsia="Arial" w:hAnsi="Arial"/>
+                <w:sz w:val="18"/>
+                <w:szCs w:val="18"/>
+              </w:rPr>
+              <w:t xml:space="preserve">Wrong Start Location</w:t>
+            </w:r>
+          </w:p>
+        </w:tc>
+        <w:tc>
+          <w:tcPr>
+            <w:tcW w:type="dxa" w:w="846"/>
             <w:tcBorders>
               <w:top w:val="single" w:color="BFC5CD" w:sz="4"/>
               <w:left w:val="single" w:color="BFC5CD" w:sz="4"/>
@@ -17407,7 +17878,7 @@
       <w:tr>
         <w:tc>
           <w:tcPr>
-            <w:tcW w:type="dxa" w:w="350"/>
+            <w:tcW w:type="dxa" w:w="330"/>
             <w:tcBorders>
               <w:top w:val="single" w:color="BFC5CD" w:sz="4"/>
               <w:left w:val="single" w:color="BFC5CD" w:sz="4"/>
@@ -17437,127 +17908,157 @@
         </w:tc>
         <w:tc>
           <w:tcPr>
-            <w:tcW w:type="dxa" w:w="1700"/>
-            <w:tcBorders>
-              <w:top w:val="single" w:color="BFC5CD" w:sz="4"/>
-              <w:left w:val="single" w:color="BFC5CD" w:sz="4"/>
-              <w:bottom w:val="single" w:color="BFC5CD" w:sz="4"/>
-              <w:right w:val="single" w:color="BFC5CD" w:sz="4"/>
-            </w:tcBorders>
-            <w:tcMar>
-              <w:top w:type="dxa" w:w="60"/>
-              <w:left w:type="dxa" w:w="100"/>
-              <w:bottom w:type="dxa" w:w="60"/>
-              <w:right w:type="dxa" w:w="100"/>
-            </w:tcMar>
-          </w:tcPr>
-          <w:p>
-            <w:pPr>
-              <w:spacing w:after="0"/>
-            </w:pPr>
-            <w:r>
-              <w:rPr>
-                <w:rFonts w:ascii="Arial" w:cs="Arial" w:eastAsia="Arial" w:hAnsi="Arial"/>
-                <w:sz w:val="18"/>
-                <w:szCs w:val="18"/>
-              </w:rPr>
-              <w:t xml:space="preserve">Break length field</w:t>
-            </w:r>
-          </w:p>
-        </w:tc>
-        <w:tc>
-          <w:tcPr>
-            <w:tcW w:type="dxa" w:w="2750"/>
-            <w:tcBorders>
-              <w:top w:val="single" w:color="BFC5CD" w:sz="4"/>
-              <w:left w:val="single" w:color="BFC5CD" w:sz="4"/>
-              <w:bottom w:val="single" w:color="BFC5CD" w:sz="4"/>
-              <w:right w:val="single" w:color="BFC5CD" w:sz="4"/>
-            </w:tcBorders>
-            <w:tcMar>
-              <w:top w:type="dxa" w:w="60"/>
-              <w:left w:type="dxa" w:w="100"/>
-              <w:bottom w:type="dxa" w:w="60"/>
-              <w:right w:type="dxa" w:w="100"/>
-            </w:tcMar>
-          </w:tcPr>
-          <w:p>
-            <w:pPr>
-              <w:spacing w:after="0"/>
-            </w:pPr>
-            <w:r>
-              <w:rPr>
-                <w:rFonts w:ascii="Arial" w:cs="Arial" w:eastAsia="Arial" w:hAnsi="Arial"/>
-                <w:sz w:val="18"/>
-                <w:szCs w:val="18"/>
-              </w:rPr>
-              <w:t xml:space="preserve">Flipped the top bit of the header's length field</w:t>
-            </w:r>
-          </w:p>
-        </w:tc>
-        <w:tc>
-          <w:tcPr>
-            <w:tcW w:type="dxa" w:w="1750"/>
-            <w:tcBorders>
-              <w:top w:val="single" w:color="BFC5CD" w:sz="4"/>
-              <w:left w:val="single" w:color="BFC5CD" w:sz="4"/>
-              <w:bottom w:val="single" w:color="BFC5CD" w:sz="4"/>
-              <w:right w:val="single" w:color="BFC5CD" w:sz="4"/>
-            </w:tcBorders>
-            <w:tcMar>
-              <w:top w:type="dxa" w:w="60"/>
-              <w:left w:type="dxa" w:w="100"/>
-              <w:bottom w:type="dxa" w:w="60"/>
-              <w:right w:type="dxa" w:w="100"/>
-            </w:tcMar>
-          </w:tcPr>
-          <w:p>
-            <w:pPr>
-              <w:spacing w:after="0"/>
-            </w:pPr>
-            <w:r>
-              <w:rPr>
-                <w:rFonts w:ascii="Arial" w:cs="Arial" w:eastAsia="Arial" w:hAnsi="Arial"/>
-                <w:sz w:val="18"/>
-                <w:szCs w:val="18"/>
-              </w:rPr>
-              <w:t xml:space="preserve">Payload Missing</w:t>
-            </w:r>
-          </w:p>
-        </w:tc>
-        <w:tc>
-          <w:tcPr>
-            <w:tcW w:type="dxa" w:w="1650"/>
-            <w:tcBorders>
-              <w:top w:val="single" w:color="BFC5CD" w:sz="4"/>
-              <w:left w:val="single" w:color="BFC5CD" w:sz="4"/>
-              <w:bottom w:val="single" w:color="BFC5CD" w:sz="4"/>
-              <w:right w:val="single" w:color="BFC5CD" w:sz="4"/>
-            </w:tcBorders>
-            <w:tcMar>
-              <w:top w:type="dxa" w:w="60"/>
-              <w:left w:type="dxa" w:w="100"/>
-              <w:bottom w:type="dxa" w:w="60"/>
-              <w:right w:type="dxa" w:w="100"/>
-            </w:tcMar>
-          </w:tcPr>
-          <w:p>
-            <w:pPr>
-              <w:spacing w:after="0"/>
-            </w:pPr>
-            <w:r>
-              <w:rPr>
-                <w:rFonts w:ascii="Arial" w:cs="Arial" w:eastAsia="Arial" w:hAnsi="Arial"/>
-                <w:sz w:val="18"/>
-                <w:szCs w:val="18"/>
-              </w:rPr>
-              <w:t xml:space="preserve">Payload Missing</w:t>
-            </w:r>
-          </w:p>
-        </w:tc>
-        <w:tc>
-          <w:tcPr>
-            <w:tcW w:type="dxa" w:w="826"/>
+            <w:tcW w:type="dxa" w:w="1500"/>
+            <w:tcBorders>
+              <w:top w:val="single" w:color="BFC5CD" w:sz="4"/>
+              <w:left w:val="single" w:color="BFC5CD" w:sz="4"/>
+              <w:bottom w:val="single" w:color="BFC5CD" w:sz="4"/>
+              <w:right w:val="single" w:color="BFC5CD" w:sz="4"/>
+            </w:tcBorders>
+            <w:tcMar>
+              <w:top w:type="dxa" w:w="60"/>
+              <w:left w:type="dxa" w:w="100"/>
+              <w:bottom w:type="dxa" w:w="60"/>
+              <w:right w:type="dxa" w:w="100"/>
+            </w:tcMar>
+          </w:tcPr>
+          <w:p>
+            <w:pPr>
+              <w:spacing w:after="0"/>
+            </w:pPr>
+            <w:r>
+              <w:rPr>
+                <w:rFonts w:ascii="Arial" w:cs="Arial" w:eastAsia="Arial" w:hAnsi="Arial"/>
+                <w:sz w:val="18"/>
+                <w:szCs w:val="18"/>
+              </w:rPr>
+              <w:t xml:space="preserve">Crop / trim</w:t>
+            </w:r>
+          </w:p>
+        </w:tc>
+        <w:tc>
+          <w:tcPr>
+            <w:tcW w:type="dxa" w:w="1250"/>
+            <w:tcBorders>
+              <w:top w:val="single" w:color="BFC5CD" w:sz="4"/>
+              <w:left w:val="single" w:color="BFC5CD" w:sz="4"/>
+              <w:bottom w:val="single" w:color="BFC5CD" w:sz="4"/>
+              <w:right w:val="single" w:color="BFC5CD" w:sz="4"/>
+            </w:tcBorders>
+            <w:tcMar>
+              <w:top w:type="dxa" w:w="60"/>
+              <w:left w:type="dxa" w:w="100"/>
+              <w:bottom w:type="dxa" w:w="60"/>
+              <w:right w:type="dxa" w:w="100"/>
+            </w:tcMar>
+          </w:tcPr>
+          <w:p>
+            <w:pPr>
+              <w:spacing w:after="0"/>
+            </w:pPr>
+            <w:r>
+              <w:rPr>
+                <w:rFonts w:ascii="Arial" w:cs="Arial" w:eastAsia="Arial" w:hAnsi="Arial"/>
+                <w:sz w:val="18"/>
+                <w:szCs w:val="18"/>
+              </w:rPr>
+              <w:t xml:space="preserve">1. find the header</w:t>
+            </w:r>
+          </w:p>
+        </w:tc>
+        <w:tc>
+          <w:tcPr>
+            <w:tcW w:type="dxa" w:w="2200"/>
+            <w:tcBorders>
+              <w:top w:val="single" w:color="BFC5CD" w:sz="4"/>
+              <w:left w:val="single" w:color="BFC5CD" w:sz="4"/>
+              <w:bottom w:val="single" w:color="BFC5CD" w:sz="4"/>
+              <w:right w:val="single" w:color="BFC5CD" w:sz="4"/>
+            </w:tcBorders>
+            <w:tcMar>
+              <w:top w:type="dxa" w:w="60"/>
+              <w:left w:type="dxa" w:w="100"/>
+              <w:bottom w:type="dxa" w:w="60"/>
+              <w:right w:type="dxa" w:w="100"/>
+            </w:tcMar>
+          </w:tcPr>
+          <w:p>
+            <w:pPr>
+              <w:spacing w:after="0"/>
+            </w:pPr>
+            <w:r>
+              <w:rPr>
+                <w:rFonts w:ascii="Arial" w:cs="Arial" w:eastAsia="Arial" w:hAnsi="Arial"/>
+                <w:sz w:val="18"/>
+                <w:szCs w:val="18"/>
+              </w:rPr>
+              <w:t xml:space="preserve">Removed a pixel row, the last video frame, or 100 audio frames</w:t>
+            </w:r>
+          </w:p>
+        </w:tc>
+        <w:tc>
+          <w:tcPr>
+            <w:tcW w:type="dxa" w:w="1500"/>
+            <w:tcBorders>
+              <w:top w:val="single" w:color="BFC5CD" w:sz="4"/>
+              <w:left w:val="single" w:color="BFC5CD" w:sz="4"/>
+              <w:bottom w:val="single" w:color="BFC5CD" w:sz="4"/>
+              <w:right w:val="single" w:color="BFC5CD" w:sz="4"/>
+            </w:tcBorders>
+            <w:tcMar>
+              <w:top w:type="dxa" w:w="60"/>
+              <w:left w:type="dxa" w:w="100"/>
+              <w:bottom w:type="dxa" w:w="60"/>
+              <w:right w:type="dxa" w:w="100"/>
+            </w:tcMar>
+          </w:tcPr>
+          <w:p>
+            <w:pPr>
+              <w:spacing w:after="0"/>
+            </w:pPr>
+            <w:r>
+              <w:rPr>
+                <w:rFonts w:ascii="Arial" w:cs="Arial" w:eastAsia="Arial" w:hAnsi="Arial"/>
+                <w:sz w:val="18"/>
+                <w:szCs w:val="18"/>
+              </w:rPr>
+              <w:t xml:space="preserve">Wrong Start Location</w:t>
+            </w:r>
+          </w:p>
+        </w:tc>
+        <w:tc>
+          <w:tcPr>
+            <w:tcW w:type="dxa" w:w="1400"/>
+            <w:tcBorders>
+              <w:top w:val="single" w:color="BFC5CD" w:sz="4"/>
+              <w:left w:val="single" w:color="BFC5CD" w:sz="4"/>
+              <w:bottom w:val="single" w:color="BFC5CD" w:sz="4"/>
+              <w:right w:val="single" w:color="BFC5CD" w:sz="4"/>
+            </w:tcBorders>
+            <w:tcMar>
+              <w:top w:type="dxa" w:w="60"/>
+              <w:left w:type="dxa" w:w="100"/>
+              <w:bottom w:type="dxa" w:w="60"/>
+              <w:right w:type="dxa" w:w="100"/>
+            </w:tcMar>
+          </w:tcPr>
+          <w:p>
+            <w:pPr>
+              <w:spacing w:after="0"/>
+            </w:pPr>
+            <w:r>
+              <w:rPr>
+                <w:rFonts w:ascii="Arial" w:cs="Arial" w:eastAsia="Arial" w:hAnsi="Arial"/>
+                <w:sz w:val="18"/>
+                <w:szCs w:val="18"/>
+              </w:rPr>
+              <w:t xml:space="preserve">Wrong Start Location</w:t>
+            </w:r>
+          </w:p>
+        </w:tc>
+        <w:tc>
+          <w:tcPr>
+            <w:tcW w:type="dxa" w:w="846"/>
             <w:tcBorders>
               <w:top w:val="single" w:color="BFC5CD" w:sz="4"/>
               <w:left w:val="single" w:color="BFC5CD" w:sz="4"/>
@@ -17592,7 +18093,7 @@
       <w:tr>
         <w:tc>
           <w:tcPr>
-            <w:tcW w:type="dxa" w:w="350"/>
+            <w:tcW w:type="dxa" w:w="330"/>
             <w:tcBorders>
               <w:top w:val="single" w:color="BFC5CD" w:sz="4"/>
               <w:left w:val="single" w:color="BFC5CD" w:sz="4"/>
@@ -17622,127 +18123,157 @@
         </w:tc>
         <w:tc>
           <w:tcPr>
-            <w:tcW w:type="dxa" w:w="1700"/>
-            <w:tcBorders>
-              <w:top w:val="single" w:color="BFC5CD" w:sz="4"/>
-              <w:left w:val="single" w:color="BFC5CD" w:sz="4"/>
-              <w:bottom w:val="single" w:color="BFC5CD" w:sz="4"/>
-              <w:right w:val="single" w:color="BFC5CD" w:sz="4"/>
-            </w:tcBorders>
-            <w:tcMar>
-              <w:top w:type="dxa" w:w="60"/>
-              <w:left w:type="dxa" w:w="100"/>
-              <w:bottom w:type="dxa" w:w="60"/>
-              <w:right w:type="dxa" w:w="100"/>
-            </w:tcMar>
-          </w:tcPr>
-          <w:p>
-            <w:pPr>
-              <w:spacing w:after="0"/>
-            </w:pPr>
-            <w:r>
-              <w:rPr>
-                <w:rFonts w:ascii="Arial" w:cs="Arial" w:eastAsia="Arial" w:hAnsi="Arial"/>
-                <w:sz w:val="18"/>
-                <w:szCs w:val="18"/>
-              </w:rPr>
-              <w:t xml:space="preserve">Wrong stego key</w:t>
-            </w:r>
-          </w:p>
-        </w:tc>
-        <w:tc>
-          <w:tcPr>
-            <w:tcW w:type="dxa" w:w="2750"/>
-            <w:tcBorders>
-              <w:top w:val="single" w:color="BFC5CD" w:sz="4"/>
-              <w:left w:val="single" w:color="BFC5CD" w:sz="4"/>
-              <w:bottom w:val="single" w:color="BFC5CD" w:sz="4"/>
-              <w:right w:val="single" w:color="BFC5CD" w:sz="4"/>
-            </w:tcBorders>
-            <w:tcMar>
-              <w:top w:type="dxa" w:w="60"/>
-              <w:left w:type="dxa" w:w="100"/>
-              <w:bottom w:type="dxa" w:w="60"/>
-              <w:right w:type="dxa" w:w="100"/>
-            </w:tcMar>
-          </w:tcPr>
-          <w:p>
-            <w:pPr>
-              <w:spacing w:after="0"/>
-            </w:pPr>
-            <w:r>
-              <w:rPr>
-                <w:rFonts w:ascii="Arial" w:cs="Arial" w:eastAsia="Arial" w:hAnsi="Arial"/>
-                <w:sz w:val="18"/>
-                <w:szCs w:val="18"/>
-              </w:rPr>
-              <w:t xml:space="preserve">Tried to extract with a guessed passphrase</w:t>
-            </w:r>
-          </w:p>
-        </w:tc>
-        <w:tc>
-          <w:tcPr>
-            <w:tcW w:type="dxa" w:w="1750"/>
-            <w:tcBorders>
-              <w:top w:val="single" w:color="BFC5CD" w:sz="4"/>
-              <w:left w:val="single" w:color="BFC5CD" w:sz="4"/>
-              <w:bottom w:val="single" w:color="BFC5CD" w:sz="4"/>
-              <w:right w:val="single" w:color="BFC5CD" w:sz="4"/>
-            </w:tcBorders>
-            <w:tcMar>
-              <w:top w:type="dxa" w:w="60"/>
-              <w:left w:type="dxa" w:w="100"/>
-              <w:bottom w:type="dxa" w:w="60"/>
-              <w:right w:type="dxa" w:w="100"/>
-            </w:tcMar>
-          </w:tcPr>
-          <w:p>
-            <w:pPr>
-              <w:spacing w:after="0"/>
-            </w:pPr>
-            <w:r>
-              <w:rPr>
-                <w:rFonts w:ascii="Arial" w:cs="Arial" w:eastAsia="Arial" w:hAnsi="Arial"/>
-                <w:sz w:val="18"/>
-                <w:szCs w:val="18"/>
-              </w:rPr>
-              <w:t xml:space="preserve">Wrong Start Location</w:t>
-            </w:r>
-          </w:p>
-        </w:tc>
-        <w:tc>
-          <w:tcPr>
-            <w:tcW w:type="dxa" w:w="1650"/>
-            <w:tcBorders>
-              <w:top w:val="single" w:color="BFC5CD" w:sz="4"/>
-              <w:left w:val="single" w:color="BFC5CD" w:sz="4"/>
-              <w:bottom w:val="single" w:color="BFC5CD" w:sz="4"/>
-              <w:right w:val="single" w:color="BFC5CD" w:sz="4"/>
-            </w:tcBorders>
-            <w:tcMar>
-              <w:top w:type="dxa" w:w="60"/>
-              <w:left w:type="dxa" w:w="100"/>
-              <w:bottom w:type="dxa" w:w="60"/>
-              <w:right w:type="dxa" w:w="100"/>
-            </w:tcMar>
-          </w:tcPr>
-          <w:p>
-            <w:pPr>
-              <w:spacing w:after="0"/>
-            </w:pPr>
-            <w:r>
-              <w:rPr>
-                <w:rFonts w:ascii="Arial" w:cs="Arial" w:eastAsia="Arial" w:hAnsi="Arial"/>
-                <w:sz w:val="18"/>
-                <w:szCs w:val="18"/>
-              </w:rPr>
-              <w:t xml:space="preserve">Wrong Start Location</w:t>
-            </w:r>
-          </w:p>
-        </w:tc>
-        <w:tc>
-          <w:tcPr>
-            <w:tcW w:type="dxa" w:w="826"/>
+            <w:tcW w:type="dxa" w:w="1500"/>
+            <w:tcBorders>
+              <w:top w:val="single" w:color="BFC5CD" w:sz="4"/>
+              <w:left w:val="single" w:color="BFC5CD" w:sz="4"/>
+              <w:bottom w:val="single" w:color="BFC5CD" w:sz="4"/>
+              <w:right w:val="single" w:color="BFC5CD" w:sz="4"/>
+            </w:tcBorders>
+            <w:tcMar>
+              <w:top w:type="dxa" w:w="60"/>
+              <w:left w:type="dxa" w:w="100"/>
+              <w:bottom w:type="dxa" w:w="60"/>
+              <w:right w:type="dxa" w:w="100"/>
+            </w:tcMar>
+          </w:tcPr>
+          <w:p>
+            <w:pPr>
+              <w:spacing w:after="0"/>
+            </w:pPr>
+            <w:r>
+              <w:rPr>
+                <w:rFonts w:ascii="Arial" w:cs="Arial" w:eastAsia="Arial" w:hAnsi="Arial"/>
+                <w:sz w:val="18"/>
+                <w:szCs w:val="18"/>
+              </w:rPr>
+              <w:t xml:space="preserve">Break length field</w:t>
+            </w:r>
+          </w:p>
+        </w:tc>
+        <w:tc>
+          <w:tcPr>
+            <w:tcW w:type="dxa" w:w="1250"/>
+            <w:tcBorders>
+              <w:top w:val="single" w:color="BFC5CD" w:sz="4"/>
+              <w:left w:val="single" w:color="BFC5CD" w:sz="4"/>
+              <w:bottom w:val="single" w:color="BFC5CD" w:sz="4"/>
+              <w:right w:val="single" w:color="BFC5CD" w:sz="4"/>
+            </w:tcBorders>
+            <w:tcMar>
+              <w:top w:type="dxa" w:w="60"/>
+              <w:left w:type="dxa" w:w="100"/>
+              <w:bottom w:type="dxa" w:w="60"/>
+              <w:right w:type="dxa" w:w="100"/>
+            </w:tcMar>
+          </w:tcPr>
+          <w:p>
+            <w:pPr>
+              <w:spacing w:after="0"/>
+            </w:pPr>
+            <w:r>
+              <w:rPr>
+                <w:rFonts w:ascii="Arial" w:cs="Arial" w:eastAsia="Arial" w:hAnsi="Arial"/>
+                <w:sz w:val="18"/>
+                <w:szCs w:val="18"/>
+              </w:rPr>
+              <w:t xml:space="preserve">2. body fits</w:t>
+            </w:r>
+          </w:p>
+        </w:tc>
+        <w:tc>
+          <w:tcPr>
+            <w:tcW w:type="dxa" w:w="2200"/>
+            <w:tcBorders>
+              <w:top w:val="single" w:color="BFC5CD" w:sz="4"/>
+              <w:left w:val="single" w:color="BFC5CD" w:sz="4"/>
+              <w:bottom w:val="single" w:color="BFC5CD" w:sz="4"/>
+              <w:right w:val="single" w:color="BFC5CD" w:sz="4"/>
+            </w:tcBorders>
+            <w:tcMar>
+              <w:top w:type="dxa" w:w="60"/>
+              <w:left w:type="dxa" w:w="100"/>
+              <w:bottom w:type="dxa" w:w="60"/>
+              <w:right w:type="dxa" w:w="100"/>
+            </w:tcMar>
+          </w:tcPr>
+          <w:p>
+            <w:pPr>
+              <w:spacing w:after="0"/>
+            </w:pPr>
+            <w:r>
+              <w:rPr>
+                <w:rFonts w:ascii="Arial" w:cs="Arial" w:eastAsia="Arial" w:hAnsi="Arial"/>
+                <w:sz w:val="18"/>
+                <w:szCs w:val="18"/>
+              </w:rPr>
+              <w:t xml:space="preserve">Flipped the top bit of the header's length field</w:t>
+            </w:r>
+          </w:p>
+        </w:tc>
+        <w:tc>
+          <w:tcPr>
+            <w:tcW w:type="dxa" w:w="1500"/>
+            <w:tcBorders>
+              <w:top w:val="single" w:color="BFC5CD" w:sz="4"/>
+              <w:left w:val="single" w:color="BFC5CD" w:sz="4"/>
+              <w:bottom w:val="single" w:color="BFC5CD" w:sz="4"/>
+              <w:right w:val="single" w:color="BFC5CD" w:sz="4"/>
+            </w:tcBorders>
+            <w:tcMar>
+              <w:top w:type="dxa" w:w="60"/>
+              <w:left w:type="dxa" w:w="100"/>
+              <w:bottom w:type="dxa" w:w="60"/>
+              <w:right w:type="dxa" w:w="100"/>
+            </w:tcMar>
+          </w:tcPr>
+          <w:p>
+            <w:pPr>
+              <w:spacing w:after="0"/>
+            </w:pPr>
+            <w:r>
+              <w:rPr>
+                <w:rFonts w:ascii="Arial" w:cs="Arial" w:eastAsia="Arial" w:hAnsi="Arial"/>
+                <w:sz w:val="18"/>
+                <w:szCs w:val="18"/>
+              </w:rPr>
+              <w:t xml:space="preserve">Payload Missing</w:t>
+            </w:r>
+          </w:p>
+        </w:tc>
+        <w:tc>
+          <w:tcPr>
+            <w:tcW w:type="dxa" w:w="1400"/>
+            <w:tcBorders>
+              <w:top w:val="single" w:color="BFC5CD" w:sz="4"/>
+              <w:left w:val="single" w:color="BFC5CD" w:sz="4"/>
+              <w:bottom w:val="single" w:color="BFC5CD" w:sz="4"/>
+              <w:right w:val="single" w:color="BFC5CD" w:sz="4"/>
+            </w:tcBorders>
+            <w:tcMar>
+              <w:top w:type="dxa" w:w="60"/>
+              <w:left w:type="dxa" w:w="100"/>
+              <w:bottom w:type="dxa" w:w="60"/>
+              <w:right w:type="dxa" w:w="100"/>
+            </w:tcMar>
+          </w:tcPr>
+          <w:p>
+            <w:pPr>
+              <w:spacing w:after="0"/>
+            </w:pPr>
+            <w:r>
+              <w:rPr>
+                <w:rFonts w:ascii="Arial" w:cs="Arial" w:eastAsia="Arial" w:hAnsi="Arial"/>
+                <w:sz w:val="18"/>
+                <w:szCs w:val="18"/>
+              </w:rPr>
+              <w:t xml:space="preserve">Payload Missing</w:t>
+            </w:r>
+          </w:p>
+        </w:tc>
+        <w:tc>
+          <w:tcPr>
+            <w:tcW w:type="dxa" w:w="846"/>
             <w:tcBorders>
               <w:top w:val="single" w:color="BFC5CD" w:sz="4"/>
               <w:left w:val="single" w:color="BFC5CD" w:sz="4"/>
@@ -17777,7 +18308,7 @@
       <w:tr>
         <w:tc>
           <w:tcPr>
-            <w:tcW w:type="dxa" w:w="350"/>
+            <w:tcW w:type="dxa" w:w="330"/>
             <w:tcBorders>
               <w:top w:val="single" w:color="BFC5CD" w:sz="4"/>
               <w:left w:val="single" w:color="BFC5CD" w:sz="4"/>
@@ -17807,127 +18338,157 @@
         </w:tc>
         <w:tc>
           <w:tcPr>
-            <w:tcW w:type="dxa" w:w="1700"/>
-            <w:tcBorders>
-              <w:top w:val="single" w:color="BFC5CD" w:sz="4"/>
-              <w:left w:val="single" w:color="BFC5CD" w:sz="4"/>
-              <w:bottom w:val="single" w:color="BFC5CD" w:sz="4"/>
-              <w:right w:val="single" w:color="BFC5CD" w:sz="4"/>
-            </w:tcBorders>
-            <w:tcMar>
-              <w:top w:type="dxa" w:w="60"/>
-              <w:left w:type="dxa" w:w="100"/>
-              <w:bottom w:type="dxa" w:w="60"/>
-              <w:right w:type="dxa" w:w="100"/>
-            </w:tcMar>
-          </w:tcPr>
-          <w:p>
-            <w:pPr>
-              <w:spacing w:after="0"/>
-            </w:pPr>
-            <w:r>
-              <w:rPr>
-                <w:rFonts w:ascii="Arial" w:cs="Arial" w:eastAsia="Arial" w:hAnsi="Arial"/>
-                <w:sz w:val="18"/>
-                <w:szCs w:val="18"/>
-              </w:rPr>
-              <w:t xml:space="preserve">Off-by-one start</w:t>
-            </w:r>
-          </w:p>
-        </w:tc>
-        <w:tc>
-          <w:tcPr>
-            <w:tcW w:type="dxa" w:w="2750"/>
-            <w:tcBorders>
-              <w:top w:val="single" w:color="BFC5CD" w:sz="4"/>
-              <w:left w:val="single" w:color="BFC5CD" w:sz="4"/>
-              <w:bottom w:val="single" w:color="BFC5CD" w:sz="4"/>
-              <w:right w:val="single" w:color="BFC5CD" w:sz="4"/>
-            </w:tcBorders>
-            <w:tcMar>
-              <w:top w:type="dxa" w:w="60"/>
-              <w:left w:type="dxa" w:w="100"/>
-              <w:bottom w:type="dxa" w:w="60"/>
-              <w:right w:type="dxa" w:w="100"/>
-            </w:tcMar>
-          </w:tcPr>
-          <w:p>
-            <w:pPr>
-              <w:spacing w:after="0"/>
-            </w:pPr>
-            <w:r>
-              <w:rPr>
-                <w:rFonts w:ascii="Arial" w:cs="Arial" w:eastAsia="Arial" w:hAnsi="Arial"/>
-                <w:sz w:val="18"/>
-                <w:szCs w:val="18"/>
-              </w:rPr>
-              <w:t xml:space="preserve">Read the payload one byte after the real start</w:t>
-            </w:r>
-          </w:p>
-        </w:tc>
-        <w:tc>
-          <w:tcPr>
-            <w:tcW w:type="dxa" w:w="1750"/>
-            <w:tcBorders>
-              <w:top w:val="single" w:color="BFC5CD" w:sz="4"/>
-              <w:left w:val="single" w:color="BFC5CD" w:sz="4"/>
-              <w:bottom w:val="single" w:color="BFC5CD" w:sz="4"/>
-              <w:right w:val="single" w:color="BFC5CD" w:sz="4"/>
-            </w:tcBorders>
-            <w:tcMar>
-              <w:top w:type="dxa" w:w="60"/>
-              <w:left w:type="dxa" w:w="100"/>
-              <w:bottom w:type="dxa" w:w="60"/>
-              <w:right w:type="dxa" w:w="100"/>
-            </w:tcMar>
-          </w:tcPr>
-          <w:p>
-            <w:pPr>
-              <w:spacing w:after="0"/>
-            </w:pPr>
-            <w:r>
-              <w:rPr>
-                <w:rFonts w:ascii="Arial" w:cs="Arial" w:eastAsia="Arial" w:hAnsi="Arial"/>
-                <w:sz w:val="18"/>
-                <w:szCs w:val="18"/>
-              </w:rPr>
-              <w:t xml:space="preserve">Wrong Start Location</w:t>
-            </w:r>
-          </w:p>
-        </w:tc>
-        <w:tc>
-          <w:tcPr>
-            <w:tcW w:type="dxa" w:w="1650"/>
-            <w:tcBorders>
-              <w:top w:val="single" w:color="BFC5CD" w:sz="4"/>
-              <w:left w:val="single" w:color="BFC5CD" w:sz="4"/>
-              <w:bottom w:val="single" w:color="BFC5CD" w:sz="4"/>
-              <w:right w:val="single" w:color="BFC5CD" w:sz="4"/>
-            </w:tcBorders>
-            <w:tcMar>
-              <w:top w:type="dxa" w:w="60"/>
-              <w:left w:type="dxa" w:w="100"/>
-              <w:bottom w:type="dxa" w:w="60"/>
-              <w:right w:type="dxa" w:w="100"/>
-            </w:tcMar>
-          </w:tcPr>
-          <w:p>
-            <w:pPr>
-              <w:spacing w:after="0"/>
-            </w:pPr>
-            <w:r>
-              <w:rPr>
-                <w:rFonts w:ascii="Arial" w:cs="Arial" w:eastAsia="Arial" w:hAnsi="Arial"/>
-                <w:sz w:val="18"/>
-                <w:szCs w:val="18"/>
-              </w:rPr>
-              <w:t xml:space="preserve">Wrong Start Location</w:t>
-            </w:r>
-          </w:p>
-        </w:tc>
-        <w:tc>
-          <w:tcPr>
-            <w:tcW w:type="dxa" w:w="826"/>
+            <w:tcW w:type="dxa" w:w="1500"/>
+            <w:tcBorders>
+              <w:top w:val="single" w:color="BFC5CD" w:sz="4"/>
+              <w:left w:val="single" w:color="BFC5CD" w:sz="4"/>
+              <w:bottom w:val="single" w:color="BFC5CD" w:sz="4"/>
+              <w:right w:val="single" w:color="BFC5CD" w:sz="4"/>
+            </w:tcBorders>
+            <w:tcMar>
+              <w:top w:type="dxa" w:w="60"/>
+              <w:left w:type="dxa" w:w="100"/>
+              <w:bottom w:type="dxa" w:w="60"/>
+              <w:right w:type="dxa" w:w="100"/>
+            </w:tcMar>
+          </w:tcPr>
+          <w:p>
+            <w:pPr>
+              <w:spacing w:after="0"/>
+            </w:pPr>
+            <w:r>
+              <w:rPr>
+                <w:rFonts w:ascii="Arial" w:cs="Arial" w:eastAsia="Arial" w:hAnsi="Arial"/>
+                <w:sz w:val="18"/>
+                <w:szCs w:val="18"/>
+              </w:rPr>
+              <w:t xml:space="preserve">Flip one payload bit</w:t>
+            </w:r>
+          </w:p>
+        </w:tc>
+        <w:tc>
+          <w:tcPr>
+            <w:tcW w:type="dxa" w:w="1250"/>
+            <w:tcBorders>
+              <w:top w:val="single" w:color="BFC5CD" w:sz="4"/>
+              <w:left w:val="single" w:color="BFC5CD" w:sz="4"/>
+              <w:bottom w:val="single" w:color="BFC5CD" w:sz="4"/>
+              <w:right w:val="single" w:color="BFC5CD" w:sz="4"/>
+            </w:tcBorders>
+            <w:tcMar>
+              <w:top w:type="dxa" w:w="60"/>
+              <w:left w:type="dxa" w:w="100"/>
+              <w:bottom w:type="dxa" w:w="60"/>
+              <w:right w:type="dxa" w:w="100"/>
+            </w:tcMar>
+          </w:tcPr>
+          <w:p>
+            <w:pPr>
+              <w:spacing w:after="0"/>
+            </w:pPr>
+            <w:r>
+              <w:rPr>
+                <w:rFonts w:ascii="Arial" w:cs="Arial" w:eastAsia="Arial" w:hAnsi="Arial"/>
+                <w:sz w:val="18"/>
+                <w:szCs w:val="18"/>
+              </w:rPr>
+              <w:t xml:space="preserve">3. signature</w:t>
+            </w:r>
+          </w:p>
+        </w:tc>
+        <w:tc>
+          <w:tcPr>
+            <w:tcW w:type="dxa" w:w="2200"/>
+            <w:tcBorders>
+              <w:top w:val="single" w:color="BFC5CD" w:sz="4"/>
+              <w:left w:val="single" w:color="BFC5CD" w:sz="4"/>
+              <w:bottom w:val="single" w:color="BFC5CD" w:sz="4"/>
+              <w:right w:val="single" w:color="BFC5CD" w:sz="4"/>
+            </w:tcBorders>
+            <w:tcMar>
+              <w:top w:type="dxa" w:w="60"/>
+              <w:left w:type="dxa" w:w="100"/>
+              <w:bottom w:type="dxa" w:w="60"/>
+              <w:right w:type="dxa" w:w="100"/>
+            </w:tcMar>
+          </w:tcPr>
+          <w:p>
+            <w:pPr>
+              <w:spacing w:after="0"/>
+            </w:pPr>
+            <w:r>
+              <w:rPr>
+                <w:rFonts w:ascii="Arial" w:cs="Arial" w:eastAsia="Arial" w:hAnsi="Arial"/>
+                <w:sz w:val="18"/>
+                <w:szCs w:val="18"/>
+              </w:rPr>
+              <w:t xml:space="preserve">Changed a single bit inside the hidden payload</w:t>
+            </w:r>
+          </w:p>
+        </w:tc>
+        <w:tc>
+          <w:tcPr>
+            <w:tcW w:type="dxa" w:w="1500"/>
+            <w:tcBorders>
+              <w:top w:val="single" w:color="BFC5CD" w:sz="4"/>
+              <w:left w:val="single" w:color="BFC5CD" w:sz="4"/>
+              <w:bottom w:val="single" w:color="BFC5CD" w:sz="4"/>
+              <w:right w:val="single" w:color="BFC5CD" w:sz="4"/>
+            </w:tcBorders>
+            <w:tcMar>
+              <w:top w:type="dxa" w:w="60"/>
+              <w:left w:type="dxa" w:w="100"/>
+              <w:bottom w:type="dxa" w:w="60"/>
+              <w:right w:type="dxa" w:w="100"/>
+            </w:tcMar>
+          </w:tcPr>
+          <w:p>
+            <w:pPr>
+              <w:spacing w:after="0"/>
+            </w:pPr>
+            <w:r>
+              <w:rPr>
+                <w:rFonts w:ascii="Arial" w:cs="Arial" w:eastAsia="Arial" w:hAnsi="Arial"/>
+                <w:sz w:val="18"/>
+                <w:szCs w:val="18"/>
+              </w:rPr>
+              <w:t xml:space="preserve">Signature Invalid</w:t>
+            </w:r>
+          </w:p>
+        </w:tc>
+        <w:tc>
+          <w:tcPr>
+            <w:tcW w:type="dxa" w:w="1400"/>
+            <w:tcBorders>
+              <w:top w:val="single" w:color="BFC5CD" w:sz="4"/>
+              <w:left w:val="single" w:color="BFC5CD" w:sz="4"/>
+              <w:bottom w:val="single" w:color="BFC5CD" w:sz="4"/>
+              <w:right w:val="single" w:color="BFC5CD" w:sz="4"/>
+            </w:tcBorders>
+            <w:tcMar>
+              <w:top w:type="dxa" w:w="60"/>
+              <w:left w:type="dxa" w:w="100"/>
+              <w:bottom w:type="dxa" w:w="60"/>
+              <w:right w:type="dxa" w:w="100"/>
+            </w:tcMar>
+          </w:tcPr>
+          <w:p>
+            <w:pPr>
+              <w:spacing w:after="0"/>
+            </w:pPr>
+            <w:r>
+              <w:rPr>
+                <w:rFonts w:ascii="Arial" w:cs="Arial" w:eastAsia="Arial" w:hAnsi="Arial"/>
+                <w:sz w:val="18"/>
+                <w:szCs w:val="18"/>
+              </w:rPr>
+              <w:t xml:space="preserve">Signature Invalid</w:t>
+            </w:r>
+          </w:p>
+        </w:tc>
+        <w:tc>
+          <w:tcPr>
+            <w:tcW w:type="dxa" w:w="846"/>
             <w:tcBorders>
               <w:top w:val="single" w:color="BFC5CD" w:sz="4"/>
               <w:left w:val="single" w:color="BFC5CD" w:sz="4"/>
@@ -17962,7 +18523,7 @@
       <w:tr>
         <w:tc>
           <w:tcPr>
-            <w:tcW w:type="dxa" w:w="350"/>
+            <w:tcW w:type="dxa" w:w="330"/>
             <w:tcBorders>
               <w:top w:val="single" w:color="BFC5CD" w:sz="4"/>
               <w:left w:val="single" w:color="BFC5CD" w:sz="4"/>
@@ -17992,127 +18553,157 @@
         </w:tc>
         <w:tc>
           <w:tcPr>
-            <w:tcW w:type="dxa" w:w="1700"/>
-            <w:tcBorders>
-              <w:top w:val="single" w:color="BFC5CD" w:sz="4"/>
-              <w:left w:val="single" w:color="BFC5CD" w:sz="4"/>
-              <w:bottom w:val="single" w:color="BFC5CD" w:sz="4"/>
-              <w:right w:val="single" w:color="BFC5CD" w:sz="4"/>
-            </w:tcBorders>
-            <w:tcMar>
-              <w:top w:type="dxa" w:w="60"/>
-              <w:left w:type="dxa" w:w="100"/>
-              <w:bottom w:type="dxa" w:w="60"/>
-              <w:right w:type="dxa" w:w="100"/>
-            </w:tcMar>
-          </w:tcPr>
-          <w:p>
-            <w:pPr>
-              <w:spacing w:after="0"/>
-            </w:pPr>
-            <w:r>
-              <w:rPr>
-                <w:rFonts w:ascii="Arial" w:cs="Arial" w:eastAsia="Arial" w:hAnsi="Arial"/>
-                <w:sz w:val="18"/>
-                <w:szCs w:val="18"/>
-              </w:rPr>
-              <w:t xml:space="preserve">Crop / trim</w:t>
-            </w:r>
-          </w:p>
-        </w:tc>
-        <w:tc>
-          <w:tcPr>
-            <w:tcW w:type="dxa" w:w="2750"/>
-            <w:tcBorders>
-              <w:top w:val="single" w:color="BFC5CD" w:sz="4"/>
-              <w:left w:val="single" w:color="BFC5CD" w:sz="4"/>
-              <w:bottom w:val="single" w:color="BFC5CD" w:sz="4"/>
-              <w:right w:val="single" w:color="BFC5CD" w:sz="4"/>
-            </w:tcBorders>
-            <w:tcMar>
-              <w:top w:type="dxa" w:w="60"/>
-              <w:left w:type="dxa" w:w="100"/>
-              <w:bottom w:type="dxa" w:w="60"/>
-              <w:right w:type="dxa" w:w="100"/>
-            </w:tcMar>
-          </w:tcPr>
-          <w:p>
-            <w:pPr>
-              <w:spacing w:after="0"/>
-            </w:pPr>
-            <w:r>
-              <w:rPr>
-                <w:rFonts w:ascii="Arial" w:cs="Arial" w:eastAsia="Arial" w:hAnsi="Arial"/>
-                <w:sz w:val="18"/>
-                <w:szCs w:val="18"/>
-              </w:rPr>
-              <w:t xml:space="preserve">Removed a pixel row, the last video frame, or 100 audio frames</w:t>
-            </w:r>
-          </w:p>
-        </w:tc>
-        <w:tc>
-          <w:tcPr>
-            <w:tcW w:type="dxa" w:w="1750"/>
-            <w:tcBorders>
-              <w:top w:val="single" w:color="BFC5CD" w:sz="4"/>
-              <w:left w:val="single" w:color="BFC5CD" w:sz="4"/>
-              <w:bottom w:val="single" w:color="BFC5CD" w:sz="4"/>
-              <w:right w:val="single" w:color="BFC5CD" w:sz="4"/>
-            </w:tcBorders>
-            <w:tcMar>
-              <w:top w:type="dxa" w:w="60"/>
-              <w:left w:type="dxa" w:w="100"/>
-              <w:bottom w:type="dxa" w:w="60"/>
-              <w:right w:type="dxa" w:w="100"/>
-            </w:tcMar>
-          </w:tcPr>
-          <w:p>
-            <w:pPr>
-              <w:spacing w:after="0"/>
-            </w:pPr>
-            <w:r>
-              <w:rPr>
-                <w:rFonts w:ascii="Arial" w:cs="Arial" w:eastAsia="Arial" w:hAnsi="Arial"/>
-                <w:sz w:val="18"/>
-                <w:szCs w:val="18"/>
-              </w:rPr>
-              <w:t xml:space="preserve">Wrong Start Location</w:t>
-            </w:r>
-          </w:p>
-        </w:tc>
-        <w:tc>
-          <w:tcPr>
-            <w:tcW w:type="dxa" w:w="1650"/>
-            <w:tcBorders>
-              <w:top w:val="single" w:color="BFC5CD" w:sz="4"/>
-              <w:left w:val="single" w:color="BFC5CD" w:sz="4"/>
-              <w:bottom w:val="single" w:color="BFC5CD" w:sz="4"/>
-              <w:right w:val="single" w:color="BFC5CD" w:sz="4"/>
-            </w:tcBorders>
-            <w:tcMar>
-              <w:top w:type="dxa" w:w="60"/>
-              <w:left w:type="dxa" w:w="100"/>
-              <w:bottom w:type="dxa" w:w="60"/>
-              <w:right w:type="dxa" w:w="100"/>
-            </w:tcMar>
-          </w:tcPr>
-          <w:p>
-            <w:pPr>
-              <w:spacing w:after="0"/>
-            </w:pPr>
-            <w:r>
-              <w:rPr>
-                <w:rFonts w:ascii="Arial" w:cs="Arial" w:eastAsia="Arial" w:hAnsi="Arial"/>
-                <w:sz w:val="18"/>
-                <w:szCs w:val="18"/>
-              </w:rPr>
-              <w:t xml:space="preserve">Wrong Start Location</w:t>
-            </w:r>
-          </w:p>
-        </w:tc>
-        <w:tc>
-          <w:tcPr>
-            <w:tcW w:type="dxa" w:w="826"/>
+            <w:tcW w:type="dxa" w:w="1500"/>
+            <w:tcBorders>
+              <w:top w:val="single" w:color="BFC5CD" w:sz="4"/>
+              <w:left w:val="single" w:color="BFC5CD" w:sz="4"/>
+              <w:bottom w:val="single" w:color="BFC5CD" w:sz="4"/>
+              <w:right w:val="single" w:color="BFC5CD" w:sz="4"/>
+            </w:tcBorders>
+            <w:tcMar>
+              <w:top w:type="dxa" w:w="60"/>
+              <w:left w:type="dxa" w:w="100"/>
+              <w:bottom w:type="dxa" w:w="60"/>
+              <w:right w:type="dxa" w:w="100"/>
+            </w:tcMar>
+          </w:tcPr>
+          <w:p>
+            <w:pPr>
+              <w:spacing w:after="0"/>
+            </w:pPr>
+            <w:r>
+              <w:rPr>
+                <w:rFonts w:ascii="Arial" w:cs="Arial" w:eastAsia="Arial" w:hAnsi="Arial"/>
+                <w:sz w:val="18"/>
+                <w:szCs w:val="18"/>
+              </w:rPr>
+              <w:t xml:space="preserve">Edit outside payload</w:t>
+            </w:r>
+          </w:p>
+        </w:tc>
+        <w:tc>
+          <w:tcPr>
+            <w:tcW w:type="dxa" w:w="1250"/>
+            <w:tcBorders>
+              <w:top w:val="single" w:color="BFC5CD" w:sz="4"/>
+              <w:left w:val="single" w:color="BFC5CD" w:sz="4"/>
+              <w:bottom w:val="single" w:color="BFC5CD" w:sz="4"/>
+              <w:right w:val="single" w:color="BFC5CD" w:sz="4"/>
+            </w:tcBorders>
+            <w:tcMar>
+              <w:top w:type="dxa" w:w="60"/>
+              <w:left w:type="dxa" w:w="100"/>
+              <w:bottom w:type="dxa" w:w="60"/>
+              <w:right w:type="dxa" w:w="100"/>
+            </w:tcMar>
+          </w:tcPr>
+          <w:p>
+            <w:pPr>
+              <w:spacing w:after="0"/>
+            </w:pPr>
+            <w:r>
+              <w:rPr>
+                <w:rFonts w:ascii="Arial" w:cs="Arial" w:eastAsia="Arial" w:hAnsi="Arial"/>
+                <w:sz w:val="18"/>
+                <w:szCs w:val="18"/>
+              </w:rPr>
+              <w:t xml:space="preserve">4. media hash</w:t>
+            </w:r>
+          </w:p>
+        </w:tc>
+        <w:tc>
+          <w:tcPr>
+            <w:tcW w:type="dxa" w:w="2200"/>
+            <w:tcBorders>
+              <w:top w:val="single" w:color="BFC5CD" w:sz="4"/>
+              <w:left w:val="single" w:color="BFC5CD" w:sz="4"/>
+              <w:bottom w:val="single" w:color="BFC5CD" w:sz="4"/>
+              <w:right w:val="single" w:color="BFC5CD" w:sz="4"/>
+            </w:tcBorders>
+            <w:tcMar>
+              <w:top w:type="dxa" w:w="60"/>
+              <w:left w:type="dxa" w:w="100"/>
+              <w:bottom w:type="dxa" w:w="60"/>
+              <w:right w:type="dxa" w:w="100"/>
+            </w:tcMar>
+          </w:tcPr>
+          <w:p>
+            <w:pPr>
+              <w:spacing w:after="0"/>
+            </w:pPr>
+            <w:r>
+              <w:rPr>
+                <w:rFonts w:ascii="Arial" w:cs="Arial" w:eastAsia="Arial" w:hAnsi="Arial"/>
+                <w:sz w:val="18"/>
+                <w:szCs w:val="18"/>
+              </w:rPr>
+              <w:t xml:space="preserve">Flipped the top bit of 500 bytes that hold no payload</w:t>
+            </w:r>
+          </w:p>
+        </w:tc>
+        <w:tc>
+          <w:tcPr>
+            <w:tcW w:type="dxa" w:w="1500"/>
+            <w:tcBorders>
+              <w:top w:val="single" w:color="BFC5CD" w:sz="4"/>
+              <w:left w:val="single" w:color="BFC5CD" w:sz="4"/>
+              <w:bottom w:val="single" w:color="BFC5CD" w:sz="4"/>
+              <w:right w:val="single" w:color="BFC5CD" w:sz="4"/>
+            </w:tcBorders>
+            <w:tcMar>
+              <w:top w:type="dxa" w:w="60"/>
+              <w:left w:type="dxa" w:w="100"/>
+              <w:bottom w:type="dxa" w:w="60"/>
+              <w:right w:type="dxa" w:w="100"/>
+            </w:tcMar>
+          </w:tcPr>
+          <w:p>
+            <w:pPr>
+              <w:spacing w:after="0"/>
+            </w:pPr>
+            <w:r>
+              <w:rPr>
+                <w:rFonts w:ascii="Arial" w:cs="Arial" w:eastAsia="Arial" w:hAnsi="Arial"/>
+                <w:sz w:val="18"/>
+                <w:szCs w:val="18"/>
+              </w:rPr>
+              <w:t xml:space="preserve">Tampered</w:t>
+            </w:r>
+          </w:p>
+        </w:tc>
+        <w:tc>
+          <w:tcPr>
+            <w:tcW w:type="dxa" w:w="1400"/>
+            <w:tcBorders>
+              <w:top w:val="single" w:color="BFC5CD" w:sz="4"/>
+              <w:left w:val="single" w:color="BFC5CD" w:sz="4"/>
+              <w:bottom w:val="single" w:color="BFC5CD" w:sz="4"/>
+              <w:right w:val="single" w:color="BFC5CD" w:sz="4"/>
+            </w:tcBorders>
+            <w:tcMar>
+              <w:top w:type="dxa" w:w="60"/>
+              <w:left w:type="dxa" w:w="100"/>
+              <w:bottom w:type="dxa" w:w="60"/>
+              <w:right w:type="dxa" w:w="100"/>
+            </w:tcMar>
+          </w:tcPr>
+          <w:p>
+            <w:pPr>
+              <w:spacing w:after="0"/>
+            </w:pPr>
+            <w:r>
+              <w:rPr>
+                <w:rFonts w:ascii="Arial" w:cs="Arial" w:eastAsia="Arial" w:hAnsi="Arial"/>
+                <w:sz w:val="18"/>
+                <w:szCs w:val="18"/>
+              </w:rPr>
+              <w:t xml:space="preserve">Tampered</w:t>
+            </w:r>
+          </w:p>
+        </w:tc>
+        <w:tc>
+          <w:tcPr>
+            <w:tcW w:type="dxa" w:w="846"/>
             <w:tcBorders>
               <w:top w:val="single" w:color="BFC5CD" w:sz="4"/>
               <w:left w:val="single" w:color="BFC5CD" w:sz="4"/>
@@ -18147,7 +18738,7 @@
       <w:tr>
         <w:tc>
           <w:tcPr>
-            <w:tcW w:type="dxa" w:w="350"/>
+            <w:tcW w:type="dxa" w:w="330"/>
             <w:tcBorders>
               <w:top w:val="single" w:color="BFC5CD" w:sz="4"/>
               <w:left w:val="single" w:color="BFC5CD" w:sz="4"/>
@@ -18177,7 +18768,7 @@
         </w:tc>
         <w:tc>
           <w:tcPr>
-            <w:tcW w:type="dxa" w:w="1700"/>
+            <w:tcW w:type="dxa" w:w="1500"/>
             <w:tcBorders>
               <w:top w:val="single" w:color="BFC5CD" w:sz="4"/>
               <w:left w:val="single" w:color="BFC5CD" w:sz="4"/>
@@ -18207,7 +18798,37 @@
         </w:tc>
         <w:tc>
           <w:tcPr>
-            <w:tcW w:type="dxa" w:w="2750"/>
+            <w:tcW w:type="dxa" w:w="1250"/>
+            <w:tcBorders>
+              <w:top w:val="single" w:color="BFC5CD" w:sz="4"/>
+              <w:left w:val="single" w:color="BFC5CD" w:sz="4"/>
+              <w:bottom w:val="single" w:color="BFC5CD" w:sz="4"/>
+              <w:right w:val="single" w:color="BFC5CD" w:sz="4"/>
+            </w:tcBorders>
+            <w:tcMar>
+              <w:top w:type="dxa" w:w="60"/>
+              <w:left w:type="dxa" w:w="100"/>
+              <w:bottom w:type="dxa" w:w="60"/>
+              <w:right w:type="dxa" w:w="100"/>
+            </w:tcMar>
+          </w:tcPr>
+          <w:p>
+            <w:pPr>
+              <w:spacing w:after="0"/>
+            </w:pPr>
+            <w:r>
+              <w:rPr>
+                <w:rFonts w:ascii="Arial" w:cs="Arial" w:eastAsia="Arial" w:hAnsi="Arial"/>
+                <w:sz w:val="18"/>
+                <w:szCs w:val="18"/>
+              </w:rPr>
+              <w:t xml:space="preserve">4. media hash</w:t>
+            </w:r>
+          </w:p>
+        </w:tc>
+        <w:tc>
+          <w:tcPr>
+            <w:tcW w:type="dxa" w:w="2200"/>
             <w:tcBorders>
               <w:top w:val="single" w:color="BFC5CD" w:sz="4"/>
               <w:left w:val="single" w:color="BFC5CD" w:sz="4"/>
@@ -18237,7 +18858,7 @@
         </w:tc>
         <w:tc>
           <w:tcPr>
-            <w:tcW w:type="dxa" w:w="1750"/>
+            <w:tcW w:type="dxa" w:w="1500"/>
             <w:tcBorders>
               <w:top w:val="single" w:color="BFC5CD" w:sz="4"/>
               <w:left w:val="single" w:color="BFC5CD" w:sz="4"/>
@@ -18267,7 +18888,7 @@
         </w:tc>
         <w:tc>
           <w:tcPr>
-            <w:tcW w:type="dxa" w:w="1650"/>
+            <w:tcW w:type="dxa" w:w="1400"/>
             <w:tcBorders>
               <w:top w:val="single" w:color="BFC5CD" w:sz="4"/>
               <w:left w:val="single" w:color="BFC5CD" w:sz="4"/>
@@ -18297,7 +18918,7 @@
         </w:tc>
         <w:tc>
           <w:tcPr>
-            <w:tcW w:type="dxa" w:w="826"/>
+            <w:tcW w:type="dxa" w:w="846"/>
             <w:tcBorders>
               <w:top w:val="single" w:color="BFC5CD" w:sz="4"/>
               <w:left w:val="single" w:color="BFC5CD" w:sz="4"/>
@@ -18332,7 +18953,7 @@
       <w:tr>
         <w:tc>
           <w:tcPr>
-            <w:tcW w:type="dxa" w:w="350"/>
+            <w:tcW w:type="dxa" w:w="330"/>
             <w:tcBorders>
               <w:top w:val="single" w:color="BFC5CD" w:sz="4"/>
               <w:left w:val="single" w:color="BFC5CD" w:sz="4"/>
@@ -18362,127 +18983,157 @@
         </w:tc>
         <w:tc>
           <w:tcPr>
-            <w:tcW w:type="dxa" w:w="1700"/>
-            <w:tcBorders>
-              <w:top w:val="single" w:color="BFC5CD" w:sz="4"/>
-              <w:left w:val="single" w:color="BFC5CD" w:sz="4"/>
-              <w:bottom w:val="single" w:color="BFC5CD" w:sz="4"/>
-              <w:right w:val="single" w:color="BFC5CD" w:sz="4"/>
-            </w:tcBorders>
-            <w:tcMar>
-              <w:top w:type="dxa" w:w="60"/>
-              <w:left w:type="dxa" w:w="100"/>
-              <w:bottom w:type="dxa" w:w="60"/>
-              <w:right w:type="dxa" w:w="100"/>
-            </w:tcMar>
-          </w:tcPr>
-          <w:p>
-            <w:pPr>
-              <w:spacing w:after="0"/>
-            </w:pPr>
-            <w:r>
-              <w:rPr>
-                <w:rFonts w:ascii="Arial" w:cs="Arial" w:eastAsia="Arial" w:hAnsi="Arial"/>
-                <w:sz w:val="18"/>
-                <w:szCs w:val="18"/>
-              </w:rPr>
-              <w:t xml:space="preserve">Mild LSB noise</w:t>
-            </w:r>
-          </w:p>
-        </w:tc>
-        <w:tc>
-          <w:tcPr>
-            <w:tcW w:type="dxa" w:w="2750"/>
-            <w:tcBorders>
-              <w:top w:val="single" w:color="BFC5CD" w:sz="4"/>
-              <w:left w:val="single" w:color="BFC5CD" w:sz="4"/>
-              <w:bottom w:val="single" w:color="BFC5CD" w:sz="4"/>
-              <w:right w:val="single" w:color="BFC5CD" w:sz="4"/>
-            </w:tcBorders>
-            <w:tcMar>
-              <w:top w:type="dxa" w:w="60"/>
-              <w:left w:type="dxa" w:w="100"/>
-              <w:bottom w:type="dxa" w:w="60"/>
-              <w:right w:type="dxa" w:w="100"/>
-            </w:tcMar>
-          </w:tcPr>
-          <w:p>
-            <w:pPr>
-              <w:spacing w:after="0"/>
-            </w:pPr>
-            <w:r>
-              <w:rPr>
-                <w:rFonts w:ascii="Arial" w:cs="Arial" w:eastAsia="Arial" w:hAnsi="Arial"/>
-                <w:sz w:val="18"/>
-                <w:szCs w:val="18"/>
-              </w:rPr>
-              <w:t xml:space="preserve">Flipped the lowest bit of 1% of all carrier bytes</w:t>
-            </w:r>
-          </w:p>
-        </w:tc>
-        <w:tc>
-          <w:tcPr>
-            <w:tcW w:type="dxa" w:w="1750"/>
-            <w:tcBorders>
-              <w:top w:val="single" w:color="BFC5CD" w:sz="4"/>
-              <w:left w:val="single" w:color="BFC5CD" w:sz="4"/>
-              <w:bottom w:val="single" w:color="BFC5CD" w:sz="4"/>
-              <w:right w:val="single" w:color="BFC5CD" w:sz="4"/>
-            </w:tcBorders>
-            <w:tcMar>
-              <w:top w:type="dxa" w:w="60"/>
-              <w:left w:type="dxa" w:w="100"/>
-              <w:bottom w:type="dxa" w:w="60"/>
-              <w:right w:type="dxa" w:w="100"/>
-            </w:tcMar>
-          </w:tcPr>
-          <w:p>
-            <w:pPr>
-              <w:spacing w:after="0"/>
-            </w:pPr>
-            <w:r>
-              <w:rPr>
-                <w:rFonts w:ascii="Arial" w:cs="Arial" w:eastAsia="Arial" w:hAnsi="Arial"/>
-                <w:sz w:val="18"/>
-                <w:szCs w:val="18"/>
-              </w:rPr>
-              <w:t xml:space="preserve">Wrong Start Location / Signature Invalid / Payload Missing</w:t>
-            </w:r>
-          </w:p>
-        </w:tc>
-        <w:tc>
-          <w:tcPr>
-            <w:tcW w:type="dxa" w:w="1650"/>
-            <w:tcBorders>
-              <w:top w:val="single" w:color="BFC5CD" w:sz="4"/>
-              <w:left w:val="single" w:color="BFC5CD" w:sz="4"/>
-              <w:bottom w:val="single" w:color="BFC5CD" w:sz="4"/>
-              <w:right w:val="single" w:color="BFC5CD" w:sz="4"/>
-            </w:tcBorders>
-            <w:tcMar>
-              <w:top w:type="dxa" w:w="60"/>
-              <w:left w:type="dxa" w:w="100"/>
-              <w:bottom w:type="dxa" w:w="60"/>
-              <w:right w:type="dxa" w:w="100"/>
-            </w:tcMar>
-          </w:tcPr>
-          <w:p>
-            <w:pPr>
-              <w:spacing w:after="0"/>
-            </w:pPr>
-            <w:r>
-              <w:rPr>
-                <w:rFonts w:ascii="Arial" w:cs="Arial" w:eastAsia="Arial" w:hAnsi="Arial"/>
-                <w:sz w:val="18"/>
-                <w:szCs w:val="18"/>
-              </w:rPr>
-              <w:t xml:space="preserve">Wrong Start Location</w:t>
-            </w:r>
-          </w:p>
-        </w:tc>
-        <w:tc>
-          <w:tcPr>
-            <w:tcW w:type="dxa" w:w="826"/>
+            <w:tcW w:type="dxa" w:w="1500"/>
+            <w:tcBorders>
+              <w:top w:val="single" w:color="BFC5CD" w:sz="4"/>
+              <w:left w:val="single" w:color="BFC5CD" w:sz="4"/>
+              <w:bottom w:val="single" w:color="BFC5CD" w:sz="4"/>
+              <w:right w:val="single" w:color="BFC5CD" w:sz="4"/>
+            </w:tcBorders>
+            <w:tcMar>
+              <w:top w:type="dxa" w:w="60"/>
+              <w:left w:type="dxa" w:w="100"/>
+              <w:bottom w:type="dxa" w:w="60"/>
+              <w:right w:type="dxa" w:w="100"/>
+            </w:tcMar>
+          </w:tcPr>
+          <w:p>
+            <w:pPr>
+              <w:spacing w:after="0"/>
+            </w:pPr>
+            <w:r>
+              <w:rPr>
+                <w:rFonts w:ascii="Arial" w:cs="Arial" w:eastAsia="Arial" w:hAnsi="Arial"/>
+                <w:sz w:val="18"/>
+                <w:szCs w:val="18"/>
+              </w:rPr>
+              <w:t xml:space="preserve">Replay</w:t>
+            </w:r>
+          </w:p>
+        </w:tc>
+        <w:tc>
+          <w:tcPr>
+            <w:tcW w:type="dxa" w:w="1250"/>
+            <w:tcBorders>
+              <w:top w:val="single" w:color="BFC5CD" w:sz="4"/>
+              <w:left w:val="single" w:color="BFC5CD" w:sz="4"/>
+              <w:bottom w:val="single" w:color="BFC5CD" w:sz="4"/>
+              <w:right w:val="single" w:color="BFC5CD" w:sz="4"/>
+            </w:tcBorders>
+            <w:tcMar>
+              <w:top w:type="dxa" w:w="60"/>
+              <w:left w:type="dxa" w:w="100"/>
+              <w:bottom w:type="dxa" w:w="60"/>
+              <w:right w:type="dxa" w:w="100"/>
+            </w:tcMar>
+          </w:tcPr>
+          <w:p>
+            <w:pPr>
+              <w:spacing w:after="0"/>
+            </w:pPr>
+            <w:r>
+              <w:rPr>
+                <w:rFonts w:ascii="Arial" w:cs="Arial" w:eastAsia="Arial" w:hAnsi="Arial"/>
+                <w:sz w:val="18"/>
+                <w:szCs w:val="18"/>
+              </w:rPr>
+              <w:t xml:space="preserve">5. replay log</w:t>
+            </w:r>
+          </w:p>
+        </w:tc>
+        <w:tc>
+          <w:tcPr>
+            <w:tcW w:type="dxa" w:w="2200"/>
+            <w:tcBorders>
+              <w:top w:val="single" w:color="BFC5CD" w:sz="4"/>
+              <w:left w:val="single" w:color="BFC5CD" w:sz="4"/>
+              <w:bottom w:val="single" w:color="BFC5CD" w:sz="4"/>
+              <w:right w:val="single" w:color="BFC5CD" w:sz="4"/>
+            </w:tcBorders>
+            <w:tcMar>
+              <w:top w:type="dxa" w:w="60"/>
+              <w:left w:type="dxa" w:w="100"/>
+              <w:bottom w:type="dxa" w:w="60"/>
+              <w:right w:type="dxa" w:w="100"/>
+            </w:tcMar>
+          </w:tcPr>
+          <w:p>
+            <w:pPr>
+              <w:spacing w:after="0"/>
+            </w:pPr>
+            <w:r>
+              <w:rPr>
+                <w:rFonts w:ascii="Arial" w:cs="Arial" w:eastAsia="Arial" w:hAnsi="Arial"/>
+                <w:sz w:val="18"/>
+                <w:szCs w:val="18"/>
+              </w:rPr>
+              <w:t xml:space="preserve">Presented the same authentic file a second time</w:t>
+            </w:r>
+          </w:p>
+        </w:tc>
+        <w:tc>
+          <w:tcPr>
+            <w:tcW w:type="dxa" w:w="1500"/>
+            <w:tcBorders>
+              <w:top w:val="single" w:color="BFC5CD" w:sz="4"/>
+              <w:left w:val="single" w:color="BFC5CD" w:sz="4"/>
+              <w:bottom w:val="single" w:color="BFC5CD" w:sz="4"/>
+              <w:right w:val="single" w:color="BFC5CD" w:sz="4"/>
+            </w:tcBorders>
+            <w:tcMar>
+              <w:top w:type="dxa" w:w="60"/>
+              <w:left w:type="dxa" w:w="100"/>
+              <w:bottom w:type="dxa" w:w="60"/>
+              <w:right w:type="dxa" w:w="100"/>
+            </w:tcMar>
+          </w:tcPr>
+          <w:p>
+            <w:pPr>
+              <w:spacing w:after="0"/>
+            </w:pPr>
+            <w:r>
+              <w:rPr>
+                <w:rFonts w:ascii="Arial" w:cs="Arial" w:eastAsia="Arial" w:hAnsi="Arial"/>
+                <w:sz w:val="18"/>
+                <w:szCs w:val="18"/>
+              </w:rPr>
+              <w:t xml:space="preserve">Replay Detected</w:t>
+            </w:r>
+          </w:p>
+        </w:tc>
+        <w:tc>
+          <w:tcPr>
+            <w:tcW w:type="dxa" w:w="1400"/>
+            <w:tcBorders>
+              <w:top w:val="single" w:color="BFC5CD" w:sz="4"/>
+              <w:left w:val="single" w:color="BFC5CD" w:sz="4"/>
+              <w:bottom w:val="single" w:color="BFC5CD" w:sz="4"/>
+              <w:right w:val="single" w:color="BFC5CD" w:sz="4"/>
+            </w:tcBorders>
+            <w:tcMar>
+              <w:top w:type="dxa" w:w="60"/>
+              <w:left w:type="dxa" w:w="100"/>
+              <w:bottom w:type="dxa" w:w="60"/>
+              <w:right w:type="dxa" w:w="100"/>
+            </w:tcMar>
+          </w:tcPr>
+          <w:p>
+            <w:pPr>
+              <w:spacing w:after="0"/>
+            </w:pPr>
+            <w:r>
+              <w:rPr>
+                <w:rFonts w:ascii="Arial" w:cs="Arial" w:eastAsia="Arial" w:hAnsi="Arial"/>
+                <w:sz w:val="18"/>
+                <w:szCs w:val="18"/>
+              </w:rPr>
+              <w:t xml:space="preserve">Replay Detected</w:t>
+            </w:r>
+          </w:p>
+        </w:tc>
+        <w:tc>
+          <w:tcPr>
+            <w:tcW w:type="dxa" w:w="846"/>
             <w:tcBorders>
               <w:top w:val="single" w:color="BFC5CD" w:sz="4"/>
               <w:left w:val="single" w:color="BFC5CD" w:sz="4"/>
@@ -18517,7 +19168,7 @@
       <w:tr>
         <w:tc>
           <w:tcPr>
-            <w:tcW w:type="dxa" w:w="350"/>
+            <w:tcW w:type="dxa" w:w="330"/>
             <w:tcBorders>
               <w:top w:val="single" w:color="BFC5CD" w:sz="4"/>
               <w:left w:val="single" w:color="BFC5CD" w:sz="4"/>
@@ -18547,67 +19198,97 @@
         </w:tc>
         <w:tc>
           <w:tcPr>
-            <w:tcW w:type="dxa" w:w="1700"/>
-            <w:tcBorders>
-              <w:top w:val="single" w:color="BFC5CD" w:sz="4"/>
-              <w:left w:val="single" w:color="BFC5CD" w:sz="4"/>
-              <w:bottom w:val="single" w:color="BFC5CD" w:sz="4"/>
-              <w:right w:val="single" w:color="BFC5CD" w:sz="4"/>
-            </w:tcBorders>
-            <w:tcMar>
-              <w:top w:type="dxa" w:w="60"/>
-              <w:left w:type="dxa" w:w="100"/>
-              <w:bottom w:type="dxa" w:w="60"/>
-              <w:right w:type="dxa" w:w="100"/>
-            </w:tcMar>
-          </w:tcPr>
-          <w:p>
-            <w:pPr>
-              <w:spacing w:after="0"/>
-            </w:pPr>
-            <w:r>
-              <w:rPr>
-                <w:rFonts w:ascii="Arial" w:cs="Arial" w:eastAsia="Arial" w:hAnsi="Arial"/>
-                <w:sz w:val="18"/>
-                <w:szCs w:val="18"/>
-              </w:rPr>
-              <w:t xml:space="preserve">Scratch over payload</w:t>
-            </w:r>
-          </w:p>
-        </w:tc>
-        <w:tc>
-          <w:tcPr>
-            <w:tcW w:type="dxa" w:w="2750"/>
-            <w:tcBorders>
-              <w:top w:val="single" w:color="BFC5CD" w:sz="4"/>
-              <w:left w:val="single" w:color="BFC5CD" w:sz="4"/>
-              <w:bottom w:val="single" w:color="BFC5CD" w:sz="4"/>
-              <w:right w:val="single" w:color="BFC5CD" w:sz="4"/>
-            </w:tcBorders>
-            <w:tcMar>
-              <w:top w:type="dxa" w:w="60"/>
-              <w:left w:type="dxa" w:w="100"/>
-              <w:bottom w:type="dxa" w:w="60"/>
-              <w:right w:type="dxa" w:w="100"/>
-            </w:tcMar>
-          </w:tcPr>
-          <w:p>
-            <w:pPr>
-              <w:spacing w:after="0"/>
-            </w:pPr>
-            <w:r>
-              <w:rPr>
-                <w:rFonts w:ascii="Arial" w:cs="Arial" w:eastAsia="Arial" w:hAnsi="Arial"/>
-                <w:sz w:val="18"/>
-                <w:szCs w:val="18"/>
-              </w:rPr>
-              <w:t xml:space="preserve">Overwrote 200 bytes in the middle of the hidden payload</w:t>
-            </w:r>
-          </w:p>
-        </w:tc>
-        <w:tc>
-          <w:tcPr>
-            <w:tcW w:type="dxa" w:w="1750"/>
+            <w:tcW w:type="dxa" w:w="1500"/>
+            <w:tcBorders>
+              <w:top w:val="single" w:color="BFC5CD" w:sz="4"/>
+              <w:left w:val="single" w:color="BFC5CD" w:sz="4"/>
+              <w:bottom w:val="single" w:color="BFC5CD" w:sz="4"/>
+              <w:right w:val="single" w:color="BFC5CD" w:sz="4"/>
+            </w:tcBorders>
+            <w:tcMar>
+              <w:top w:type="dxa" w:w="60"/>
+              <w:left w:type="dxa" w:w="100"/>
+              <w:bottom w:type="dxa" w:w="60"/>
+              <w:right w:type="dxa" w:w="100"/>
+            </w:tcMar>
+          </w:tcPr>
+          <w:p>
+            <w:pPr>
+              <w:spacing w:after="0"/>
+            </w:pPr>
+            <w:r>
+              <w:rPr>
+                <w:rFonts w:ascii="Arial" w:cs="Arial" w:eastAsia="Arial" w:hAnsi="Arial"/>
+                <w:sz w:val="18"/>
+                <w:szCs w:val="18"/>
+              </w:rPr>
+              <w:t xml:space="preserve">Mild LSB noise</w:t>
+            </w:r>
+          </w:p>
+        </w:tc>
+        <w:tc>
+          <w:tcPr>
+            <w:tcW w:type="dxa" w:w="1250"/>
+            <w:tcBorders>
+              <w:top w:val="single" w:color="BFC5CD" w:sz="4"/>
+              <w:left w:val="single" w:color="BFC5CD" w:sz="4"/>
+              <w:bottom w:val="single" w:color="BFC5CD" w:sz="4"/>
+              <w:right w:val="single" w:color="BFC5CD" w:sz="4"/>
+            </w:tcBorders>
+            <w:tcMar>
+              <w:top w:type="dxa" w:w="60"/>
+              <w:left w:type="dxa" w:w="100"/>
+              <w:bottom w:type="dxa" w:w="60"/>
+              <w:right w:type="dxa" w:w="100"/>
+            </w:tcMar>
+          </w:tcPr>
+          <w:p>
+            <w:pPr>
+              <w:spacing w:after="0"/>
+            </w:pPr>
+            <w:r>
+              <w:rPr>
+                <w:rFonts w:ascii="Arial" w:cs="Arial" w:eastAsia="Arial" w:hAnsi="Arial"/>
+                <w:sz w:val="18"/>
+                <w:szCs w:val="18"/>
+              </w:rPr>
+              <w:t xml:space="preserve">damage (robustness)</w:t>
+            </w:r>
+          </w:p>
+        </w:tc>
+        <w:tc>
+          <w:tcPr>
+            <w:tcW w:type="dxa" w:w="2200"/>
+            <w:tcBorders>
+              <w:top w:val="single" w:color="BFC5CD" w:sz="4"/>
+              <w:left w:val="single" w:color="BFC5CD" w:sz="4"/>
+              <w:bottom w:val="single" w:color="BFC5CD" w:sz="4"/>
+              <w:right w:val="single" w:color="BFC5CD" w:sz="4"/>
+            </w:tcBorders>
+            <w:tcMar>
+              <w:top w:type="dxa" w:w="60"/>
+              <w:left w:type="dxa" w:w="100"/>
+              <w:bottom w:type="dxa" w:w="60"/>
+              <w:right w:type="dxa" w:w="100"/>
+            </w:tcMar>
+          </w:tcPr>
+          <w:p>
+            <w:pPr>
+              <w:spacing w:after="0"/>
+            </w:pPr>
+            <w:r>
+              <w:rPr>
+                <w:rFonts w:ascii="Arial" w:cs="Arial" w:eastAsia="Arial" w:hAnsi="Arial"/>
+                <w:sz w:val="18"/>
+                <w:szCs w:val="18"/>
+              </w:rPr>
+              <w:t xml:space="preserve">Flipped the lowest bit of 1% of all carrier bytes</w:t>
+            </w:r>
+          </w:p>
+        </w:tc>
+        <w:tc>
+          <w:tcPr>
+            <w:tcW w:type="dxa" w:w="1500"/>
             <w:tcBorders>
               <w:top w:val="single" w:color="BFC5CD" w:sz="4"/>
               <w:left w:val="single" w:color="BFC5CD" w:sz="4"/>
@@ -18637,37 +19318,37 @@
         </w:tc>
         <w:tc>
           <w:tcPr>
-            <w:tcW w:type="dxa" w:w="1650"/>
-            <w:tcBorders>
-              <w:top w:val="single" w:color="BFC5CD" w:sz="4"/>
-              <w:left w:val="single" w:color="BFC5CD" w:sz="4"/>
-              <w:bottom w:val="single" w:color="BFC5CD" w:sz="4"/>
-              <w:right w:val="single" w:color="BFC5CD" w:sz="4"/>
-            </w:tcBorders>
-            <w:tcMar>
-              <w:top w:type="dxa" w:w="60"/>
-              <w:left w:type="dxa" w:w="100"/>
-              <w:bottom w:type="dxa" w:w="60"/>
-              <w:right w:type="dxa" w:w="100"/>
-            </w:tcMar>
-          </w:tcPr>
-          <w:p>
-            <w:pPr>
-              <w:spacing w:after="0"/>
-            </w:pPr>
-            <w:r>
-              <w:rPr>
-                <w:rFonts w:ascii="Arial" w:cs="Arial" w:eastAsia="Arial" w:hAnsi="Arial"/>
-                <w:sz w:val="18"/>
-                <w:szCs w:val="18"/>
-              </w:rPr>
-              <w:t xml:space="preserve">Signature Invalid</w:t>
-            </w:r>
-          </w:p>
-        </w:tc>
-        <w:tc>
-          <w:tcPr>
-            <w:tcW w:type="dxa" w:w="826"/>
+            <w:tcW w:type="dxa" w:w="1400"/>
+            <w:tcBorders>
+              <w:top w:val="single" w:color="BFC5CD" w:sz="4"/>
+              <w:left w:val="single" w:color="BFC5CD" w:sz="4"/>
+              <w:bottom w:val="single" w:color="BFC5CD" w:sz="4"/>
+              <w:right w:val="single" w:color="BFC5CD" w:sz="4"/>
+            </w:tcBorders>
+            <w:tcMar>
+              <w:top w:type="dxa" w:w="60"/>
+              <w:left w:type="dxa" w:w="100"/>
+              <w:bottom w:type="dxa" w:w="60"/>
+              <w:right w:type="dxa" w:w="100"/>
+            </w:tcMar>
+          </w:tcPr>
+          <w:p>
+            <w:pPr>
+              <w:spacing w:after="0"/>
+            </w:pPr>
+            <w:r>
+              <w:rPr>
+                <w:rFonts w:ascii="Arial" w:cs="Arial" w:eastAsia="Arial" w:hAnsi="Arial"/>
+                <w:sz w:val="18"/>
+                <w:szCs w:val="18"/>
+              </w:rPr>
+              <w:t xml:space="preserve">Wrong Start Location</w:t>
+            </w:r>
+          </w:p>
+        </w:tc>
+        <w:tc>
+          <w:tcPr>
+            <w:tcW w:type="dxa" w:w="846"/>
             <w:tcBorders>
               <w:top w:val="single" w:color="BFC5CD" w:sz="4"/>
               <w:left w:val="single" w:color="BFC5CD" w:sz="4"/>
@@ -18702,7 +19383,7 @@
       <w:tr>
         <w:tc>
           <w:tcPr>
-            <w:tcW w:type="dxa" w:w="350"/>
+            <w:tcW w:type="dxa" w:w="330"/>
             <w:tcBorders>
               <w:top w:val="single" w:color="BFC5CD" w:sz="4"/>
               <w:left w:val="single" w:color="BFC5CD" w:sz="4"/>
@@ -18732,67 +19413,97 @@
         </w:tc>
         <w:tc>
           <w:tcPr>
-            <w:tcW w:type="dxa" w:w="1700"/>
-            <w:tcBorders>
-              <w:top w:val="single" w:color="BFC5CD" w:sz="4"/>
-              <w:left w:val="single" w:color="BFC5CD" w:sz="4"/>
-              <w:bottom w:val="single" w:color="BFC5CD" w:sz="4"/>
-              <w:right w:val="single" w:color="BFC5CD" w:sz="4"/>
-            </w:tcBorders>
-            <w:tcMar>
-              <w:top w:type="dxa" w:w="60"/>
-              <w:left w:type="dxa" w:w="100"/>
-              <w:bottom w:type="dxa" w:w="60"/>
-              <w:right w:type="dxa" w:w="100"/>
-            </w:tcMar>
-          </w:tcPr>
-          <w:p>
-            <w:pPr>
-              <w:spacing w:after="0"/>
-            </w:pPr>
-            <w:r>
-              <w:rPr>
-                <w:rFonts w:ascii="Arial" w:cs="Arial" w:eastAsia="Arial" w:hAnsi="Arial"/>
-                <w:sz w:val="18"/>
-                <w:szCs w:val="18"/>
-              </w:rPr>
-              <w:t xml:space="preserve">Lossy re-encode</w:t>
-            </w:r>
-          </w:p>
-        </w:tc>
-        <w:tc>
-          <w:tcPr>
-            <w:tcW w:type="dxa" w:w="2750"/>
-            <w:tcBorders>
-              <w:top w:val="single" w:color="BFC5CD" w:sz="4"/>
-              <w:left w:val="single" w:color="BFC5CD" w:sz="4"/>
-              <w:bottom w:val="single" w:color="BFC5CD" w:sz="4"/>
-              <w:right w:val="single" w:color="BFC5CD" w:sz="4"/>
-            </w:tcBorders>
-            <w:tcMar>
-              <w:top w:type="dxa" w:w="60"/>
-              <w:left w:type="dxa" w:w="100"/>
-              <w:bottom w:type="dxa" w:w="60"/>
-              <w:right w:type="dxa" w:w="100"/>
-            </w:tcMar>
-          </w:tcPr>
-          <w:p>
-            <w:pPr>
-              <w:spacing w:after="0"/>
-            </w:pPr>
-            <w:r>
-              <w:rPr>
-                <w:rFonts w:ascii="Arial" w:cs="Arial" w:eastAsia="Arial" w:hAnsi="Arial"/>
-                <w:sz w:val="18"/>
-                <w:szCs w:val="18"/>
-              </w:rPr>
-              <w:t xml:space="preserve">JPEG for images, H.264 for video, full LSB noise for audio</w:t>
-            </w:r>
-          </w:p>
-        </w:tc>
-        <w:tc>
-          <w:tcPr>
-            <w:tcW w:type="dxa" w:w="1750"/>
+            <w:tcW w:type="dxa" w:w="1500"/>
+            <w:tcBorders>
+              <w:top w:val="single" w:color="BFC5CD" w:sz="4"/>
+              <w:left w:val="single" w:color="BFC5CD" w:sz="4"/>
+              <w:bottom w:val="single" w:color="BFC5CD" w:sz="4"/>
+              <w:right w:val="single" w:color="BFC5CD" w:sz="4"/>
+            </w:tcBorders>
+            <w:tcMar>
+              <w:top w:type="dxa" w:w="60"/>
+              <w:left w:type="dxa" w:w="100"/>
+              <w:bottom w:type="dxa" w:w="60"/>
+              <w:right w:type="dxa" w:w="100"/>
+            </w:tcMar>
+          </w:tcPr>
+          <w:p>
+            <w:pPr>
+              <w:spacing w:after="0"/>
+            </w:pPr>
+            <w:r>
+              <w:rPr>
+                <w:rFonts w:ascii="Arial" w:cs="Arial" w:eastAsia="Arial" w:hAnsi="Arial"/>
+                <w:sz w:val="18"/>
+                <w:szCs w:val="18"/>
+              </w:rPr>
+              <w:t xml:space="preserve">Scratch over payload</w:t>
+            </w:r>
+          </w:p>
+        </w:tc>
+        <w:tc>
+          <w:tcPr>
+            <w:tcW w:type="dxa" w:w="1250"/>
+            <w:tcBorders>
+              <w:top w:val="single" w:color="BFC5CD" w:sz="4"/>
+              <w:left w:val="single" w:color="BFC5CD" w:sz="4"/>
+              <w:bottom w:val="single" w:color="BFC5CD" w:sz="4"/>
+              <w:right w:val="single" w:color="BFC5CD" w:sz="4"/>
+            </w:tcBorders>
+            <w:tcMar>
+              <w:top w:type="dxa" w:w="60"/>
+              <w:left w:type="dxa" w:w="100"/>
+              <w:bottom w:type="dxa" w:w="60"/>
+              <w:right w:type="dxa" w:w="100"/>
+            </w:tcMar>
+          </w:tcPr>
+          <w:p>
+            <w:pPr>
+              <w:spacing w:after="0"/>
+            </w:pPr>
+            <w:r>
+              <w:rPr>
+                <w:rFonts w:ascii="Arial" w:cs="Arial" w:eastAsia="Arial" w:hAnsi="Arial"/>
+                <w:sz w:val="18"/>
+                <w:szCs w:val="18"/>
+              </w:rPr>
+              <w:t xml:space="preserve">damage (robustness)</w:t>
+            </w:r>
+          </w:p>
+        </w:tc>
+        <w:tc>
+          <w:tcPr>
+            <w:tcW w:type="dxa" w:w="2200"/>
+            <w:tcBorders>
+              <w:top w:val="single" w:color="BFC5CD" w:sz="4"/>
+              <w:left w:val="single" w:color="BFC5CD" w:sz="4"/>
+              <w:bottom w:val="single" w:color="BFC5CD" w:sz="4"/>
+              <w:right w:val="single" w:color="BFC5CD" w:sz="4"/>
+            </w:tcBorders>
+            <w:tcMar>
+              <w:top w:type="dxa" w:w="60"/>
+              <w:left w:type="dxa" w:w="100"/>
+              <w:bottom w:type="dxa" w:w="60"/>
+              <w:right w:type="dxa" w:w="100"/>
+            </w:tcMar>
+          </w:tcPr>
+          <w:p>
+            <w:pPr>
+              <w:spacing w:after="0"/>
+            </w:pPr>
+            <w:r>
+              <w:rPr>
+                <w:rFonts w:ascii="Arial" w:cs="Arial" w:eastAsia="Arial" w:hAnsi="Arial"/>
+                <w:sz w:val="18"/>
+                <w:szCs w:val="18"/>
+              </w:rPr>
+              <w:t xml:space="preserve">Overwrote 200 bytes in the middle of the hidden payload</w:t>
+            </w:r>
+          </w:p>
+        </w:tc>
+        <w:tc>
+          <w:tcPr>
+            <w:tcW w:type="dxa" w:w="1500"/>
             <w:tcBorders>
               <w:top w:val="single" w:color="BFC5CD" w:sz="4"/>
               <w:left w:val="single" w:color="BFC5CD" w:sz="4"/>
@@ -18822,37 +19533,37 @@
         </w:tc>
         <w:tc>
           <w:tcPr>
-            <w:tcW w:type="dxa" w:w="1650"/>
-            <w:tcBorders>
-              <w:top w:val="single" w:color="BFC5CD" w:sz="4"/>
-              <w:left w:val="single" w:color="BFC5CD" w:sz="4"/>
-              <w:bottom w:val="single" w:color="BFC5CD" w:sz="4"/>
-              <w:right w:val="single" w:color="BFC5CD" w:sz="4"/>
-            </w:tcBorders>
-            <w:tcMar>
-              <w:top w:type="dxa" w:w="60"/>
-              <w:left w:type="dxa" w:w="100"/>
-              <w:bottom w:type="dxa" w:w="60"/>
-              <w:right w:type="dxa" w:w="100"/>
-            </w:tcMar>
-          </w:tcPr>
-          <w:p>
-            <w:pPr>
-              <w:spacing w:after="0"/>
-            </w:pPr>
-            <w:r>
-              <w:rPr>
-                <w:rFonts w:ascii="Arial" w:cs="Arial" w:eastAsia="Arial" w:hAnsi="Arial"/>
-                <w:sz w:val="18"/>
-                <w:szCs w:val="18"/>
-              </w:rPr>
-              <w:t xml:space="preserve">Wrong Start Location</w:t>
-            </w:r>
-          </w:p>
-        </w:tc>
-        <w:tc>
-          <w:tcPr>
-            <w:tcW w:type="dxa" w:w="826"/>
+            <w:tcW w:type="dxa" w:w="1400"/>
+            <w:tcBorders>
+              <w:top w:val="single" w:color="BFC5CD" w:sz="4"/>
+              <w:left w:val="single" w:color="BFC5CD" w:sz="4"/>
+              <w:bottom w:val="single" w:color="BFC5CD" w:sz="4"/>
+              <w:right w:val="single" w:color="BFC5CD" w:sz="4"/>
+            </w:tcBorders>
+            <w:tcMar>
+              <w:top w:type="dxa" w:w="60"/>
+              <w:left w:type="dxa" w:w="100"/>
+              <w:bottom w:type="dxa" w:w="60"/>
+              <w:right w:type="dxa" w:w="100"/>
+            </w:tcMar>
+          </w:tcPr>
+          <w:p>
+            <w:pPr>
+              <w:spacing w:after="0"/>
+            </w:pPr>
+            <w:r>
+              <w:rPr>
+                <w:rFonts w:ascii="Arial" w:cs="Arial" w:eastAsia="Arial" w:hAnsi="Arial"/>
+                <w:sz w:val="18"/>
+                <w:szCs w:val="18"/>
+              </w:rPr>
+              <w:t xml:space="preserve">Signature Invalid</w:t>
+            </w:r>
+          </w:p>
+        </w:tc>
+        <w:tc>
+          <w:tcPr>
+            <w:tcW w:type="dxa" w:w="846"/>
             <w:tcBorders>
               <w:top w:val="single" w:color="BFC5CD" w:sz="4"/>
               <w:left w:val="single" w:color="BFC5CD" w:sz="4"/>
@@ -18887,7 +19598,7 @@
       <w:tr>
         <w:tc>
           <w:tcPr>
-            <w:tcW w:type="dxa" w:w="350"/>
+            <w:tcW w:type="dxa" w:w="330"/>
             <w:tcBorders>
               <w:top w:val="single" w:color="BFC5CD" w:sz="4"/>
               <w:left w:val="single" w:color="BFC5CD" w:sz="4"/>
@@ -18917,127 +19628,157 @@
         </w:tc>
         <w:tc>
           <w:tcPr>
-            <w:tcW w:type="dxa" w:w="1700"/>
-            <w:tcBorders>
-              <w:top w:val="single" w:color="BFC5CD" w:sz="4"/>
-              <w:left w:val="single" w:color="BFC5CD" w:sz="4"/>
-              <w:bottom w:val="single" w:color="BFC5CD" w:sz="4"/>
-              <w:right w:val="single" w:color="BFC5CD" w:sz="4"/>
-            </w:tcBorders>
-            <w:tcMar>
-              <w:top w:type="dxa" w:w="60"/>
-              <w:left w:type="dxa" w:w="100"/>
-              <w:bottom w:type="dxa" w:w="60"/>
-              <w:right w:type="dxa" w:w="100"/>
-            </w:tcMar>
-          </w:tcPr>
-          <w:p>
-            <w:pPr>
-              <w:spacing w:after="0"/>
-            </w:pPr>
-            <w:r>
-              <w:rPr>
-                <w:rFonts w:ascii="Arial" w:cs="Arial" w:eastAsia="Arial" w:hAnsi="Arial"/>
-                <w:sz w:val="18"/>
-                <w:szCs w:val="18"/>
-              </w:rPr>
-              <w:t xml:space="preserve">Replay</w:t>
-            </w:r>
-          </w:p>
-        </w:tc>
-        <w:tc>
-          <w:tcPr>
-            <w:tcW w:type="dxa" w:w="2750"/>
-            <w:tcBorders>
-              <w:top w:val="single" w:color="BFC5CD" w:sz="4"/>
-              <w:left w:val="single" w:color="BFC5CD" w:sz="4"/>
-              <w:bottom w:val="single" w:color="BFC5CD" w:sz="4"/>
-              <w:right w:val="single" w:color="BFC5CD" w:sz="4"/>
-            </w:tcBorders>
-            <w:tcMar>
-              <w:top w:type="dxa" w:w="60"/>
-              <w:left w:type="dxa" w:w="100"/>
-              <w:bottom w:type="dxa" w:w="60"/>
-              <w:right w:type="dxa" w:w="100"/>
-            </w:tcMar>
-          </w:tcPr>
-          <w:p>
-            <w:pPr>
-              <w:spacing w:after="0"/>
-            </w:pPr>
-            <w:r>
-              <w:rPr>
-                <w:rFonts w:ascii="Arial" w:cs="Arial" w:eastAsia="Arial" w:hAnsi="Arial"/>
-                <w:sz w:val="18"/>
-                <w:szCs w:val="18"/>
-              </w:rPr>
-              <w:t xml:space="preserve">Presented the same authentic file a second time</w:t>
-            </w:r>
-          </w:p>
-        </w:tc>
-        <w:tc>
-          <w:tcPr>
-            <w:tcW w:type="dxa" w:w="1750"/>
-            <w:tcBorders>
-              <w:top w:val="single" w:color="BFC5CD" w:sz="4"/>
-              <w:left w:val="single" w:color="BFC5CD" w:sz="4"/>
-              <w:bottom w:val="single" w:color="BFC5CD" w:sz="4"/>
-              <w:right w:val="single" w:color="BFC5CD" w:sz="4"/>
-            </w:tcBorders>
-            <w:tcMar>
-              <w:top w:type="dxa" w:w="60"/>
-              <w:left w:type="dxa" w:w="100"/>
-              <w:bottom w:type="dxa" w:w="60"/>
-              <w:right w:type="dxa" w:w="100"/>
-            </w:tcMar>
-          </w:tcPr>
-          <w:p>
-            <w:pPr>
-              <w:spacing w:after="0"/>
-            </w:pPr>
-            <w:r>
-              <w:rPr>
-                <w:rFonts w:ascii="Arial" w:cs="Arial" w:eastAsia="Arial" w:hAnsi="Arial"/>
-                <w:sz w:val="18"/>
-                <w:szCs w:val="18"/>
-              </w:rPr>
-              <w:t xml:space="preserve">Replay Detected</w:t>
-            </w:r>
-          </w:p>
-        </w:tc>
-        <w:tc>
-          <w:tcPr>
-            <w:tcW w:type="dxa" w:w="1650"/>
-            <w:tcBorders>
-              <w:top w:val="single" w:color="BFC5CD" w:sz="4"/>
-              <w:left w:val="single" w:color="BFC5CD" w:sz="4"/>
-              <w:bottom w:val="single" w:color="BFC5CD" w:sz="4"/>
-              <w:right w:val="single" w:color="BFC5CD" w:sz="4"/>
-            </w:tcBorders>
-            <w:tcMar>
-              <w:top w:type="dxa" w:w="60"/>
-              <w:left w:type="dxa" w:w="100"/>
-              <w:bottom w:type="dxa" w:w="60"/>
-              <w:right w:type="dxa" w:w="100"/>
-            </w:tcMar>
-          </w:tcPr>
-          <w:p>
-            <w:pPr>
-              <w:spacing w:after="0"/>
-            </w:pPr>
-            <w:r>
-              <w:rPr>
-                <w:rFonts w:ascii="Arial" w:cs="Arial" w:eastAsia="Arial" w:hAnsi="Arial"/>
-                <w:sz w:val="18"/>
-                <w:szCs w:val="18"/>
-              </w:rPr>
-              <w:t xml:space="preserve">Replay Detected</w:t>
-            </w:r>
-          </w:p>
-        </w:tc>
-        <w:tc>
-          <w:tcPr>
-            <w:tcW w:type="dxa" w:w="826"/>
+            <w:tcW w:type="dxa" w:w="1500"/>
+            <w:tcBorders>
+              <w:top w:val="single" w:color="BFC5CD" w:sz="4"/>
+              <w:left w:val="single" w:color="BFC5CD" w:sz="4"/>
+              <w:bottom w:val="single" w:color="BFC5CD" w:sz="4"/>
+              <w:right w:val="single" w:color="BFC5CD" w:sz="4"/>
+            </w:tcBorders>
+            <w:tcMar>
+              <w:top w:type="dxa" w:w="60"/>
+              <w:left w:type="dxa" w:w="100"/>
+              <w:bottom w:type="dxa" w:w="60"/>
+              <w:right w:type="dxa" w:w="100"/>
+            </w:tcMar>
+          </w:tcPr>
+          <w:p>
+            <w:pPr>
+              <w:spacing w:after="0"/>
+            </w:pPr>
+            <w:r>
+              <w:rPr>
+                <w:rFonts w:ascii="Arial" w:cs="Arial" w:eastAsia="Arial" w:hAnsi="Arial"/>
+                <w:sz w:val="18"/>
+                <w:szCs w:val="18"/>
+              </w:rPr>
+              <w:t xml:space="preserve">Lossy re-encode</w:t>
+            </w:r>
+          </w:p>
+        </w:tc>
+        <w:tc>
+          <w:tcPr>
+            <w:tcW w:type="dxa" w:w="1250"/>
+            <w:tcBorders>
+              <w:top w:val="single" w:color="BFC5CD" w:sz="4"/>
+              <w:left w:val="single" w:color="BFC5CD" w:sz="4"/>
+              <w:bottom w:val="single" w:color="BFC5CD" w:sz="4"/>
+              <w:right w:val="single" w:color="BFC5CD" w:sz="4"/>
+            </w:tcBorders>
+            <w:tcMar>
+              <w:top w:type="dxa" w:w="60"/>
+              <w:left w:type="dxa" w:w="100"/>
+              <w:bottom w:type="dxa" w:w="60"/>
+              <w:right w:type="dxa" w:w="100"/>
+            </w:tcMar>
+          </w:tcPr>
+          <w:p>
+            <w:pPr>
+              <w:spacing w:after="0"/>
+            </w:pPr>
+            <w:r>
+              <w:rPr>
+                <w:rFonts w:ascii="Arial" w:cs="Arial" w:eastAsia="Arial" w:hAnsi="Arial"/>
+                <w:sz w:val="18"/>
+                <w:szCs w:val="18"/>
+              </w:rPr>
+              <w:t xml:space="preserve">damage (limitation)</w:t>
+            </w:r>
+          </w:p>
+        </w:tc>
+        <w:tc>
+          <w:tcPr>
+            <w:tcW w:type="dxa" w:w="2200"/>
+            <w:tcBorders>
+              <w:top w:val="single" w:color="BFC5CD" w:sz="4"/>
+              <w:left w:val="single" w:color="BFC5CD" w:sz="4"/>
+              <w:bottom w:val="single" w:color="BFC5CD" w:sz="4"/>
+              <w:right w:val="single" w:color="BFC5CD" w:sz="4"/>
+            </w:tcBorders>
+            <w:tcMar>
+              <w:top w:type="dxa" w:w="60"/>
+              <w:left w:type="dxa" w:w="100"/>
+              <w:bottom w:type="dxa" w:w="60"/>
+              <w:right w:type="dxa" w:w="100"/>
+            </w:tcMar>
+          </w:tcPr>
+          <w:p>
+            <w:pPr>
+              <w:spacing w:after="0"/>
+            </w:pPr>
+            <w:r>
+              <w:rPr>
+                <w:rFonts w:ascii="Arial" w:cs="Arial" w:eastAsia="Arial" w:hAnsi="Arial"/>
+                <w:sz w:val="18"/>
+                <w:szCs w:val="18"/>
+              </w:rPr>
+              <w:t xml:space="preserve">JPEG for images, H.264 for video, full LSB noise for audio</w:t>
+            </w:r>
+          </w:p>
+        </w:tc>
+        <w:tc>
+          <w:tcPr>
+            <w:tcW w:type="dxa" w:w="1500"/>
+            <w:tcBorders>
+              <w:top w:val="single" w:color="BFC5CD" w:sz="4"/>
+              <w:left w:val="single" w:color="BFC5CD" w:sz="4"/>
+              <w:bottom w:val="single" w:color="BFC5CD" w:sz="4"/>
+              <w:right w:val="single" w:color="BFC5CD" w:sz="4"/>
+            </w:tcBorders>
+            <w:tcMar>
+              <w:top w:type="dxa" w:w="60"/>
+              <w:left w:type="dxa" w:w="100"/>
+              <w:bottom w:type="dxa" w:w="60"/>
+              <w:right w:type="dxa" w:w="100"/>
+            </w:tcMar>
+          </w:tcPr>
+          <w:p>
+            <w:pPr>
+              <w:spacing w:after="0"/>
+            </w:pPr>
+            <w:r>
+              <w:rPr>
+                <w:rFonts w:ascii="Arial" w:cs="Arial" w:eastAsia="Arial" w:hAnsi="Arial"/>
+                <w:sz w:val="18"/>
+                <w:szCs w:val="18"/>
+              </w:rPr>
+              <w:t xml:space="preserve">Wrong Start Location / Signature Invalid / Payload Missing</w:t>
+            </w:r>
+          </w:p>
+        </w:tc>
+        <w:tc>
+          <w:tcPr>
+            <w:tcW w:type="dxa" w:w="1400"/>
+            <w:tcBorders>
+              <w:top w:val="single" w:color="BFC5CD" w:sz="4"/>
+              <w:left w:val="single" w:color="BFC5CD" w:sz="4"/>
+              <w:bottom w:val="single" w:color="BFC5CD" w:sz="4"/>
+              <w:right w:val="single" w:color="BFC5CD" w:sz="4"/>
+            </w:tcBorders>
+            <w:tcMar>
+              <w:top w:type="dxa" w:w="60"/>
+              <w:left w:type="dxa" w:w="100"/>
+              <w:bottom w:type="dxa" w:w="60"/>
+              <w:right w:type="dxa" w:w="100"/>
+            </w:tcMar>
+          </w:tcPr>
+          <w:p>
+            <w:pPr>
+              <w:spacing w:after="0"/>
+            </w:pPr>
+            <w:r>
+              <w:rPr>
+                <w:rFonts w:ascii="Arial" w:cs="Arial" w:eastAsia="Arial" w:hAnsi="Arial"/>
+                <w:sz w:val="18"/>
+                <w:szCs w:val="18"/>
+              </w:rPr>
+              <w:t xml:space="preserve">Wrong Start Location</w:t>
+            </w:r>
+          </w:p>
+        </w:tc>
+        <w:tc>
+          <w:tcPr>
+            <w:tcW w:type="dxa" w:w="846"/>
             <w:tcBorders>
               <w:top w:val="single" w:color="BFC5CD" w:sz="4"/>
               <w:left w:val="single" w:color="BFC5CD" w:sz="4"/>
@@ -19507,7 +20248,7 @@
           <w:sz w:val="21"/>
           <w:szCs w:val="21"/>
         </w:rPr>
-        <w:t xml:space="preserve">Stego video is saved as FFV1 in an .mkv file, a lossless codec, so the LSBs survive exactly. MP4/MOV are accepted as covers (decoded to frames) but never written, because H.264 is lossy (Attack Lab row 10 shows it destroying the payload).</w:t>
+        <w:t xml:space="preserve">Stego video is saved as FFV1 in an .mkv file, a lossless codec, so the LSBs survive exactly. MP4/MOV are accepted as covers (decoded to frames) but never written, because H.264 is lossy (Attack Lab row 11 shows it destroying the payload).</w:t>
       </w:r>
     </w:p>
     <w:p>
@@ -20727,7 +21468,7 @@
                 <w:sz w:val="18"/>
                 <w:szCs w:val="18"/>
               </w:rPr>
-              <w:t xml:space="preserve">Edit outside payload</w:t>
+              <w:t xml:space="preserve">Wrong stego key</w:t>
             </w:r>
           </w:p>
         </w:tc>
@@ -20757,7 +21498,7 @@
                 <w:sz w:val="18"/>
                 <w:szCs w:val="18"/>
               </w:rPr>
-              <w:t xml:space="preserve">Flipped the top bit of 500 bytes that hold no payload</w:t>
+              <w:t xml:space="preserve">Tried to extract with a guessed passphrase</w:t>
             </w:r>
           </w:p>
         </w:tc>
@@ -20787,7 +21528,7 @@
                 <w:sz w:val="18"/>
                 <w:szCs w:val="18"/>
               </w:rPr>
-              <w:t xml:space="preserve">Tampered</w:t>
+              <w:t xml:space="preserve">Wrong Start Location</w:t>
             </w:r>
           </w:p>
         </w:tc>
@@ -20817,7 +21558,7 @@
                 <w:sz w:val="18"/>
                 <w:szCs w:val="18"/>
               </w:rPr>
-              <w:t xml:space="preserve">Tampered</w:t>
+              <w:t xml:space="preserve">Wrong Start Location</w:t>
             </w:r>
           </w:p>
         </w:tc>
@@ -20847,7 +21588,7 @@
                 <w:sz w:val="18"/>
                 <w:szCs w:val="18"/>
               </w:rPr>
-              <w:t xml:space="preserve">yes</w:t>
+              <w:t xml:space="preserve">no</w:t>
             </w:r>
           </w:p>
         </w:tc>
@@ -20942,7 +21683,7 @@
                 <w:sz w:val="18"/>
                 <w:szCs w:val="18"/>
               </w:rPr>
-              <w:t xml:space="preserve">Flip one payload bit</w:t>
+              <w:t xml:space="preserve">Off-by-one start</w:t>
             </w:r>
           </w:p>
         </w:tc>
@@ -20972,7 +21713,7 @@
                 <w:sz w:val="18"/>
                 <w:szCs w:val="18"/>
               </w:rPr>
-              <w:t xml:space="preserve">Changed a single bit inside the hidden payload</w:t>
+              <w:t xml:space="preserve">Read the payload one byte after the real start</w:t>
             </w:r>
           </w:p>
         </w:tc>
@@ -21002,7 +21743,7 @@
                 <w:sz w:val="18"/>
                 <w:szCs w:val="18"/>
               </w:rPr>
-              <w:t xml:space="preserve">Signature Invalid</w:t>
+              <w:t xml:space="preserve">Wrong Start Location</w:t>
             </w:r>
           </w:p>
         </w:tc>
@@ -21032,7 +21773,7 @@
                 <w:sz w:val="18"/>
                 <w:szCs w:val="18"/>
               </w:rPr>
-              <w:t xml:space="preserve">Signature Invalid</w:t>
+              <w:t xml:space="preserve">Wrong Start Location</w:t>
             </w:r>
           </w:p>
         </w:tc>
@@ -21157,7 +21898,7 @@
                 <w:sz w:val="18"/>
                 <w:szCs w:val="18"/>
               </w:rPr>
-              <w:t xml:space="preserve">Break length field</w:t>
+              <w:t xml:space="preserve">Crop / trim</w:t>
             </w:r>
           </w:p>
         </w:tc>
@@ -21187,7 +21928,7 @@
                 <w:sz w:val="18"/>
                 <w:szCs w:val="18"/>
               </w:rPr>
-              <w:t xml:space="preserve">Flipped the top bit of the header's length field</w:t>
+              <w:t xml:space="preserve">Removed a pixel row, the last video frame, or 100 audio frames</w:t>
             </w:r>
           </w:p>
         </w:tc>
@@ -21217,7 +21958,7 @@
                 <w:sz w:val="18"/>
                 <w:szCs w:val="18"/>
               </w:rPr>
-              <w:t xml:space="preserve">Payload Missing</w:t>
+              <w:t xml:space="preserve">Wrong Start Location</w:t>
             </w:r>
           </w:p>
         </w:tc>
@@ -21247,7 +21988,7 @@
                 <w:sz w:val="18"/>
                 <w:szCs w:val="18"/>
               </w:rPr>
-              <w:t xml:space="preserve">Payload Missing</w:t>
+              <w:t xml:space="preserve">Wrong Start Location</w:t>
             </w:r>
           </w:p>
         </w:tc>
@@ -21372,7 +22113,7 @@
                 <w:sz w:val="18"/>
                 <w:szCs w:val="18"/>
               </w:rPr>
-              <w:t xml:space="preserve">Wrong stego key</w:t>
+              <w:t xml:space="preserve">Break length field</w:t>
             </w:r>
           </w:p>
         </w:tc>
@@ -21402,7 +22143,7 @@
                 <w:sz w:val="18"/>
                 <w:szCs w:val="18"/>
               </w:rPr>
-              <w:t xml:space="preserve">Tried to extract with a guessed passphrase</w:t>
+              <w:t xml:space="preserve">Flipped the top bit of the header's length field</w:t>
             </w:r>
           </w:p>
         </w:tc>
@@ -21432,7 +22173,7 @@
                 <w:sz w:val="18"/>
                 <w:szCs w:val="18"/>
               </w:rPr>
-              <w:t xml:space="preserve">Wrong Start Location</w:t>
+              <w:t xml:space="preserve">Payload Missing</w:t>
             </w:r>
           </w:p>
         </w:tc>
@@ -21462,7 +22203,7 @@
                 <w:sz w:val="18"/>
                 <w:szCs w:val="18"/>
               </w:rPr>
-              <w:t xml:space="preserve">Wrong Start Location</w:t>
+              <w:t xml:space="preserve">Payload Missing</w:t>
             </w:r>
           </w:p>
         </w:tc>
@@ -21587,7 +22328,7 @@
                 <w:sz w:val="18"/>
                 <w:szCs w:val="18"/>
               </w:rPr>
-              <w:t xml:space="preserve">Off-by-one start</w:t>
+              <w:t xml:space="preserve">Flip one payload bit</w:t>
             </w:r>
           </w:p>
         </w:tc>
@@ -21617,7 +22358,7 @@
                 <w:sz w:val="18"/>
                 <w:szCs w:val="18"/>
               </w:rPr>
-              <w:t xml:space="preserve">Read the payload one byte after the real start</w:t>
+              <w:t xml:space="preserve">Changed a single bit inside the hidden payload</w:t>
             </w:r>
           </w:p>
         </w:tc>
@@ -21647,7 +22388,7 @@
                 <w:sz w:val="18"/>
                 <w:szCs w:val="18"/>
               </w:rPr>
-              <w:t xml:space="preserve">Wrong Start Location</w:t>
+              <w:t xml:space="preserve">Signature Invalid</w:t>
             </w:r>
           </w:p>
         </w:tc>
@@ -21677,7 +22418,7 @@
                 <w:sz w:val="18"/>
                 <w:szCs w:val="18"/>
               </w:rPr>
-              <w:t xml:space="preserve">Wrong Start Location</w:t>
+              <w:t xml:space="preserve">Signature Invalid</w:t>
             </w:r>
           </w:p>
         </w:tc>
@@ -21802,7 +22543,7 @@
                 <w:sz w:val="18"/>
                 <w:szCs w:val="18"/>
               </w:rPr>
-              <w:t xml:space="preserve">Crop / trim</w:t>
+              <w:t xml:space="preserve">Edit outside payload</w:t>
             </w:r>
           </w:p>
         </w:tc>
@@ -21832,7 +22573,7 @@
                 <w:sz w:val="18"/>
                 <w:szCs w:val="18"/>
               </w:rPr>
-              <w:t xml:space="preserve">Removed a pixel row, the last video frame, or 100 audio frames</w:t>
+              <w:t xml:space="preserve">Flipped the top bit of 500 bytes that hold no payload</w:t>
             </w:r>
           </w:p>
         </w:tc>
@@ -21862,7 +22603,7 @@
                 <w:sz w:val="18"/>
                 <w:szCs w:val="18"/>
               </w:rPr>
-              <w:t xml:space="preserve">Wrong Start Location</w:t>
+              <w:t xml:space="preserve">Tampered</w:t>
             </w:r>
           </w:p>
         </w:tc>
@@ -21892,7 +22633,7 @@
                 <w:sz w:val="18"/>
                 <w:szCs w:val="18"/>
               </w:rPr>
-              <w:t xml:space="preserve">Wrong Start Location</w:t>
+              <w:t xml:space="preserve">Tampered</w:t>
             </w:r>
           </w:p>
         </w:tc>
@@ -21922,7 +22663,7 @@
                 <w:sz w:val="18"/>
                 <w:szCs w:val="18"/>
               </w:rPr>
-              <w:t xml:space="preserve">no</w:t>
+              <w:t xml:space="preserve">yes</w:t>
             </w:r>
           </w:p>
         </w:tc>
@@ -22232,7 +22973,7 @@
                 <w:sz w:val="18"/>
                 <w:szCs w:val="18"/>
               </w:rPr>
-              <w:t xml:space="preserve">Mild LSB noise</w:t>
+              <w:t xml:space="preserve">Replay</w:t>
             </w:r>
           </w:p>
         </w:tc>
@@ -22262,7 +23003,7 @@
                 <w:sz w:val="18"/>
                 <w:szCs w:val="18"/>
               </w:rPr>
-              <w:t xml:space="preserve">Flipped the lowest bit of 1% of all carrier bytes</w:t>
+              <w:t xml:space="preserve">Presented the same authentic file a second time</w:t>
             </w:r>
           </w:p>
         </w:tc>
@@ -22292,7 +23033,7 @@
                 <w:sz w:val="18"/>
                 <w:szCs w:val="18"/>
               </w:rPr>
-              <w:t xml:space="preserve">Wrong Start Location / Signature Invalid / Payload Missing</w:t>
+              <w:t xml:space="preserve">Replay Detected</w:t>
             </w:r>
           </w:p>
         </w:tc>
@@ -22322,7 +23063,7 @@
                 <w:sz w:val="18"/>
                 <w:szCs w:val="18"/>
               </w:rPr>
-              <w:t xml:space="preserve">Signature Invalid</w:t>
+              <w:t xml:space="preserve">Replay Detected</w:t>
             </w:r>
           </w:p>
         </w:tc>
@@ -22352,7 +23093,7 @@
                 <w:sz w:val="18"/>
                 <w:szCs w:val="18"/>
               </w:rPr>
-              <w:t xml:space="preserve">no</w:t>
+              <w:t xml:space="preserve">yes</w:t>
             </w:r>
           </w:p>
         </w:tc>
@@ -22447,7 +23188,7 @@
                 <w:sz w:val="18"/>
                 <w:szCs w:val="18"/>
               </w:rPr>
-              <w:t xml:space="preserve">Scratch over payload</w:t>
+              <w:t xml:space="preserve">Mild LSB noise</w:t>
             </w:r>
           </w:p>
         </w:tc>
@@ -22477,7 +23218,7 @@
                 <w:sz w:val="18"/>
                 <w:szCs w:val="18"/>
               </w:rPr>
-              <w:t xml:space="preserve">Overwrote 200 bytes in the middle of the hidden payload</w:t>
+              <w:t xml:space="preserve">Flipped the lowest bit of 1% of all carrier bytes</w:t>
             </w:r>
           </w:p>
         </w:tc>
@@ -22662,7 +23403,7 @@
                 <w:sz w:val="18"/>
                 <w:szCs w:val="18"/>
               </w:rPr>
-              <w:t xml:space="preserve">Lossy re-encode</w:t>
+              <w:t xml:space="preserve">Scratch over payload</w:t>
             </w:r>
           </w:p>
         </w:tc>
@@ -22692,7 +23433,7 @@
                 <w:sz w:val="18"/>
                 <w:szCs w:val="18"/>
               </w:rPr>
-              <w:t xml:space="preserve">JPEG for images, H.264 for video, full LSB noise for audio</w:t>
+              <w:t xml:space="preserve">Overwrote 200 bytes in the middle of the hidden payload</w:t>
             </w:r>
           </w:p>
         </w:tc>
@@ -22752,7 +23493,7 @@
                 <w:sz w:val="18"/>
                 <w:szCs w:val="18"/>
               </w:rPr>
-              <w:t xml:space="preserve">Wrong Start Location</w:t>
+              <w:t xml:space="preserve">Signature Invalid</w:t>
             </w:r>
           </w:p>
         </w:tc>
@@ -22877,7 +23618,7 @@
                 <w:sz w:val="18"/>
                 <w:szCs w:val="18"/>
               </w:rPr>
-              <w:t xml:space="preserve">Replay</w:t>
+              <w:t xml:space="preserve">Lossy re-encode</w:t>
             </w:r>
           </w:p>
         </w:tc>
@@ -22907,7 +23648,7 @@
                 <w:sz w:val="18"/>
                 <w:szCs w:val="18"/>
               </w:rPr>
-              <w:t xml:space="preserve">Presented the same authentic file a second time</w:t>
+              <w:t xml:space="preserve">JPEG for images, H.264 for video, full LSB noise for audio</w:t>
             </w:r>
           </w:p>
         </w:tc>
@@ -22937,7 +23678,7 @@
                 <w:sz w:val="18"/>
                 <w:szCs w:val="18"/>
               </w:rPr>
-              <w:t xml:space="preserve">Replay Detected</w:t>
+              <w:t xml:space="preserve">Wrong Start Location / Signature Invalid / Payload Missing</w:t>
             </w:r>
           </w:p>
         </w:tc>
@@ -22967,7 +23708,7 @@
                 <w:sz w:val="18"/>
                 <w:szCs w:val="18"/>
               </w:rPr>
-              <w:t xml:space="preserve">Replay Detected</w:t>
+              <w:t xml:space="preserve">Wrong Start Location</w:t>
             </w:r>
           </w:p>
         </w:tc>
@@ -22997,7 +23738,7 @@
                 <w:sz w:val="18"/>
                 <w:szCs w:val="18"/>
               </w:rPr>
-              <w:t xml:space="preserve">yes</w:t>
+              <w:t xml:space="preserve">no</w:t>
             </w:r>
           </w:p>
         </w:tc>
@@ -23562,7 +24303,7 @@
                 <w:sz w:val="18"/>
                 <w:szCs w:val="18"/>
               </w:rPr>
-              <w:t xml:space="preserve">493,282–495,046</w:t>
+              <w:t xml:space="preserve">493,282–495,054</w:t>
             </w:r>
           </w:p>
         </w:tc>
@@ -26155,7 +26896,7 @@
                 <w:sz w:val="15"/>
                 <w:szCs w:val="15"/>
               </w:rPr>
-              <w:t xml:space="preserve">86faf472220e422a30ef9b590554b7d1c8ada8557a8650388c6f977a64585e2e</w:t>
+              <w:t xml:space="preserve">5ebcd4f24cec2d62650b74021bcceb884cf4fa90dccfc6ed16c3d39491251df1</w:t>
             </w:r>
           </w:p>
         </w:tc>
@@ -26279,7 +27020,7 @@
                 <w:sz w:val="15"/>
                 <w:szCs w:val="15"/>
               </w:rPr>
-              <w:t xml:space="preserve">c039a5c1bf6a1547322fcec19c0dd5d6e6922a483f98c9fd4ccea3d9ba46465f</w:t>
+              <w:t xml:space="preserve">5128fbe1721762442b6428c7ddb7fd46adb805cb179ccf51a63f1eb09deb697b</w:t>
             </w:r>
           </w:p>
         </w:tc>
@@ -26543,7 +27284,7 @@
           <w:sz w:val="21"/>
           <w:szCs w:val="21"/>
         </w:rPr>
-        <w:t xml:space="preserve">python -m pytest -v: 83 passed in 23.08s. The full output is in tests/evidence/logs/pytest.txt.</w:t>
+        <w:t xml:space="preserve">python -m pytest -v: 83 passed in 20.33s. The full output is in tests/evidence/logs/pytest.txt.</w:t>
       </w:r>
     </w:p>
     <w:p>

--- a/tests/evidence/INF2005_ACW1_P6-4_Test_Evidence.docx
+++ b/tests/evidence/INF2005_ACW1_P6-4_Test_Evidence.docx
@@ -253,7 +253,7 @@
                 <w:sz w:val="18"/>
                 <w:szCs w:val="18"/>
               </w:rPr>
-              <w:t xml:space="preserve">2026-09-28 16:16 by tools/generate_evidence.py</w:t>
+              <w:t xml:space="preserve">2026-09-28 19:43 by tools/generate_evidence.py</w:t>
             </w:r>
           </w:p>
         </w:tc>
@@ -315,7 +315,7 @@
                 <w:sz w:val="18"/>
                 <w:szCs w:val="18"/>
               </w:rPr>
-              <w:t xml:space="preserve">branch m6-advanced, commit f883eb2</w:t>
+              <w:t xml:space="preserve">branch wrap-up, commit 464a27f</w:t>
             </w:r>
           </w:p>
         </w:tc>
@@ -563,7 +563,7 @@
                 <w:sz w:val="18"/>
                 <w:szCs w:val="18"/>
               </w:rPr>
-              <w:t xml:space="preserve">83 passed in 20.33s</w:t>
+              <w:t xml:space="preserve">89 passed in 24.75s</w:t>
             </w:r>
           </w:p>
         </w:tc>
@@ -602,7 +602,7 @@
           <w:sz w:val="21"/>
           <w:szCs w:val="21"/>
         </w:rPr>
-        <w:t xml:space="preserve">4 positive and 7 negative cases across image and audio, all with the expected outcome. The Attack Lab caught 11/11 attacks on the image and 11/11 on the audio. The optional challenges (video, robust embedding, steganalysis) add 6 more cases. 83 passed automated tests.</w:t>
+        <w:t xml:space="preserve">4 positive and 7 negative cases across image and audio, all with the expected outcome. The Attack Lab caught 11/11 attacks on the image and 11/11 on the audio. The optional challenges (video, robust embedding, steganalysis) add 6 more cases. 89 passed automated tests.</w:t>
       </w:r>
     </w:p>
     <w:p>
@@ -6611,7 +6611,7 @@
           <w:sz w:val="15"/>
           <w:szCs w:val="15"/>
         </w:rPr>
-        <w:t xml:space="preserve">    "ct": "00e08b6b66381148511b09fe…"</w:t>
+        <w:t xml:space="preserve">    "ct": "089da21c3b82fa51fec0679c…"</w:t>
       </w:r>
     </w:p>
     <w:p>
@@ -6781,7 +6781,7 @@
           <w:sz w:val="15"/>
           <w:szCs w:val="15"/>
         </w:rPr>
-        <w:t xml:space="preserve">      "ct": "00e08b6b66381148511b09fe…",</w:t>
+        <w:t xml:space="preserve">      "ct": "089da21c3b82fa51fec0679c…",</w:t>
       </w:r>
     </w:p>
     <w:p>
@@ -7140,7 +7140,7 @@
           <w:sz w:val="15"/>
           <w:szCs w:val="15"/>
         </w:rPr>
-        <w:t xml:space="preserve">    "ct": "58dd791da27cad89dc2df4a9…"</w:t>
+        <w:t xml:space="preserve">    "ct": "f818542c556126ba6cfd8393…"</w:t>
       </w:r>
     </w:p>
     <w:p>
@@ -7310,7 +7310,7 @@
           <w:sz w:val="15"/>
           <w:szCs w:val="15"/>
         </w:rPr>
-        <w:t xml:space="preserve">      "ct": "58dd791da27cad89dc2df4a9…",</w:t>
+        <w:t xml:space="preserve">      "ct": "f818542c556126ba6cfd8393…",</w:t>
       </w:r>
     </w:p>
     <w:p>
@@ -7889,7 +7889,7 @@
                 <w:sz w:val="18"/>
                 <w:szCs w:val="18"/>
               </w:rPr>
-              <w:t xml:space="preserve">4,422</w:t>
+              <w:t xml:space="preserve">4,436</w:t>
             </w:r>
           </w:p>
         </w:tc>
@@ -8104,7 +8104,7 @@
                 <w:sz w:val="18"/>
                 <w:szCs w:val="18"/>
               </w:rPr>
-              <w:t xml:space="preserve">3,316</w:t>
+              <w:t xml:space="preserve">3,322</w:t>
             </w:r>
           </w:p>
         </w:tc>
@@ -8319,7 +8319,7 @@
                 <w:sz w:val="18"/>
                 <w:szCs w:val="18"/>
               </w:rPr>
-              <w:t xml:space="preserve">2,578</w:t>
+              <w:t xml:space="preserve">2,570</w:t>
             </w:r>
           </w:p>
         </w:tc>
@@ -8534,7 +8534,7 @@
                 <w:sz w:val="18"/>
                 <w:szCs w:val="18"/>
               </w:rPr>
-              <w:t xml:space="preserve">2,066</w:t>
+              <w:t xml:space="preserve">2,073</w:t>
             </w:r>
           </w:p>
         </w:tc>
@@ -8749,7 +8749,7 @@
                 <w:sz w:val="18"/>
                 <w:szCs w:val="18"/>
               </w:rPr>
-              <w:t xml:space="preserve">1,716</w:t>
+              <w:t xml:space="preserve">1,720</w:t>
             </w:r>
           </w:p>
         </w:tc>
@@ -8779,7 +8779,7 @@
                 <w:sz w:val="18"/>
                 <w:szCs w:val="18"/>
               </w:rPr>
-              <w:t xml:space="preserve">52.2 dB</w:t>
+              <w:t xml:space="preserve">52.3 dB</w:t>
             </w:r>
           </w:p>
         </w:tc>
@@ -8994,7 +8994,7 @@
                 <w:sz w:val="18"/>
                 <w:szCs w:val="18"/>
               </w:rPr>
-              <w:t xml:space="preserve">46.0 dB</w:t>
+              <w:t xml:space="preserve">45.9 dB</w:t>
             </w:r>
           </w:p>
         </w:tc>
@@ -9424,7 +9424,7 @@
                 <w:sz w:val="18"/>
                 <w:szCs w:val="18"/>
               </w:rPr>
-              <w:t xml:space="preserve">32.8 dB</w:t>
+              <w:t xml:space="preserve">32.9 dB</w:t>
             </w:r>
           </w:p>
         </w:tc>
@@ -9885,7 +9885,7 @@
                 <w:sz w:val="18"/>
                 <w:szCs w:val="18"/>
               </w:rPr>
-              <w:t xml:space="preserve">4,480</w:t>
+              <w:t xml:space="preserve">4,441</w:t>
             </w:r>
           </w:p>
         </w:tc>
@@ -9915,7 +9915,7 @@
                 <w:sz w:val="18"/>
                 <w:szCs w:val="18"/>
               </w:rPr>
-              <w:t xml:space="preserve">96.0 dB</w:t>
+              <w:t xml:space="preserve">96.1 dB</w:t>
             </w:r>
           </w:p>
         </w:tc>
@@ -10100,7 +10100,7 @@
                 <w:sz w:val="18"/>
                 <w:szCs w:val="18"/>
               </w:rPr>
-              <w:t xml:space="preserve">3,277</w:t>
+              <w:t xml:space="preserve">3,308</w:t>
             </w:r>
           </w:p>
         </w:tc>
@@ -10315,7 +10315,7 @@
                 <w:sz w:val="18"/>
                 <w:szCs w:val="18"/>
               </w:rPr>
-              <w:t xml:space="preserve">2,582</w:t>
+              <w:t xml:space="preserve">2,589</w:t>
             </w:r>
           </w:p>
         </w:tc>
@@ -10960,7 +10960,7 @@
                 <w:sz w:val="18"/>
                 <w:szCs w:val="18"/>
               </w:rPr>
-              <w:t xml:space="preserve">1,463</w:t>
+              <w:t xml:space="preserve">1,462</w:t>
             </w:r>
           </w:p>
         </w:tc>
@@ -11420,7 +11420,7 @@
                 <w:sz w:val="18"/>
                 <w:szCs w:val="18"/>
               </w:rPr>
-              <w:t xml:space="preserve">61.5 dB</w:t>
+              <w:t xml:space="preserve">61.6 dB</w:t>
             </w:r>
           </w:p>
         </w:tc>
@@ -24303,7 +24303,7 @@
                 <w:sz w:val="18"/>
                 <w:szCs w:val="18"/>
               </w:rPr>
-              <w:t xml:space="preserve">493,282–495,054</w:t>
+              <w:t xml:space="preserve">493,282–495,066</w:t>
             </w:r>
           </w:p>
         </w:tc>
@@ -24888,7 +24888,7 @@
                 <w:sz w:val="18"/>
                 <w:szCs w:val="18"/>
               </w:rPr>
-              <w:t xml:space="preserve">63%</w:t>
+              <w:t xml:space="preserve">62%</w:t>
             </w:r>
           </w:p>
         </w:tc>
@@ -26896,7 +26896,7 @@
                 <w:sz w:val="15"/>
                 <w:szCs w:val="15"/>
               </w:rPr>
-              <w:t xml:space="preserve">5ebcd4f24cec2d62650b74021bcceb884cf4fa90dccfc6ed16c3d39491251df1</w:t>
+              <w:t xml:space="preserve">d0cd9de392c1562f67280d34905612cdda69ef34978da94b77740b75ed20849a</w:t>
             </w:r>
           </w:p>
         </w:tc>
@@ -27020,7 +27020,7 @@
                 <w:sz w:val="15"/>
                 <w:szCs w:val="15"/>
               </w:rPr>
-              <w:t xml:space="preserve">5128fbe1721762442b6428c7ddb7fd46adb805cb179ccf51a63f1eb09deb697b</w:t>
+              <w:t xml:space="preserve">fe187646874d838b31a4807c437be4688efc7dd0d902fcbaa09a6515e639106d</w:t>
             </w:r>
           </w:p>
         </w:tc>
@@ -27284,7 +27284,7 @@
           <w:sz w:val="21"/>
           <w:szCs w:val="21"/>
         </w:rPr>
-        <w:t xml:space="preserve">python -m pytest -v: 83 passed in 20.33s. The full output is in tests/evidence/logs/pytest.txt.</w:t>
+        <w:t xml:space="preserve">python -m pytest -v: 89 passed in 24.75s. The full output is in tests/evidence/logs/pytest.txt.</w:t>
       </w:r>
     </w:p>
     <w:p>
@@ -27607,7 +27607,7 @@
           <w:sz w:val="15"/>
           <w:szCs w:val="15"/>
         </w:rPr>
-        <w:t xml:space="preserve">test_advanced.py::test_video_lossy_output_refused PASSED</w:t>
+        <w:t xml:space="preserve">test_advanced.py::test_big_video_fails_fast_with_numbers PASSED</w:t>
       </w:r>
     </w:p>
     <w:p>
@@ -27624,7 +27624,7 @@
           <w:sz w:val="15"/>
           <w:szCs w:val="15"/>
         </w:rPr>
-        <w:t xml:space="preserve">test_attacks.py::test_every_attack_is_caught[png-1] PASSED</w:t>
+        <w:t xml:space="preserve">test_advanced.py::test_shrink_video_makes_a_small_lossless_cover PASSED</w:t>
       </w:r>
     </w:p>
     <w:p>
@@ -27641,7 +27641,7 @@
           <w:sz w:val="15"/>
           <w:szCs w:val="15"/>
         </w:rPr>
-        <w:t xml:space="preserve">test_attacks.py::test_every_attack_is_caught[png-2] PASSED</w:t>
+        <w:t xml:space="preserve">test_advanced.py::test_video_lossy_output_refused PASSED</w:t>
       </w:r>
     </w:p>
     <w:p>
@@ -27658,7 +27658,7 @@
           <w:sz w:val="15"/>
           <w:szCs w:val="15"/>
         </w:rPr>
-        <w:t xml:space="preserve">test_attacks.py::test_every_attack_is_caught[png-8] PASSED</w:t>
+        <w:t xml:space="preserve">test_attacks.py::test_every_attack_is_caught[png-1] PASSED</w:t>
       </w:r>
     </w:p>
     <w:p>
@@ -27675,7 +27675,7 @@
           <w:sz w:val="15"/>
           <w:szCs w:val="15"/>
         </w:rPr>
-        <w:t xml:space="preserve">test_attacks.py::test_every_attack_is_caught[wav-1] PASSED</w:t>
+        <w:t xml:space="preserve">test_attacks.py::test_every_attack_is_caught[png-2] PASSED</w:t>
       </w:r>
     </w:p>
     <w:p>
@@ -27692,7 +27692,7 @@
           <w:sz w:val="15"/>
           <w:szCs w:val="15"/>
         </w:rPr>
-        <w:t xml:space="preserve">test_attacks.py::test_every_attack_is_caught[wav-2] PASSED</w:t>
+        <w:t xml:space="preserve">test_attacks.py::test_every_attack_is_caught[png-8] PASSED</w:t>
       </w:r>
     </w:p>
     <w:p>
@@ -27709,7 +27709,7 @@
           <w:sz w:val="15"/>
           <w:szCs w:val="15"/>
         </w:rPr>
-        <w:t xml:space="preserve">test_attacks.py::test_every_attack_is_caught[wav-8] PASSED</w:t>
+        <w:t xml:space="preserve">test_attacks.py::test_every_attack_is_caught[wav-1] PASSED</w:t>
       </w:r>
     </w:p>
     <w:p>
@@ -27726,7 +27726,7 @@
           <w:sz w:val="15"/>
           <w:szCs w:val="15"/>
         </w:rPr>
-        <w:t xml:space="preserve">test_attacks.py::test_real_replay_store_untouched PASSED</w:t>
+        <w:t xml:space="preserve">test_attacks.py::test_every_attack_is_caught[wav-2] PASSED</w:t>
       </w:r>
     </w:p>
     <w:p>
@@ -27743,7 +27743,7 @@
           <w:sz w:val="15"/>
           <w:szCs w:val="15"/>
         </w:rPr>
-        <w:t xml:space="preserve">test_attacks.py::test_needs_an_authentic_file PASSED</w:t>
+        <w:t xml:space="preserve">test_attacks.py::test_every_attack_is_caught[wav-8] PASSED</w:t>
       </w:r>
     </w:p>
     <w:p>
@@ -27760,7 +27760,7 @@
           <w:sz w:val="15"/>
           <w:szCs w:val="15"/>
         </w:rPr>
-        <w:t xml:space="preserve">test_core.py::test_lsb_roundtrip_wraps_around PASSED</w:t>
+        <w:t xml:space="preserve">test_attacks.py::test_real_replay_store_untouched PASSED</w:t>
       </w:r>
     </w:p>
     <w:p>
@@ -27777,7 +27777,7 @@
           <w:sz w:val="15"/>
           <w:szCs w:val="15"/>
         </w:rPr>
-        <w:t xml:space="preserve">test_core.py::test_image_authentic_all_k[1] PASSED</w:t>
+        <w:t xml:space="preserve">test_attacks.py::test_needs_an_authentic_file PASSED</w:t>
       </w:r>
     </w:p>
     <w:p>
@@ -27794,7 +27794,7 @@
           <w:sz w:val="15"/>
           <w:szCs w:val="15"/>
         </w:rPr>
-        <w:t xml:space="preserve">test_core.py::test_image_authentic_all_k[2] PASSED</w:t>
+        <w:t xml:space="preserve">test_core.py::test_lsb_roundtrip_wraps_around PASSED</w:t>
       </w:r>
     </w:p>
     <w:p>
@@ -27811,7 +27811,7 @@
           <w:sz w:val="15"/>
           <w:szCs w:val="15"/>
         </w:rPr>
-        <w:t xml:space="preserve">test_core.py::test_image_authentic_all_k[3] PASSED</w:t>
+        <w:t xml:space="preserve">test_core.py::test_image_authentic_all_k[1] PASSED</w:t>
       </w:r>
     </w:p>
     <w:p>
@@ -27828,7 +27828,7 @@
           <w:sz w:val="15"/>
           <w:szCs w:val="15"/>
         </w:rPr>
-        <w:t xml:space="preserve">test_core.py::test_image_authentic_all_k[4] PASSED</w:t>
+        <w:t xml:space="preserve">test_core.py::test_image_authentic_all_k[2] PASSED</w:t>
       </w:r>
     </w:p>
     <w:p>
@@ -27845,7 +27845,7 @@
           <w:sz w:val="15"/>
           <w:szCs w:val="15"/>
         </w:rPr>
-        <w:t xml:space="preserve">test_core.py::test_image_authentic_all_k[5] PASSED</w:t>
+        <w:t xml:space="preserve">test_core.py::test_image_authentic_all_k[3] PASSED</w:t>
       </w:r>
     </w:p>
     <w:p>
@@ -27862,7 +27862,7 @@
           <w:sz w:val="15"/>
           <w:szCs w:val="15"/>
         </w:rPr>
-        <w:t xml:space="preserve">test_core.py::test_image_authentic_all_k[6] PASSED</w:t>
+        <w:t xml:space="preserve">test_core.py::test_image_authentic_all_k[4] PASSED</w:t>
       </w:r>
     </w:p>
     <w:p>
@@ -27879,7 +27879,7 @@
           <w:sz w:val="15"/>
           <w:szCs w:val="15"/>
         </w:rPr>
-        <w:t xml:space="preserve">test_core.py::test_image_authentic_all_k[7] PASSED</w:t>
+        <w:t xml:space="preserve">test_core.py::test_image_authentic_all_k[5] PASSED</w:t>
       </w:r>
     </w:p>
     <w:p>
@@ -27896,7 +27896,7 @@
           <w:sz w:val="15"/>
           <w:szCs w:val="15"/>
         </w:rPr>
-        <w:t xml:space="preserve">test_core.py::test_image_authentic_all_k[8] PASSED</w:t>
+        <w:t xml:space="preserve">test_core.py::test_image_authentic_all_k[6] PASSED</w:t>
       </w:r>
     </w:p>
     <w:p>
@@ -27913,7 +27913,7 @@
           <w:sz w:val="15"/>
           <w:szCs w:val="15"/>
         </w:rPr>
-        <w:t xml:space="preserve">test_core.py::test_audio_authentic[1] PASSED</w:t>
+        <w:t xml:space="preserve">test_core.py::test_image_authentic_all_k[7] PASSED</w:t>
       </w:r>
     </w:p>
     <w:p>
@@ -27930,7 +27930,7 @@
           <w:sz w:val="15"/>
           <w:szCs w:val="15"/>
         </w:rPr>
-        <w:t xml:space="preserve">test_core.py::test_audio_authentic[4] PASSED</w:t>
+        <w:t xml:space="preserve">test_core.py::test_image_authentic_all_k[8] PASSED</w:t>
       </w:r>
     </w:p>
     <w:p>
@@ -27947,7 +27947,7 @@
           <w:sz w:val="15"/>
           <w:szCs w:val="15"/>
         </w:rPr>
-        <w:t xml:space="preserve">test_core.py::test_audio_authentic[8] PASSED</w:t>
+        <w:t xml:space="preserve">test_core.py::test_audio_authentic[1] PASSED</w:t>
       </w:r>
     </w:p>
     <w:p>
@@ -27964,7 +27964,7 @@
           <w:sz w:val="15"/>
           <w:szCs w:val="15"/>
         </w:rPr>
-        <w:t xml:space="preserve">test_core.py::test_audio_high_byte_untouched PASSED</w:t>
+        <w:t xml:space="preserve">test_core.py::test_audio_authentic[4] PASSED</w:t>
       </w:r>
     </w:p>
     <w:p>
@@ -27981,7 +27981,7 @@
           <w:sz w:val="15"/>
           <w:szCs w:val="15"/>
         </w:rPr>
-        <w:t xml:space="preserve">test_core.py::test_audio_formats_roundtrip_and_preserve_non_carrier_bytes[pcm_wav0] PASSED</w:t>
+        <w:t xml:space="preserve">test_core.py::test_audio_authentic[8] PASSED</w:t>
       </w:r>
     </w:p>
     <w:p>
@@ -27998,7 +27998,7 @@
           <w:sz w:val="15"/>
           <w:szCs w:val="15"/>
         </w:rPr>
-        <w:t xml:space="preserve">test_core.py::test_audio_formats_roundtrip_and_preserve_non_carrier_bytes[pcm_wav1] PASSED</w:t>
+        <w:t xml:space="preserve">test_core.py::test_audio_high_byte_untouched PASSED</w:t>
       </w:r>
     </w:p>
     <w:p>
@@ -28015,7 +28015,7 @@
           <w:sz w:val="15"/>
           <w:szCs w:val="15"/>
         </w:rPr>
-        <w:t xml:space="preserve">test_core.py::test_audio_formats_roundtrip_and_preserve_non_carrier_bytes[pcm_wav2] PASSED</w:t>
+        <w:t xml:space="preserve">test_core.py::test_audio_formats_roundtrip_and_preserve_non_carrier_bytes[pcm_wav0] PASSED</w:t>
       </w:r>
     </w:p>
     <w:p>
@@ -28032,7 +28032,7 @@
           <w:sz w:val="15"/>
           <w:szCs w:val="15"/>
         </w:rPr>
-        <w:t xml:space="preserve">test_core.py::test_audio_formats_roundtrip_and_preserve_non_carrier_bytes[pcm_wav3] PASSED</w:t>
+        <w:t xml:space="preserve">test_core.py::test_audio_formats_roundtrip_and_preserve_non_carrier_bytes[pcm_wav1] PASSED</w:t>
       </w:r>
     </w:p>
     <w:p>
@@ -28049,7 +28049,7 @@
           <w:sz w:val="15"/>
           <w:szCs w:val="15"/>
         </w:rPr>
-        <w:t xml:space="preserve">test_core.py::test_audio_formats_roundtrip_and_preserve_non_carrier_bytes[pcm_wav4] PASSED</w:t>
+        <w:t xml:space="preserve">test_core.py::test_audio_formats_roundtrip_and_preserve_non_carrier_bytes[pcm_wav2] PASSED</w:t>
       </w:r>
     </w:p>
     <w:p>
@@ -28066,7 +28066,7 @@
           <w:sz w:val="15"/>
           <w:szCs w:val="15"/>
         </w:rPr>
-        <w:t xml:space="preserve">test_core.py::test_audio_formats_roundtrip_and_preserve_non_carrier_bytes[pcm_wav5] PASSED</w:t>
+        <w:t xml:space="preserve">test_core.py::test_audio_formats_roundtrip_and_preserve_non_carrier_bytes[pcm_wav3] PASSED</w:t>
       </w:r>
     </w:p>
     <w:p>
@@ -28083,7 +28083,7 @@
           <w:sz w:val="15"/>
           <w:szCs w:val="15"/>
         </w:rPr>
-        <w:t xml:space="preserve">test_core.py::test_audio_waveform_is_normalised_for_pcm_widths[1] PASSED</w:t>
+        <w:t xml:space="preserve">test_core.py::test_audio_formats_roundtrip_and_preserve_non_carrier_bytes[pcm_wav4] PASSED</w:t>
       </w:r>
     </w:p>
     <w:p>
@@ -28100,7 +28100,7 @@
           <w:sz w:val="15"/>
           <w:szCs w:val="15"/>
         </w:rPr>
-        <w:t xml:space="preserve">test_core.py::test_audio_waveform_is_normalised_for_pcm_widths[2] PASSED</w:t>
+        <w:t xml:space="preserve">test_core.py::test_audio_formats_roundtrip_and_preserve_non_carrier_bytes[pcm_wav5] PASSED</w:t>
       </w:r>
     </w:p>
     <w:p>
@@ -28117,7 +28117,7 @@
           <w:sz w:val="15"/>
           <w:szCs w:val="15"/>
         </w:rPr>
-        <w:t xml:space="preserve">test_core.py::test_audio_waveform_is_normalised_for_pcm_widths[3] PASSED</w:t>
+        <w:t xml:space="preserve">test_core.py::test_audio_waveform_is_normalised_for_pcm_widths[1] PASSED</w:t>
       </w:r>
     </w:p>
     <w:p>
@@ -28134,7 +28134,7 @@
           <w:sz w:val="15"/>
           <w:szCs w:val="15"/>
         </w:rPr>
-        <w:t xml:space="preserve">test_core.py::test_stereo_ten_second_capacity_at_two_lsbs PASSED</w:t>
+        <w:t xml:space="preserve">test_core.py::test_audio_waveform_is_normalised_for_pcm_widths[2] PASSED</w:t>
       </w:r>
     </w:p>
     <w:p>
@@ -28151,7 +28151,7 @@
           <w:sz w:val="15"/>
           <w:szCs w:val="15"/>
         </w:rPr>
-        <w:t xml:space="preserve">test_core.py::test_encrypted_message PASSED</w:t>
+        <w:t xml:space="preserve">test_core.py::test_audio_waveform_is_normalised_for_pcm_widths[3] PASSED</w:t>
       </w:r>
     </w:p>
     <w:p>
@@ -28168,7 +28168,7 @@
           <w:sz w:val="15"/>
           <w:szCs w:val="15"/>
         </w:rPr>
-        <w:t xml:space="preserve">test_core.py::test_wrong_key_gives_wrong_start PASSED</w:t>
+        <w:t xml:space="preserve">test_core.py::test_stereo_ten_second_capacity_at_two_lsbs PASSED</w:t>
       </w:r>
     </w:p>
     <w:p>
@@ -28185,7 +28185,7 @@
           <w:sz w:val="15"/>
           <w:szCs w:val="15"/>
         </w:rPr>
-        <w:t xml:space="preserve">test_core.py::test_wrong_start_offset PASSED</w:t>
+        <w:t xml:space="preserve">test_core.py::test_encrypted_message PASSED</w:t>
       </w:r>
     </w:p>
     <w:p>
@@ -28202,7 +28202,7 @@
           <w:sz w:val="15"/>
           <w:szCs w:val="15"/>
         </w:rPr>
-        <w:t xml:space="preserve">test_core.py::test_wrong_public_key PASSED</w:t>
+        <w:t xml:space="preserve">test_core.py::test_wrong_key_gives_wrong_start PASSED</w:t>
       </w:r>
     </w:p>
     <w:p>
@@ -28219,7 +28219,7 @@
           <w:sz w:val="15"/>
           <w:szCs w:val="15"/>
         </w:rPr>
-        <w:t xml:space="preserve">test_core.py::test_tampered_outside_payload PASSED</w:t>
+        <w:t xml:space="preserve">test_core.py::test_wrong_start_offset PASSED</w:t>
       </w:r>
     </w:p>
     <w:p>
@@ -28236,7 +28236,7 @@
           <w:sz w:val="15"/>
           <w:szCs w:val="15"/>
         </w:rPr>
-        <w:t xml:space="preserve">test_core.py::test_tampered_audio_upper_bits_in_region PASSED</w:t>
+        <w:t xml:space="preserve">test_core.py::test_wrong_public_key PASSED</w:t>
       </w:r>
     </w:p>
     <w:p>
@@ -28253,7 +28253,7 @@
           <w:sz w:val="15"/>
           <w:szCs w:val="15"/>
         </w:rPr>
-        <w:t xml:space="preserve">test_core.py::test_payload_bits_corrupted PASSED</w:t>
+        <w:t xml:space="preserve">test_core.py::test_tampered_outside_payload PASSED</w:t>
       </w:r>
     </w:p>
     <w:p>
@@ -28270,7 +28270,7 @@
           <w:sz w:val="15"/>
           <w:szCs w:val="15"/>
         </w:rPr>
-        <w:t xml:space="preserve">test_core.py::test_capacity_check PASSED</w:t>
+        <w:t xml:space="preserve">test_core.py::test_tampered_audio_upper_bits_in_region PASSED</w:t>
       </w:r>
     </w:p>
     <w:p>
@@ -28287,7 +28287,7 @@
           <w:sz w:val="15"/>
           <w:szCs w:val="15"/>
         </w:rPr>
-        <w:t xml:space="preserve">test_core.py::test_jpeg_output_refused PASSED</w:t>
+        <w:t xml:space="preserve">test_core.py::test_payload_bits_corrupted PASSED</w:t>
       </w:r>
     </w:p>
     <w:p>
@@ -28304,7 +28304,7 @@
           <w:sz w:val="15"/>
           <w:szCs w:val="15"/>
         </w:rPr>
-        <w:t xml:space="preserve">test_core.py::test_replay_nonce_unseen_by_default PASSED</w:t>
+        <w:t xml:space="preserve">test_core.py::test_capacity_check PASSED</w:t>
       </w:r>
     </w:p>
     <w:p>
@@ -28321,7 +28321,7 @@
           <w:sz w:val="15"/>
           <w:szCs w:val="15"/>
         </w:rPr>
-        <w:t xml:space="preserve">test_core.py::test_replay_nonce_seen_after_record PASSED</w:t>
+        <w:t xml:space="preserve">test_core.py::test_jpeg_output_refused PASSED</w:t>
       </w:r>
     </w:p>
     <w:p>
@@ -28338,7 +28338,7 @@
           <w:sz w:val="15"/>
           <w:szCs w:val="15"/>
         </w:rPr>
-        <w:t xml:space="preserve">test_core.py::test_replay_different_nonce_not_flagged PASSED</w:t>
+        <w:t xml:space="preserve">test_core.py::test_replay_nonce_unseen_by_default PASSED</w:t>
       </w:r>
     </w:p>
     <w:p>
@@ -28355,7 +28355,7 @@
           <w:sz w:val="15"/>
           <w:szCs w:val="15"/>
         </w:rPr>
-        <w:t xml:space="preserve">test_core.py::test_replay_clear_forgets_everything PASSED</w:t>
+        <w:t xml:space="preserve">test_core.py::test_replay_nonce_seen_after_record PASSED</w:t>
       </w:r>
     </w:p>
     <w:p>
@@ -28372,7 +28372,7 @@
           <w:sz w:val="15"/>
           <w:szCs w:val="15"/>
         </w:rPr>
-        <w:t xml:space="preserve">test_core.py::test_replay_clear_on_fresh_checkout PASSED</w:t>
+        <w:t xml:space="preserve">test_core.py::test_replay_different_nonce_not_flagged PASSED</w:t>
       </w:r>
     </w:p>
     <w:p>
@@ -28389,7 +28389,109 @@
           <w:sz w:val="15"/>
           <w:szCs w:val="15"/>
         </w:rPr>
+        <w:t xml:space="preserve">test_core.py::test_replay_clear_forgets_everything PASSED</w:t>
+      </w:r>
+    </w:p>
+    <w:p>
+      <w:pPr>
+        <w:shd w:fill="F3F4F6" w:color="auto" w:val="clear"/>
+        <w:spacing w:after="0" w:before="0"/>
+      </w:pPr>
+      <w:r>
+        <w:rPr>
+          <w:rFonts w:ascii="Consolas" w:cs="Consolas" w:eastAsia="Consolas" w:hAnsi="Consolas"/>
+          <w:b w:val="false"/>
+          <w:bCs w:val="false"/>
+          <w:color w:val="202124"/>
+          <w:sz w:val="15"/>
+          <w:szCs w:val="15"/>
+        </w:rPr>
+        <w:t xml:space="preserve">test_core.py::test_replay_clear_on_fresh_checkout PASSED</w:t>
+      </w:r>
+    </w:p>
+    <w:p>
+      <w:pPr>
+        <w:shd w:fill="F3F4F6" w:color="auto" w:val="clear"/>
+        <w:spacing w:after="0" w:before="0"/>
+      </w:pPr>
+      <w:r>
+        <w:rPr>
+          <w:rFonts w:ascii="Consolas" w:cs="Consolas" w:eastAsia="Consolas" w:hAnsi="Consolas"/>
+          <w:b w:val="false"/>
+          <w:bCs w:val="false"/>
+          <w:color w:val="202124"/>
+          <w:sz w:val="15"/>
+          <w:szCs w:val="15"/>
+        </w:rPr>
         <w:t xml:space="preserve">test_core.py::test_second_verify_is_replay_until_cleared PASSED</w:t>
+      </w:r>
+    </w:p>
+    <w:p>
+      <w:pPr>
+        <w:shd w:fill="F3F4F6" w:color="auto" w:val="clear"/>
+        <w:spacing w:after="0" w:before="0"/>
+      </w:pPr>
+      <w:r>
+        <w:rPr>
+          <w:rFonts w:ascii="Consolas" w:cs="Consolas" w:eastAsia="Consolas" w:hAnsi="Consolas"/>
+          <w:b w:val="false"/>
+          <w:bCs w:val="false"/>
+          <w:color w:val="202124"/>
+          <w:sz w:val="15"/>
+          <w:szCs w:val="15"/>
+        </w:rPr>
+        <w:t xml:space="preserve">test_core.py::test_psnr_identical_is_infinite PASSED</w:t>
+      </w:r>
+    </w:p>
+    <w:p>
+      <w:pPr>
+        <w:shd w:fill="F3F4F6" w:color="auto" w:val="clear"/>
+        <w:spacing w:after="0" w:before="0"/>
+      </w:pPr>
+      <w:r>
+        <w:rPr>
+          <w:rFonts w:ascii="Consolas" w:cs="Consolas" w:eastAsia="Consolas" w:hAnsi="Consolas"/>
+          <w:b w:val="false"/>
+          <w:bCs w:val="false"/>
+          <w:color w:val="202124"/>
+          <w:sz w:val="15"/>
+          <w:szCs w:val="15"/>
+        </w:rPr>
+        <w:t xml:space="preserve">test_core.py::test_psnr_drops_as_k_rises PASSED</w:t>
+      </w:r>
+    </w:p>
+    <w:p>
+      <w:pPr>
+        <w:shd w:fill="F3F4F6" w:color="auto" w:val="clear"/>
+        <w:spacing w:after="0" w:before="0"/>
+      </w:pPr>
+      <w:r>
+        <w:rPr>
+          <w:rFonts w:ascii="Consolas" w:cs="Consolas" w:eastAsia="Consolas" w:hAnsi="Consolas"/>
+          <w:b w:val="false"/>
+          <w:bCs w:val="false"/>
+          <w:color w:val="202124"/>
+          <w:sz w:val="15"/>
+          <w:szCs w:val="15"/>
+        </w:rPr>
+        <w:t xml:space="preserve">test_core.py::test_jpeg_cover_saved_as_png_is_authentic PASSED</w:t>
+      </w:r>
+    </w:p>
+    <w:p>
+      <w:pPr>
+        <w:shd w:fill="F3F4F6" w:color="auto" w:val="clear"/>
+        <w:spacing w:after="0" w:before="0"/>
+      </w:pPr>
+      <w:r>
+        <w:rPr>
+          <w:rFonts w:ascii="Consolas" w:cs="Consolas" w:eastAsia="Consolas" w:hAnsi="Consolas"/>
+          <w:b w:val="false"/>
+          <w:bCs w:val="false"/>
+          <w:color w:val="202124"/>
+          <w:sz w:val="15"/>
+          <w:szCs w:val="15"/>
+        </w:rPr>
+        <w:t xml:space="preserve">test_core.py::test_jpeg_recompression_destroys_payload PASSED</w:t>
       </w:r>
     </w:p>
     <w:p>
